--- a/forms/09-study-template.docx
+++ b/forms/09-study-template.docx
@@ -9,12 +9,13 @@
       </w:pPr>
       <w:r>
         <w:rPr>
+          <w:rFonts w:ascii="Noto Naskh Arabic" w:hAnsi="Noto Naskh Arabic" w:cs="adwa-assalaf"/>
           <w:b/>
           <w:color w:val="B8860B"/>
           <w:sz w:val="22"/>
           <w:rtl/>
-          <w:szCs w:val="22"/>
           <w:bCs/>
+          <w:szCs w:val="26"/>
         </w:rPr>
         <w:t>إدارة الدراسات والبحوث التراثية الإماراتية</w:t>
       </w:r>
@@ -29,12 +30,13 @@
       </w:pPr>
       <w:r>
         <w:rPr>
+          <w:rFonts w:ascii="Noto Naskh Arabic" w:hAnsi="Noto Naskh Arabic" w:cs="adwa-assalaf"/>
           <w:b/>
           <w:color w:val="1F4E79"/>
           <w:sz w:val="40"/>
           <w:rtl/>
-          <w:szCs w:val="40"/>
           <w:bCs/>
+          <w:szCs w:val="44"/>
         </w:rPr>
         <w:t>نموذج الدراسة البحثية التراثية المحكّمة</w:t>
       </w:r>
@@ -46,66 +48,166 @@
       </w:pPr>
       <w:r>
         <w:rPr>
+          <w:rFonts w:ascii="Noto Naskh Arabic" w:hAnsi="Noto Naskh Arabic" w:cs="adwa-assalaf"/>
           <w:b/>
           <w:color w:val="5B6B7A"/>
           <w:sz w:val="22"/>
           <w:rtl/>
-          <w:szCs w:val="22"/>
           <w:bCs/>
+          <w:szCs w:val="26"/>
         </w:rPr>
         <w:t>الوثيقة:</w:t>
       </w:r>
       <w:r>
         <w:rPr>
+          <w:rFonts w:ascii="Noto Naskh Arabic" w:hAnsi="Noto Naskh Arabic" w:cs="adwa-assalaf"/>
           <w:b w:val="0"/>
           <w:color w:val="5B6B7A"/>
           <w:sz w:val="22"/>
           <w:rtl/>
-          <w:szCs w:val="22"/>
+          <w:szCs w:val="26"/>
         </w:rPr>
-        <w:t xml:space="preserve"> 09 · </w:t>
+        <w:t xml:space="preserve"> </w:t>
       </w:r>
       <w:r>
         <w:rPr>
+          <w:rFonts w:ascii="Noto Naskh Arabic" w:hAnsi="Noto Naskh Arabic" w:cs="Noto Naskh Arabic"/>
+          <w:b w:val="0"/>
+          <w:color w:val="5B6B7A"/>
+          <w:sz w:val="22"/>
+          <w:szCs w:val="22"/>
+        </w:rPr>
+        <w:t>09</w:t>
+      </w:r>
+      <w:r>
+        <w:rPr>
+          <w:rFonts w:ascii="Noto Naskh Arabic" w:hAnsi="Noto Naskh Arabic" w:cs="adwa-assalaf"/>
+          <w:b w:val="0"/>
+          <w:color w:val="5B6B7A"/>
+          <w:sz w:val="22"/>
+          <w:rtl/>
+          <w:szCs w:val="26"/>
+        </w:rPr>
+        <w:t xml:space="preserve"> · </w:t>
+      </w:r>
+      <w:r>
+        <w:rPr>
+          <w:rFonts w:ascii="Noto Naskh Arabic" w:hAnsi="Noto Naskh Arabic" w:cs="adwa-assalaf"/>
           <w:b/>
           <w:color w:val="5B6B7A"/>
           <w:sz w:val="22"/>
           <w:rtl/>
-          <w:szCs w:val="22"/>
           <w:bCs/>
+          <w:szCs w:val="26"/>
         </w:rPr>
         <w:t>المهارة:</w:t>
       </w:r>
       <w:r>
         <w:rPr>
+          <w:rFonts w:ascii="Noto Naskh Arabic" w:hAnsi="Noto Naskh Arabic" w:cs="adwa-assalaf"/>
           <w:b w:val="0"/>
           <w:color w:val="5B6B7A"/>
           <w:sz w:val="22"/>
           <w:rtl/>
-          <w:szCs w:val="22"/>
+          <w:szCs w:val="26"/>
         </w:rPr>
-        <w:t xml:space="preserve"> SK-BOOK / المخرجات البحثية · </w:t>
+        <w:t xml:space="preserve"> </w:t>
       </w:r>
       <w:r>
         <w:rPr>
+          <w:rFonts w:ascii="Noto Naskh Arabic" w:hAnsi="Noto Naskh Arabic" w:cs="Noto Naskh Arabic"/>
+          <w:b w:val="0"/>
+          <w:color w:val="5B6B7A"/>
+          <w:sz w:val="22"/>
+          <w:szCs w:val="22"/>
+        </w:rPr>
+        <w:t>SK-BOOK</w:t>
+      </w:r>
+      <w:r>
+        <w:rPr>
+          <w:rFonts w:ascii="Noto Naskh Arabic" w:hAnsi="Noto Naskh Arabic" w:cs="adwa-assalaf"/>
+          <w:b w:val="0"/>
+          <w:color w:val="5B6B7A"/>
+          <w:sz w:val="22"/>
+          <w:rtl/>
+          <w:szCs w:val="26"/>
+        </w:rPr>
+        <w:t xml:space="preserve"> / المخرجات البحثية · </w:t>
+      </w:r>
+      <w:r>
+        <w:rPr>
+          <w:rFonts w:ascii="Noto Naskh Arabic" w:hAnsi="Noto Naskh Arabic" w:cs="adwa-assalaf"/>
           <w:b/>
           <w:color w:val="5B6B7A"/>
           <w:sz w:val="22"/>
           <w:rtl/>
-          <w:szCs w:val="22"/>
           <w:bCs/>
+          <w:szCs w:val="26"/>
         </w:rPr>
         <w:t>المسؤول:</w:t>
       </w:r>
       <w:r>
         <w:rPr>
+          <w:rFonts w:ascii="Noto Naskh Arabic" w:hAnsi="Noto Naskh Arabic" w:cs="adwa-assalaf"/>
           <w:b w:val="0"/>
           <w:color w:val="5B6B7A"/>
           <w:sz w:val="22"/>
           <w:rtl/>
+          <w:szCs w:val="26"/>
+        </w:rPr>
+        <w:t xml:space="preserve"> </w:t>
+      </w:r>
+      <w:r>
+        <w:rPr>
+          <w:rFonts w:ascii="Noto Naskh Arabic" w:hAnsi="Noto Naskh Arabic" w:cs="Noto Naskh Arabic"/>
+          <w:b w:val="0"/>
+          <w:color w:val="5B6B7A"/>
+          <w:sz w:val="22"/>
           <w:szCs w:val="22"/>
         </w:rPr>
-        <w:t xml:space="preserve"> AG-PUB بالتعاون مع المؤلفين، ويُدقق AG-SRC وAG-ETH.</w:t>
+        <w:t>AG-PUB</w:t>
+      </w:r>
+      <w:r>
+        <w:rPr>
+          <w:rFonts w:ascii="Noto Naskh Arabic" w:hAnsi="Noto Naskh Arabic" w:cs="adwa-assalaf"/>
+          <w:b w:val="0"/>
+          <w:color w:val="5B6B7A"/>
+          <w:sz w:val="22"/>
+          <w:rtl/>
+          <w:szCs w:val="26"/>
+        </w:rPr>
+        <w:t xml:space="preserve"> بالتعاون مع المؤلفين، ويُدقق </w:t>
+      </w:r>
+      <w:r>
+        <w:rPr>
+          <w:rFonts w:ascii="Noto Naskh Arabic" w:hAnsi="Noto Naskh Arabic" w:cs="Noto Naskh Arabic"/>
+          <w:b w:val="0"/>
+          <w:color w:val="5B6B7A"/>
+          <w:sz w:val="22"/>
+          <w:szCs w:val="22"/>
+        </w:rPr>
+        <w:t>AG-SRC</w:t>
+      </w:r>
+      <w:r>
+        <w:rPr>
+          <w:rFonts w:ascii="Noto Naskh Arabic" w:hAnsi="Noto Naskh Arabic" w:cs="adwa-assalaf"/>
+          <w:b w:val="0"/>
+          <w:color w:val="5B6B7A"/>
+          <w:sz w:val="22"/>
+          <w:rtl/>
+          <w:szCs w:val="26"/>
+        </w:rPr>
+        <w:t xml:space="preserve"> و</w:t>
+      </w:r>
+      <w:r>
+        <w:rPr>
+          <w:rFonts w:ascii="Noto Naskh Arabic" w:hAnsi="Noto Naskh Arabic" w:cs="Noto Naskh Arabic"/>
+          <w:b w:val="0"/>
+          <w:color w:val="5B6B7A"/>
+          <w:sz w:val="22"/>
+          <w:szCs w:val="22"/>
+        </w:rPr>
+        <w:t>AG-ETH.</w:t>
       </w:r>
     </w:p>
     <w:p>
@@ -115,62 +217,110 @@
       </w:pPr>
       <w:r>
         <w:rPr>
+          <w:rFonts w:ascii="Noto Naskh Arabic" w:hAnsi="Noto Naskh Arabic" w:cs="adwa-assalaf"/>
           <w:b/>
           <w:color w:val="5B6B7A"/>
           <w:sz w:val="22"/>
           <w:rtl/>
-          <w:szCs w:val="22"/>
           <w:bCs/>
+          <w:szCs w:val="26"/>
         </w:rPr>
         <w:t>الاستعمال:</w:t>
       </w:r>
       <w:r>
         <w:rPr>
+          <w:rFonts w:ascii="Noto Naskh Arabic" w:hAnsi="Noto Naskh Arabic" w:cs="adwa-assalaf"/>
           <w:b w:val="0"/>
           <w:color w:val="5B6B7A"/>
           <w:sz w:val="22"/>
           <w:rtl/>
-          <w:szCs w:val="22"/>
+          <w:szCs w:val="26"/>
         </w:rPr>
-        <w:t xml:space="preserve"> هيكل إلزامي لكل دراسة تمرّ بالمرحلتين S11 </w:t>
+        <w:t xml:space="preserve"> هيكل إلزامي لكل دراسة تمرّ بالمرحلتين </w:t>
       </w:r>
       <w:r>
         <w:rPr>
+          <w:rFonts w:ascii="Noto Naskh Arabic" w:hAnsi="Noto Naskh Arabic" w:cs="Noto Naskh Arabic"/>
+          <w:b w:val="0"/>
+          <w:color w:val="5B6B7A"/>
+          <w:sz w:val="22"/>
+          <w:szCs w:val="22"/>
+        </w:rPr>
+        <w:t>S11</w:t>
+      </w:r>
+      <w:r>
+        <w:rPr>
+          <w:rFonts w:ascii="Noto Naskh Arabic" w:hAnsi="Noto Naskh Arabic" w:cs="adwa-assalaf"/>
+          <w:b w:val="0"/>
+          <w:color w:val="5B6B7A"/>
+          <w:sz w:val="22"/>
+          <w:rtl/>
+          <w:szCs w:val="26"/>
+        </w:rPr>
+        <w:t xml:space="preserve"> </w:t>
+      </w:r>
+      <w:r>
+        <w:rPr>
+          <w:rFonts w:ascii="Noto Naskh Arabic" w:hAnsi="Noto Naskh Arabic" w:cs="adwa-assalaf"/>
           <w:b w:val="0"/>
           <w:color w:val="FF0000"/>
           <w:sz w:val="22"/>
           <w:rtl/>
-          <w:szCs w:val="22"/>
+          <w:szCs w:val="26"/>
         </w:rPr>
         <w:t>(كتابة النتائج)</w:t>
       </w:r>
       <w:r>
         <w:rPr>
+          <w:rFonts w:ascii="Noto Naskh Arabic" w:hAnsi="Noto Naskh Arabic" w:cs="adwa-assalaf"/>
           <w:b w:val="0"/>
           <w:color w:val="5B6B7A"/>
           <w:sz w:val="22"/>
           <w:rtl/>
-          <w:szCs w:val="22"/>
+          <w:szCs w:val="26"/>
         </w:rPr>
-        <w:t xml:space="preserve"> وS12 </w:t>
+        <w:t xml:space="preserve"> و</w:t>
       </w:r>
       <w:r>
         <w:rPr>
+          <w:rFonts w:ascii="Noto Naskh Arabic" w:hAnsi="Noto Naskh Arabic" w:cs="Noto Naskh Arabic"/>
+          <w:b w:val="0"/>
+          <w:color w:val="5B6B7A"/>
+          <w:sz w:val="22"/>
+          <w:szCs w:val="22"/>
+        </w:rPr>
+        <w:t>S12</w:t>
+      </w:r>
+      <w:r>
+        <w:rPr>
+          <w:rFonts w:ascii="Noto Naskh Arabic" w:hAnsi="Noto Naskh Arabic" w:cs="adwa-assalaf"/>
+          <w:b w:val="0"/>
+          <w:color w:val="5B6B7A"/>
+          <w:sz w:val="22"/>
+          <w:rtl/>
+          <w:szCs w:val="26"/>
+        </w:rPr>
+        <w:t xml:space="preserve"> </w:t>
+      </w:r>
+      <w:r>
+        <w:rPr>
+          <w:rFonts w:ascii="Noto Naskh Arabic" w:hAnsi="Noto Naskh Arabic" w:cs="adwa-assalaf"/>
           <w:b w:val="0"/>
           <w:color w:val="FF0000"/>
           <w:sz w:val="22"/>
           <w:rtl/>
-          <w:szCs w:val="22"/>
+          <w:szCs w:val="26"/>
         </w:rPr>
         <w:t>(التحكيم العلمي)</w:t>
       </w:r>
       <w:r>
         <w:rPr>
+          <w:rFonts w:ascii="Noto Naskh Arabic" w:hAnsi="Noto Naskh Arabic" w:cs="adwa-assalaf"/>
           <w:b w:val="0"/>
           <w:color w:val="5B6B7A"/>
           <w:sz w:val="22"/>
           <w:rtl/>
-          <w:szCs w:val="22"/>
+          <w:szCs w:val="26"/>
         </w:rPr>
         <w:t>. الأطوال الواردة إرشادية وتُعدَّل بقرار تحريري مسبب.</w:t>
       </w:r>
@@ -182,14 +332,26 @@
       </w:pPr>
       <w:r>
         <w:rPr>
+          <w:rFonts w:ascii="Noto Naskh Arabic" w:hAnsi="Noto Naskh Arabic" w:cs="Noto Naskh Arabic"/>
+          <w:b/>
+          <w:color w:val="1F4E79"/>
+          <w:sz w:val="32"/>
+          <w:bCs/>
+          <w:szCs w:val="32"/>
+        </w:rPr>
+        <w:t>1.</w:t>
+      </w:r>
+      <w:r>
+        <w:rPr>
+          <w:rFonts w:ascii="Noto Naskh Arabic" w:hAnsi="Noto Naskh Arabic" w:cs="adwa-assalaf"/>
           <w:b/>
           <w:color w:val="1F4E79"/>
           <w:sz w:val="32"/>
           <w:rtl/>
-          <w:szCs w:val="32"/>
           <w:bCs/>
+          <w:szCs w:val="36"/>
         </w:rPr>
-        <w:t>1. البنية العامة ونطاقات الكلمات</w:t>
+        <w:t xml:space="preserve"> البنية العامة ونطاقات الكلمات</w:t>
       </w:r>
     </w:p>
     <w:tbl>
@@ -220,12 +382,13 @@
             <w:r/>
             <w:r>
               <w:rPr>
+                <w:rFonts w:ascii="Noto Naskh Arabic" w:hAnsi="Noto Naskh Arabic" w:cs="adwa-assalaf"/>
                 <w:b/>
                 <w:color w:val="1F4E79"/>
                 <w:sz w:val="22"/>
                 <w:rtl/>
-                <w:szCs w:val="22"/>
                 <w:bCs/>
+                <w:szCs w:val="26"/>
               </w:rPr>
               <w:t>#</w:t>
             </w:r>
@@ -244,12 +407,13 @@
             <w:r/>
             <w:r>
               <w:rPr>
+                <w:rFonts w:ascii="Noto Naskh Arabic" w:hAnsi="Noto Naskh Arabic" w:cs="adwa-assalaf"/>
                 <w:b/>
                 <w:color w:val="1F4E79"/>
                 <w:sz w:val="22"/>
                 <w:rtl/>
-                <w:szCs w:val="22"/>
                 <w:bCs/>
+                <w:szCs w:val="26"/>
               </w:rPr>
               <w:t>القسم</w:t>
             </w:r>
@@ -268,12 +432,13 @@
             <w:r/>
             <w:r>
               <w:rPr>
+                <w:rFonts w:ascii="Noto Naskh Arabic" w:hAnsi="Noto Naskh Arabic" w:cs="adwa-assalaf"/>
                 <w:b/>
                 <w:color w:val="1F4E79"/>
                 <w:sz w:val="22"/>
                 <w:rtl/>
-                <w:szCs w:val="22"/>
                 <w:bCs/>
+                <w:szCs w:val="26"/>
               </w:rPr>
               <w:t>نطاق الكلمات الإرشادي</w:t>
             </w:r>
@@ -292,12 +457,13 @@
             <w:r/>
             <w:r>
               <w:rPr>
+                <w:rFonts w:ascii="Noto Naskh Arabic" w:hAnsi="Noto Naskh Arabic" w:cs="adwa-assalaf"/>
                 <w:b/>
                 <w:color w:val="1F4E79"/>
                 <w:sz w:val="22"/>
                 <w:rtl/>
-                <w:szCs w:val="22"/>
                 <w:bCs/>
+                <w:szCs w:val="26"/>
               </w:rPr>
               <w:t>إلزامي</w:t>
             </w:r>
@@ -316,12 +482,13 @@
             <w:r/>
             <w:r>
               <w:rPr>
+                <w:rFonts w:ascii="Noto Naskh Arabic" w:hAnsi="Noto Naskh Arabic" w:cs="adwa-assalaf"/>
                 <w:b/>
                 <w:color w:val="1F4E79"/>
                 <w:sz w:val="22"/>
                 <w:rtl/>
-                <w:szCs w:val="22"/>
                 <w:bCs/>
+                <w:szCs w:val="26"/>
               </w:rPr>
               <w:t>ملاحظة</w:t>
             </w:r>
@@ -341,9 +508,9 @@
             <w:r/>
             <w:r>
               <w:rPr>
+                <w:rFonts w:ascii="Noto Naskh Arabic" w:hAnsi="Noto Naskh Arabic" w:cs="Noto Naskh Arabic"/>
                 <w:b w:val="0"/>
                 <w:sz w:val="22"/>
-                <w:rtl/>
                 <w:szCs w:val="22"/>
               </w:rPr>
               <w:t>0</w:t>
@@ -362,10 +529,11 @@
             <w:r/>
             <w:r>
               <w:rPr>
+                <w:rFonts w:ascii="Noto Naskh Arabic" w:hAnsi="Noto Naskh Arabic" w:cs="adwa-assalaf"/>
                 <w:b w:val="0"/>
                 <w:sz w:val="22"/>
                 <w:rtl/>
-                <w:szCs w:val="22"/>
+                <w:szCs w:val="26"/>
               </w:rPr>
               <w:t>صفحة العنوان والبيانات</w:t>
             </w:r>
@@ -383,10 +551,11 @@
             <w:r/>
             <w:r>
               <w:rPr>
+                <w:rFonts w:ascii="Noto Naskh Arabic" w:hAnsi="Noto Naskh Arabic" w:cs="adwa-assalaf"/>
                 <w:b w:val="0"/>
                 <w:sz w:val="22"/>
                 <w:rtl/>
-                <w:szCs w:val="22"/>
+                <w:szCs w:val="26"/>
               </w:rPr>
               <w:t>—</w:t>
             </w:r>
@@ -404,10 +573,11 @@
             <w:r/>
             <w:r>
               <w:rPr>
+                <w:rFonts w:ascii="Noto Naskh Arabic" w:hAnsi="Noto Naskh Arabic" w:cs="adwa-assalaf"/>
                 <w:b w:val="0"/>
                 <w:sz w:val="22"/>
                 <w:rtl/>
-                <w:szCs w:val="22"/>
+                <w:szCs w:val="26"/>
               </w:rPr>
               <w:t>✓</w:t>
             </w:r>
@@ -425,10 +595,11 @@
             <w:r/>
             <w:r>
               <w:rPr>
+                <w:rFonts w:ascii="Noto Naskh Arabic" w:hAnsi="Noto Naskh Arabic" w:cs="adwa-assalaf"/>
                 <w:b w:val="0"/>
                 <w:sz w:val="22"/>
                 <w:rtl/>
-                <w:szCs w:val="22"/>
+                <w:szCs w:val="26"/>
               </w:rPr>
               <w:t>تُحذف أسماء المؤلفين من نسخة التحكيم</w:t>
             </w:r>
@@ -448,9 +619,9 @@
             <w:r/>
             <w:r>
               <w:rPr>
+                <w:rFonts w:ascii="Noto Naskh Arabic" w:hAnsi="Noto Naskh Arabic" w:cs="Noto Naskh Arabic"/>
                 <w:b w:val="0"/>
                 <w:sz w:val="22"/>
-                <w:rtl/>
                 <w:szCs w:val="22"/>
               </w:rPr>
               <w:t>1</w:t>
@@ -469,10 +640,11 @@
             <w:r/>
             <w:r>
               <w:rPr>
+                <w:rFonts w:ascii="Noto Naskh Arabic" w:hAnsi="Noto Naskh Arabic" w:cs="adwa-assalaf"/>
                 <w:b w:val="0"/>
                 <w:sz w:val="22"/>
                 <w:rtl/>
-                <w:szCs w:val="22"/>
+                <w:szCs w:val="26"/>
               </w:rPr>
               <w:t>الملخص العربي</w:t>
             </w:r>
@@ -490,12 +662,31 @@
             <w:r/>
             <w:r>
               <w:rPr>
+                <w:rFonts w:ascii="Noto Naskh Arabic" w:hAnsi="Noto Naskh Arabic" w:cs="Noto Naskh Arabic"/>
                 <w:b w:val="0"/>
                 <w:sz w:val="22"/>
+                <w:szCs w:val="22"/>
+              </w:rPr>
+              <w:t>200</w:t>
+            </w:r>
+            <w:r>
+              <w:rPr>
+                <w:rFonts w:ascii="Noto Naskh Arabic" w:hAnsi="Noto Naskh Arabic" w:cs="adwa-assalaf"/>
+                <w:b w:val="0"/>
+                <w:sz w:val="22"/>
                 <w:rtl/>
+                <w:szCs w:val="26"/>
+              </w:rPr>
+              <w:t>–</w:t>
+            </w:r>
+            <w:r>
+              <w:rPr>
+                <w:rFonts w:ascii="Noto Naskh Arabic" w:hAnsi="Noto Naskh Arabic" w:cs="Noto Naskh Arabic"/>
+                <w:b w:val="0"/>
+                <w:sz w:val="22"/>
                 <w:szCs w:val="22"/>
               </w:rPr>
-              <w:t>200–300</w:t>
+              <w:t>300</w:t>
             </w:r>
           </w:p>
         </w:tc>
@@ -511,10 +702,11 @@
             <w:r/>
             <w:r>
               <w:rPr>
+                <w:rFonts w:ascii="Noto Naskh Arabic" w:hAnsi="Noto Naskh Arabic" w:cs="adwa-assalaf"/>
                 <w:b w:val="0"/>
                 <w:sz w:val="22"/>
                 <w:rtl/>
-                <w:szCs w:val="22"/>
+                <w:szCs w:val="26"/>
               </w:rPr>
               <w:t>✓</w:t>
             </w:r>
@@ -532,10 +724,11 @@
             <w:r/>
             <w:r>
               <w:rPr>
+                <w:rFonts w:ascii="Noto Naskh Arabic" w:hAnsi="Noto Naskh Arabic" w:cs="adwa-assalaf"/>
                 <w:b w:val="0"/>
                 <w:sz w:val="22"/>
                 <w:rtl/>
-                <w:szCs w:val="22"/>
+                <w:szCs w:val="26"/>
               </w:rPr>
               <w:t>—</w:t>
             </w:r>
@@ -555,12 +748,22 @@
             <w:r/>
             <w:r>
               <w:rPr>
+                <w:rFonts w:ascii="Noto Naskh Arabic" w:hAnsi="Noto Naskh Arabic" w:cs="Noto Naskh Arabic"/>
                 <w:b w:val="0"/>
                 <w:sz w:val="22"/>
+                <w:szCs w:val="22"/>
+              </w:rPr>
+              <w:t>1-</w:t>
+            </w:r>
+            <w:r>
+              <w:rPr>
+                <w:rFonts w:ascii="Noto Naskh Arabic" w:hAnsi="Noto Naskh Arabic" w:cs="adwa-assalaf"/>
+                <w:b w:val="0"/>
+                <w:sz w:val="22"/>
                 <w:rtl/>
-                <w:szCs w:val="22"/>
-              </w:rPr>
-              <w:t>1-ب</w:t>
+                <w:szCs w:val="26"/>
+              </w:rPr>
+              <w:t>ب</w:t>
             </w:r>
           </w:p>
         </w:tc>
@@ -576,10 +779,11 @@
             <w:r/>
             <w:r>
               <w:rPr>
+                <w:rFonts w:ascii="Noto Naskh Arabic" w:hAnsi="Noto Naskh Arabic" w:cs="adwa-assalaf"/>
                 <w:b w:val="0"/>
                 <w:sz w:val="22"/>
                 <w:rtl/>
-                <w:szCs w:val="22"/>
+                <w:szCs w:val="26"/>
               </w:rPr>
               <w:t>الملخص الإنجليزي</w:t>
             </w:r>
@@ -597,12 +801,31 @@
             <w:r/>
             <w:r>
               <w:rPr>
+                <w:rFonts w:ascii="Noto Naskh Arabic" w:hAnsi="Noto Naskh Arabic" w:cs="Noto Naskh Arabic"/>
                 <w:b w:val="0"/>
                 <w:sz w:val="22"/>
+                <w:szCs w:val="22"/>
+              </w:rPr>
+              <w:t>200</w:t>
+            </w:r>
+            <w:r>
+              <w:rPr>
+                <w:rFonts w:ascii="Noto Naskh Arabic" w:hAnsi="Noto Naskh Arabic" w:cs="adwa-assalaf"/>
+                <w:b w:val="0"/>
+                <w:sz w:val="22"/>
                 <w:rtl/>
+                <w:szCs w:val="26"/>
+              </w:rPr>
+              <w:t>–</w:t>
+            </w:r>
+            <w:r>
+              <w:rPr>
+                <w:rFonts w:ascii="Noto Naskh Arabic" w:hAnsi="Noto Naskh Arabic" w:cs="Noto Naskh Arabic"/>
+                <w:b w:val="0"/>
+                <w:sz w:val="22"/>
                 <w:szCs w:val="22"/>
               </w:rPr>
-              <w:t>200–300</w:t>
+              <w:t>300</w:t>
             </w:r>
           </w:p>
         </w:tc>
@@ -618,10 +841,11 @@
             <w:r/>
             <w:r>
               <w:rPr>
+                <w:rFonts w:ascii="Noto Naskh Arabic" w:hAnsi="Noto Naskh Arabic" w:cs="adwa-assalaf"/>
                 <w:b w:val="0"/>
                 <w:sz w:val="22"/>
                 <w:rtl/>
-                <w:szCs w:val="22"/>
+                <w:szCs w:val="26"/>
               </w:rPr>
               <w:t>✓</w:t>
             </w:r>
@@ -639,10 +863,11 @@
             <w:r/>
             <w:r>
               <w:rPr>
+                <w:rFonts w:ascii="Noto Naskh Arabic" w:hAnsi="Noto Naskh Arabic" w:cs="adwa-assalaf"/>
                 <w:b w:val="0"/>
                 <w:sz w:val="22"/>
                 <w:rtl/>
-                <w:szCs w:val="22"/>
+                <w:szCs w:val="26"/>
               </w:rPr>
               <w:t>ترجمة أمينة للملخص العربي</w:t>
             </w:r>
@@ -662,9 +887,9 @@
             <w:r/>
             <w:r>
               <w:rPr>
+                <w:rFonts w:ascii="Noto Naskh Arabic" w:hAnsi="Noto Naskh Arabic" w:cs="Noto Naskh Arabic"/>
                 <w:b w:val="0"/>
                 <w:sz w:val="22"/>
-                <w:rtl/>
                 <w:szCs w:val="22"/>
               </w:rPr>
               <w:t>2</w:t>
@@ -683,10 +908,11 @@
             <w:r/>
             <w:r>
               <w:rPr>
+                <w:rFonts w:ascii="Noto Naskh Arabic" w:hAnsi="Noto Naskh Arabic" w:cs="adwa-assalaf"/>
                 <w:b w:val="0"/>
                 <w:sz w:val="22"/>
                 <w:rtl/>
-                <w:szCs w:val="22"/>
+                <w:szCs w:val="26"/>
               </w:rPr>
               <w:t>الكلمات المفتاحية</w:t>
             </w:r>
@@ -704,12 +930,41 @@
             <w:r/>
             <w:r>
               <w:rPr>
+                <w:rFonts w:ascii="Noto Naskh Arabic" w:hAnsi="Noto Naskh Arabic" w:cs="Noto Naskh Arabic"/>
                 <w:b w:val="0"/>
                 <w:sz w:val="22"/>
+                <w:szCs w:val="22"/>
+              </w:rPr>
+              <w:t>4</w:t>
+            </w:r>
+            <w:r>
+              <w:rPr>
+                <w:rFonts w:ascii="Noto Naskh Arabic" w:hAnsi="Noto Naskh Arabic" w:cs="adwa-assalaf"/>
+                <w:b w:val="0"/>
+                <w:sz w:val="22"/>
                 <w:rtl/>
+                <w:szCs w:val="26"/>
+              </w:rPr>
+              <w:t>–</w:t>
+            </w:r>
+            <w:r>
+              <w:rPr>
+                <w:rFonts w:ascii="Noto Naskh Arabic" w:hAnsi="Noto Naskh Arabic" w:cs="Noto Naskh Arabic"/>
+                <w:b w:val="0"/>
+                <w:sz w:val="22"/>
                 <w:szCs w:val="22"/>
               </w:rPr>
-              <w:t>4–7 كلمات</w:t>
+              <w:t>7</w:t>
+            </w:r>
+            <w:r>
+              <w:rPr>
+                <w:rFonts w:ascii="Noto Naskh Arabic" w:hAnsi="Noto Naskh Arabic" w:cs="adwa-assalaf"/>
+                <w:b w:val="0"/>
+                <w:sz w:val="22"/>
+                <w:rtl/>
+                <w:szCs w:val="26"/>
+              </w:rPr>
+              <w:t xml:space="preserve"> كلمات</w:t>
             </w:r>
           </w:p>
         </w:tc>
@@ -725,10 +980,11 @@
             <w:r/>
             <w:r>
               <w:rPr>
+                <w:rFonts w:ascii="Noto Naskh Arabic" w:hAnsi="Noto Naskh Arabic" w:cs="adwa-assalaf"/>
                 <w:b w:val="0"/>
                 <w:sz w:val="22"/>
                 <w:rtl/>
-                <w:szCs w:val="22"/>
+                <w:szCs w:val="26"/>
               </w:rPr>
               <w:t>✓</w:t>
             </w:r>
@@ -746,10 +1002,11 @@
             <w:r/>
             <w:r>
               <w:rPr>
+                <w:rFonts w:ascii="Noto Naskh Arabic" w:hAnsi="Noto Naskh Arabic" w:cs="adwa-assalaf"/>
                 <w:b w:val="0"/>
                 <w:sz w:val="22"/>
                 <w:rtl/>
-                <w:szCs w:val="22"/>
+                <w:szCs w:val="26"/>
               </w:rPr>
               <w:t>—</w:t>
             </w:r>
@@ -769,9 +1026,9 @@
             <w:r/>
             <w:r>
               <w:rPr>
+                <w:rFonts w:ascii="Noto Naskh Arabic" w:hAnsi="Noto Naskh Arabic" w:cs="Noto Naskh Arabic"/>
                 <w:b w:val="0"/>
                 <w:sz w:val="22"/>
-                <w:rtl/>
                 <w:szCs w:val="22"/>
               </w:rPr>
               <w:t>3</w:t>
@@ -790,10 +1047,11 @@
             <w:r/>
             <w:r>
               <w:rPr>
+                <w:rFonts w:ascii="Noto Naskh Arabic" w:hAnsi="Noto Naskh Arabic" w:cs="adwa-assalaf"/>
                 <w:b w:val="0"/>
                 <w:sz w:val="22"/>
                 <w:rtl/>
-                <w:szCs w:val="22"/>
+                <w:szCs w:val="26"/>
               </w:rPr>
               <w:t>المقدمة</w:t>
             </w:r>
@@ -811,12 +1069,50 @@
             <w:r/>
             <w:r>
               <w:rPr>
+                <w:rFonts w:ascii="Noto Naskh Arabic" w:hAnsi="Noto Naskh Arabic" w:cs="Noto Naskh Arabic"/>
                 <w:b w:val="0"/>
                 <w:sz w:val="22"/>
+                <w:szCs w:val="22"/>
+              </w:rPr>
+              <w:t>800</w:t>
+            </w:r>
+            <w:r>
+              <w:rPr>
+                <w:rFonts w:ascii="Noto Naskh Arabic" w:hAnsi="Noto Naskh Arabic" w:cs="adwa-assalaf"/>
+                <w:b w:val="0"/>
+                <w:sz w:val="22"/>
                 <w:rtl/>
+                <w:szCs w:val="26"/>
+              </w:rPr>
+              <w:t>–</w:t>
+            </w:r>
+            <w:r>
+              <w:rPr>
+                <w:rFonts w:ascii="Noto Naskh Arabic" w:hAnsi="Noto Naskh Arabic" w:cs="Noto Naskh Arabic"/>
+                <w:b w:val="0"/>
+                <w:sz w:val="22"/>
                 <w:szCs w:val="22"/>
               </w:rPr>
-              <w:t>800–1,200</w:t>
+              <w:t>1</w:t>
+            </w:r>
+            <w:r>
+              <w:rPr>
+                <w:rFonts w:ascii="Noto Naskh Arabic" w:hAnsi="Noto Naskh Arabic" w:cs="adwa-assalaf"/>
+                <w:b w:val="0"/>
+                <w:sz w:val="22"/>
+                <w:rtl/>
+                <w:szCs w:val="26"/>
+              </w:rPr>
+              <w:t>,</w:t>
+            </w:r>
+            <w:r>
+              <w:rPr>
+                <w:rFonts w:ascii="Noto Naskh Arabic" w:hAnsi="Noto Naskh Arabic" w:cs="Noto Naskh Arabic"/>
+                <w:b w:val="0"/>
+                <w:sz w:val="22"/>
+                <w:szCs w:val="22"/>
+              </w:rPr>
+              <w:t>200</w:t>
             </w:r>
           </w:p>
         </w:tc>
@@ -832,10 +1128,11 @@
             <w:r/>
             <w:r>
               <w:rPr>
+                <w:rFonts w:ascii="Noto Naskh Arabic" w:hAnsi="Noto Naskh Arabic" w:cs="adwa-assalaf"/>
                 <w:b w:val="0"/>
                 <w:sz w:val="22"/>
                 <w:rtl/>
-                <w:szCs w:val="22"/>
+                <w:szCs w:val="26"/>
               </w:rPr>
               <w:t>✓</w:t>
             </w:r>
@@ -853,10 +1150,11 @@
             <w:r/>
             <w:r>
               <w:rPr>
+                <w:rFonts w:ascii="Noto Naskh Arabic" w:hAnsi="Noto Naskh Arabic" w:cs="adwa-assalaf"/>
                 <w:b w:val="0"/>
                 <w:sz w:val="22"/>
                 <w:rtl/>
-                <w:szCs w:val="22"/>
+                <w:szCs w:val="26"/>
               </w:rPr>
               <w:t>السياق، المشكلة، الأهمية</w:t>
             </w:r>
@@ -876,9 +1174,9 @@
             <w:r/>
             <w:r>
               <w:rPr>
+                <w:rFonts w:ascii="Noto Naskh Arabic" w:hAnsi="Noto Naskh Arabic" w:cs="Noto Naskh Arabic"/>
                 <w:b w:val="0"/>
                 <w:sz w:val="22"/>
-                <w:rtl/>
                 <w:szCs w:val="22"/>
               </w:rPr>
               <w:t>4</w:t>
@@ -897,10 +1195,11 @@
             <w:r/>
             <w:r>
               <w:rPr>
+                <w:rFonts w:ascii="Noto Naskh Arabic" w:hAnsi="Noto Naskh Arabic" w:cs="adwa-assalaf"/>
                 <w:b w:val="0"/>
                 <w:sz w:val="22"/>
                 <w:rtl/>
-                <w:szCs w:val="22"/>
+                <w:szCs w:val="26"/>
               </w:rPr>
               <w:t>المشكلة والأسئلة والفجوة</w:t>
             </w:r>
@@ -918,12 +1217,31 @@
             <w:r/>
             <w:r>
               <w:rPr>
+                <w:rFonts w:ascii="Noto Naskh Arabic" w:hAnsi="Noto Naskh Arabic" w:cs="Noto Naskh Arabic"/>
                 <w:b w:val="0"/>
                 <w:sz w:val="22"/>
+                <w:szCs w:val="22"/>
+              </w:rPr>
+              <w:t>400</w:t>
+            </w:r>
+            <w:r>
+              <w:rPr>
+                <w:rFonts w:ascii="Noto Naskh Arabic" w:hAnsi="Noto Naskh Arabic" w:cs="adwa-assalaf"/>
+                <w:b w:val="0"/>
+                <w:sz w:val="22"/>
                 <w:rtl/>
+                <w:szCs w:val="26"/>
+              </w:rPr>
+              <w:t>–</w:t>
+            </w:r>
+            <w:r>
+              <w:rPr>
+                <w:rFonts w:ascii="Noto Naskh Arabic" w:hAnsi="Noto Naskh Arabic" w:cs="Noto Naskh Arabic"/>
+                <w:b w:val="0"/>
+                <w:sz w:val="22"/>
                 <w:szCs w:val="22"/>
               </w:rPr>
-              <w:t>400–800</w:t>
+              <w:t>800</w:t>
             </w:r>
           </w:p>
         </w:tc>
@@ -939,10 +1257,11 @@
             <w:r/>
             <w:r>
               <w:rPr>
+                <w:rFonts w:ascii="Noto Naskh Arabic" w:hAnsi="Noto Naskh Arabic" w:cs="adwa-assalaf"/>
                 <w:b w:val="0"/>
                 <w:sz w:val="22"/>
                 <w:rtl/>
-                <w:szCs w:val="22"/>
+                <w:szCs w:val="26"/>
               </w:rPr>
               <w:t>✓</w:t>
             </w:r>
@@ -960,12 +1279,22 @@
             <w:r/>
             <w:r>
               <w:rPr>
+                <w:rFonts w:ascii="Noto Naskh Arabic" w:hAnsi="Noto Naskh Arabic" w:cs="adwa-assalaf"/>
                 <w:b w:val="0"/>
                 <w:sz w:val="22"/>
                 <w:rtl/>
+                <w:szCs w:val="26"/>
+              </w:rPr>
+              <w:t xml:space="preserve">من مخرجات </w:t>
+            </w:r>
+            <w:r>
+              <w:rPr>
+                <w:rFonts w:ascii="Noto Naskh Arabic" w:hAnsi="Noto Naskh Arabic" w:cs="Noto Naskh Arabic"/>
+                <w:b w:val="0"/>
+                <w:sz w:val="22"/>
                 <w:szCs w:val="22"/>
               </w:rPr>
-              <w:t>من مخرجات S02</w:t>
+              <w:t>S02</w:t>
             </w:r>
           </w:p>
         </w:tc>
@@ -983,9 +1312,9 @@
             <w:r/>
             <w:r>
               <w:rPr>
+                <w:rFonts w:ascii="Noto Naskh Arabic" w:hAnsi="Noto Naskh Arabic" w:cs="Noto Naskh Arabic"/>
                 <w:b w:val="0"/>
                 <w:sz w:val="22"/>
-                <w:rtl/>
                 <w:szCs w:val="22"/>
               </w:rPr>
               <w:t>5</w:t>
@@ -1004,10 +1333,11 @@
             <w:r/>
             <w:r>
               <w:rPr>
+                <w:rFonts w:ascii="Noto Naskh Arabic" w:hAnsi="Noto Naskh Arabic" w:cs="adwa-assalaf"/>
                 <w:b w:val="0"/>
                 <w:sz w:val="22"/>
                 <w:rtl/>
-                <w:szCs w:val="22"/>
+                <w:szCs w:val="26"/>
               </w:rPr>
               <w:t>الدراسات السابقة</w:t>
             </w:r>
@@ -1025,12 +1355,69 @@
             <w:r/>
             <w:r>
               <w:rPr>
+                <w:rFonts w:ascii="Noto Naskh Arabic" w:hAnsi="Noto Naskh Arabic" w:cs="Noto Naskh Arabic"/>
                 <w:b w:val="0"/>
                 <w:sz w:val="22"/>
+                <w:szCs w:val="22"/>
+              </w:rPr>
+              <w:t>1</w:t>
+            </w:r>
+            <w:r>
+              <w:rPr>
+                <w:rFonts w:ascii="Noto Naskh Arabic" w:hAnsi="Noto Naskh Arabic" w:cs="adwa-assalaf"/>
+                <w:b w:val="0"/>
+                <w:sz w:val="22"/>
                 <w:rtl/>
+                <w:szCs w:val="26"/>
+              </w:rPr>
+              <w:t>,</w:t>
+            </w:r>
+            <w:r>
+              <w:rPr>
+                <w:rFonts w:ascii="Noto Naskh Arabic" w:hAnsi="Noto Naskh Arabic" w:cs="Noto Naskh Arabic"/>
+                <w:b w:val="0"/>
+                <w:sz w:val="22"/>
                 <w:szCs w:val="22"/>
               </w:rPr>
-              <w:t>1,200–2,500</w:t>
+              <w:t>200</w:t>
+            </w:r>
+            <w:r>
+              <w:rPr>
+                <w:rFonts w:ascii="Noto Naskh Arabic" w:hAnsi="Noto Naskh Arabic" w:cs="adwa-assalaf"/>
+                <w:b w:val="0"/>
+                <w:sz w:val="22"/>
+                <w:rtl/>
+                <w:szCs w:val="26"/>
+              </w:rPr>
+              <w:t>–</w:t>
+            </w:r>
+            <w:r>
+              <w:rPr>
+                <w:rFonts w:ascii="Noto Naskh Arabic" w:hAnsi="Noto Naskh Arabic" w:cs="Noto Naskh Arabic"/>
+                <w:b w:val="0"/>
+                <w:sz w:val="22"/>
+                <w:szCs w:val="22"/>
+              </w:rPr>
+              <w:t>2</w:t>
+            </w:r>
+            <w:r>
+              <w:rPr>
+                <w:rFonts w:ascii="Noto Naskh Arabic" w:hAnsi="Noto Naskh Arabic" w:cs="adwa-assalaf"/>
+                <w:b w:val="0"/>
+                <w:sz w:val="22"/>
+                <w:rtl/>
+                <w:szCs w:val="26"/>
+              </w:rPr>
+              <w:t>,</w:t>
+            </w:r>
+            <w:r>
+              <w:rPr>
+                <w:rFonts w:ascii="Noto Naskh Arabic" w:hAnsi="Noto Naskh Arabic" w:cs="Noto Naskh Arabic"/>
+                <w:b w:val="0"/>
+                <w:sz w:val="22"/>
+                <w:szCs w:val="22"/>
+              </w:rPr>
+              <w:t>500</w:t>
             </w:r>
           </w:p>
         </w:tc>
@@ -1046,10 +1433,11 @@
             <w:r/>
             <w:r>
               <w:rPr>
+                <w:rFonts w:ascii="Noto Naskh Arabic" w:hAnsi="Noto Naskh Arabic" w:cs="adwa-assalaf"/>
                 <w:b w:val="0"/>
                 <w:sz w:val="22"/>
                 <w:rtl/>
-                <w:szCs w:val="22"/>
+                <w:szCs w:val="26"/>
               </w:rPr>
               <w:t>✓</w:t>
             </w:r>
@@ -1067,10 +1455,11 @@
             <w:r/>
             <w:r>
               <w:rPr>
+                <w:rFonts w:ascii="Noto Naskh Arabic" w:hAnsi="Noto Naskh Arabic" w:cs="adwa-assalaf"/>
                 <w:b w:val="0"/>
                 <w:sz w:val="22"/>
                 <w:rtl/>
-                <w:szCs w:val="22"/>
+                <w:szCs w:val="26"/>
               </w:rPr>
               <w:t>تحليلية لا سردية</w:t>
             </w:r>
@@ -1090,9 +1479,9 @@
             <w:r/>
             <w:r>
               <w:rPr>
+                <w:rFonts w:ascii="Noto Naskh Arabic" w:hAnsi="Noto Naskh Arabic" w:cs="Noto Naskh Arabic"/>
                 <w:b w:val="0"/>
                 <w:sz w:val="22"/>
-                <w:rtl/>
                 <w:szCs w:val="22"/>
               </w:rPr>
               <w:t>6</w:t>
@@ -1111,10 +1500,11 @@
             <w:r/>
             <w:r>
               <w:rPr>
+                <w:rFonts w:ascii="Noto Naskh Arabic" w:hAnsi="Noto Naskh Arabic" w:cs="adwa-assalaf"/>
                 <w:b w:val="0"/>
                 <w:sz w:val="22"/>
                 <w:rtl/>
-                <w:szCs w:val="22"/>
+                <w:szCs w:val="26"/>
               </w:rPr>
               <w:t>الإطار النظري والمفاهيمي</w:t>
             </w:r>
@@ -1132,12 +1522,50 @@
             <w:r/>
             <w:r>
               <w:rPr>
+                <w:rFonts w:ascii="Noto Naskh Arabic" w:hAnsi="Noto Naskh Arabic" w:cs="Noto Naskh Arabic"/>
                 <w:b w:val="0"/>
                 <w:sz w:val="22"/>
+                <w:szCs w:val="22"/>
+              </w:rPr>
+              <w:t>600</w:t>
+            </w:r>
+            <w:r>
+              <w:rPr>
+                <w:rFonts w:ascii="Noto Naskh Arabic" w:hAnsi="Noto Naskh Arabic" w:cs="adwa-assalaf"/>
+                <w:b w:val="0"/>
+                <w:sz w:val="22"/>
                 <w:rtl/>
+                <w:szCs w:val="26"/>
+              </w:rPr>
+              <w:t>–</w:t>
+            </w:r>
+            <w:r>
+              <w:rPr>
+                <w:rFonts w:ascii="Noto Naskh Arabic" w:hAnsi="Noto Naskh Arabic" w:cs="Noto Naskh Arabic"/>
+                <w:b w:val="0"/>
+                <w:sz w:val="22"/>
                 <w:szCs w:val="22"/>
               </w:rPr>
-              <w:t>600–1,500</w:t>
+              <w:t>1</w:t>
+            </w:r>
+            <w:r>
+              <w:rPr>
+                <w:rFonts w:ascii="Noto Naskh Arabic" w:hAnsi="Noto Naskh Arabic" w:cs="adwa-assalaf"/>
+                <w:b w:val="0"/>
+                <w:sz w:val="22"/>
+                <w:rtl/>
+                <w:szCs w:val="26"/>
+              </w:rPr>
+              <w:t>,</w:t>
+            </w:r>
+            <w:r>
+              <w:rPr>
+                <w:rFonts w:ascii="Noto Naskh Arabic" w:hAnsi="Noto Naskh Arabic" w:cs="Noto Naskh Arabic"/>
+                <w:b w:val="0"/>
+                <w:sz w:val="22"/>
+                <w:szCs w:val="22"/>
+              </w:rPr>
+              <w:t>500</w:t>
             </w:r>
           </w:p>
         </w:tc>
@@ -1153,10 +1581,11 @@
             <w:r/>
             <w:r>
               <w:rPr>
+                <w:rFonts w:ascii="Noto Naskh Arabic" w:hAnsi="Noto Naskh Arabic" w:cs="adwa-assalaf"/>
                 <w:b w:val="0"/>
                 <w:sz w:val="22"/>
                 <w:rtl/>
-                <w:szCs w:val="22"/>
+                <w:szCs w:val="26"/>
               </w:rPr>
               <w:t>✓</w:t>
             </w:r>
@@ -1174,10 +1603,11 @@
             <w:r/>
             <w:r>
               <w:rPr>
+                <w:rFonts w:ascii="Noto Naskh Arabic" w:hAnsi="Noto Naskh Arabic" w:cs="adwa-assalaf"/>
                 <w:b w:val="0"/>
                 <w:sz w:val="22"/>
                 <w:rtl/>
-                <w:szCs w:val="22"/>
+                <w:szCs w:val="26"/>
               </w:rPr>
               <w:t>—</w:t>
             </w:r>
@@ -1197,9 +1627,9 @@
             <w:r/>
             <w:r>
               <w:rPr>
+                <w:rFonts w:ascii="Noto Naskh Arabic" w:hAnsi="Noto Naskh Arabic" w:cs="Noto Naskh Arabic"/>
                 <w:b w:val="0"/>
                 <w:sz w:val="22"/>
-                <w:rtl/>
                 <w:szCs w:val="22"/>
               </w:rPr>
               <w:t>7</w:t>
@@ -1218,10 +1648,11 @@
             <w:r/>
             <w:r>
               <w:rPr>
+                <w:rFonts w:ascii="Noto Naskh Arabic" w:hAnsi="Noto Naskh Arabic" w:cs="adwa-assalaf"/>
                 <w:b w:val="0"/>
                 <w:sz w:val="22"/>
                 <w:rtl/>
-                <w:szCs w:val="22"/>
+                <w:szCs w:val="26"/>
               </w:rPr>
               <w:t>المنهجية</w:t>
             </w:r>
@@ -1239,12 +1670,69 @@
             <w:r/>
             <w:r>
               <w:rPr>
+                <w:rFonts w:ascii="Noto Naskh Arabic" w:hAnsi="Noto Naskh Arabic" w:cs="Noto Naskh Arabic"/>
                 <w:b w:val="0"/>
                 <w:sz w:val="22"/>
+                <w:szCs w:val="22"/>
+              </w:rPr>
+              <w:t>1</w:t>
+            </w:r>
+            <w:r>
+              <w:rPr>
+                <w:rFonts w:ascii="Noto Naskh Arabic" w:hAnsi="Noto Naskh Arabic" w:cs="adwa-assalaf"/>
+                <w:b w:val="0"/>
+                <w:sz w:val="22"/>
                 <w:rtl/>
+                <w:szCs w:val="26"/>
+              </w:rPr>
+              <w:t>,</w:t>
+            </w:r>
+            <w:r>
+              <w:rPr>
+                <w:rFonts w:ascii="Noto Naskh Arabic" w:hAnsi="Noto Naskh Arabic" w:cs="Noto Naskh Arabic"/>
+                <w:b w:val="0"/>
+                <w:sz w:val="22"/>
                 <w:szCs w:val="22"/>
               </w:rPr>
-              <w:t>1,200–2,000</w:t>
+              <w:t>200</w:t>
+            </w:r>
+            <w:r>
+              <w:rPr>
+                <w:rFonts w:ascii="Noto Naskh Arabic" w:hAnsi="Noto Naskh Arabic" w:cs="adwa-assalaf"/>
+                <w:b w:val="0"/>
+                <w:sz w:val="22"/>
+                <w:rtl/>
+                <w:szCs w:val="26"/>
+              </w:rPr>
+              <w:t>–</w:t>
+            </w:r>
+            <w:r>
+              <w:rPr>
+                <w:rFonts w:ascii="Noto Naskh Arabic" w:hAnsi="Noto Naskh Arabic" w:cs="Noto Naskh Arabic"/>
+                <w:b w:val="0"/>
+                <w:sz w:val="22"/>
+                <w:szCs w:val="22"/>
+              </w:rPr>
+              <w:t>2</w:t>
+            </w:r>
+            <w:r>
+              <w:rPr>
+                <w:rFonts w:ascii="Noto Naskh Arabic" w:hAnsi="Noto Naskh Arabic" w:cs="adwa-assalaf"/>
+                <w:b w:val="0"/>
+                <w:sz w:val="22"/>
+                <w:rtl/>
+                <w:szCs w:val="26"/>
+              </w:rPr>
+              <w:t>,</w:t>
+            </w:r>
+            <w:r>
+              <w:rPr>
+                <w:rFonts w:ascii="Noto Naskh Arabic" w:hAnsi="Noto Naskh Arabic" w:cs="Noto Naskh Arabic"/>
+                <w:b w:val="0"/>
+                <w:sz w:val="22"/>
+                <w:szCs w:val="22"/>
+              </w:rPr>
+              <w:t>000</w:t>
             </w:r>
           </w:p>
         </w:tc>
@@ -1260,10 +1748,11 @@
             <w:r/>
             <w:r>
               <w:rPr>
+                <w:rFonts w:ascii="Noto Naskh Arabic" w:hAnsi="Noto Naskh Arabic" w:cs="adwa-assalaf"/>
                 <w:b w:val="0"/>
                 <w:sz w:val="22"/>
                 <w:rtl/>
-                <w:szCs w:val="22"/>
+                <w:szCs w:val="26"/>
               </w:rPr>
               <w:t>✓</w:t>
             </w:r>
@@ -1281,10 +1770,11 @@
             <w:r/>
             <w:r>
               <w:rPr>
+                <w:rFonts w:ascii="Noto Naskh Arabic" w:hAnsi="Noto Naskh Arabic" w:cs="adwa-assalaf"/>
                 <w:b w:val="0"/>
                 <w:sz w:val="22"/>
                 <w:rtl/>
-                <w:szCs w:val="22"/>
+                <w:szCs w:val="26"/>
               </w:rPr>
               <w:t>تفصيل يكفي لإعادة الإجراء</w:t>
             </w:r>
@@ -1304,9 +1794,9 @@
             <w:r/>
             <w:r>
               <w:rPr>
+                <w:rFonts w:ascii="Noto Naskh Arabic" w:hAnsi="Noto Naskh Arabic" w:cs="Noto Naskh Arabic"/>
                 <w:b w:val="0"/>
                 <w:sz w:val="22"/>
-                <w:rtl/>
                 <w:szCs w:val="22"/>
               </w:rPr>
               <w:t>8</w:t>
@@ -1325,10 +1815,11 @@
             <w:r/>
             <w:r>
               <w:rPr>
+                <w:rFonts w:ascii="Noto Naskh Arabic" w:hAnsi="Noto Naskh Arabic" w:cs="adwa-assalaf"/>
                 <w:b w:val="0"/>
                 <w:sz w:val="22"/>
                 <w:rtl/>
-                <w:szCs w:val="22"/>
+                <w:szCs w:val="26"/>
               </w:rPr>
               <w:t>النتائج</w:t>
             </w:r>
@@ -1346,12 +1837,69 @@
             <w:r/>
             <w:r>
               <w:rPr>
+                <w:rFonts w:ascii="Noto Naskh Arabic" w:hAnsi="Noto Naskh Arabic" w:cs="Noto Naskh Arabic"/>
                 <w:b w:val="0"/>
                 <w:sz w:val="22"/>
+                <w:szCs w:val="22"/>
+              </w:rPr>
+              <w:t>2</w:t>
+            </w:r>
+            <w:r>
+              <w:rPr>
+                <w:rFonts w:ascii="Noto Naskh Arabic" w:hAnsi="Noto Naskh Arabic" w:cs="adwa-assalaf"/>
+                <w:b w:val="0"/>
+                <w:sz w:val="22"/>
                 <w:rtl/>
+                <w:szCs w:val="26"/>
+              </w:rPr>
+              <w:t>,</w:t>
+            </w:r>
+            <w:r>
+              <w:rPr>
+                <w:rFonts w:ascii="Noto Naskh Arabic" w:hAnsi="Noto Naskh Arabic" w:cs="Noto Naskh Arabic"/>
+                <w:b w:val="0"/>
+                <w:sz w:val="22"/>
                 <w:szCs w:val="22"/>
               </w:rPr>
-              <w:t>2,500–5,000</w:t>
+              <w:t>500</w:t>
+            </w:r>
+            <w:r>
+              <w:rPr>
+                <w:rFonts w:ascii="Noto Naskh Arabic" w:hAnsi="Noto Naskh Arabic" w:cs="adwa-assalaf"/>
+                <w:b w:val="0"/>
+                <w:sz w:val="22"/>
+                <w:rtl/>
+                <w:szCs w:val="26"/>
+              </w:rPr>
+              <w:t>–</w:t>
+            </w:r>
+            <w:r>
+              <w:rPr>
+                <w:rFonts w:ascii="Noto Naskh Arabic" w:hAnsi="Noto Naskh Arabic" w:cs="Noto Naskh Arabic"/>
+                <w:b w:val="0"/>
+                <w:sz w:val="22"/>
+                <w:szCs w:val="22"/>
+              </w:rPr>
+              <w:t>5</w:t>
+            </w:r>
+            <w:r>
+              <w:rPr>
+                <w:rFonts w:ascii="Noto Naskh Arabic" w:hAnsi="Noto Naskh Arabic" w:cs="adwa-assalaf"/>
+                <w:b w:val="0"/>
+                <w:sz w:val="22"/>
+                <w:rtl/>
+                <w:szCs w:val="26"/>
+              </w:rPr>
+              <w:t>,</w:t>
+            </w:r>
+            <w:r>
+              <w:rPr>
+                <w:rFonts w:ascii="Noto Naskh Arabic" w:hAnsi="Noto Naskh Arabic" w:cs="Noto Naskh Arabic"/>
+                <w:b w:val="0"/>
+                <w:sz w:val="22"/>
+                <w:szCs w:val="22"/>
+              </w:rPr>
+              <w:t>000</w:t>
             </w:r>
           </w:p>
         </w:tc>
@@ -1367,10 +1915,11 @@
             <w:r/>
             <w:r>
               <w:rPr>
+                <w:rFonts w:ascii="Noto Naskh Arabic" w:hAnsi="Noto Naskh Arabic" w:cs="adwa-assalaf"/>
                 <w:b w:val="0"/>
                 <w:sz w:val="22"/>
                 <w:rtl/>
-                <w:szCs w:val="22"/>
+                <w:szCs w:val="26"/>
               </w:rPr>
               <w:t>✓</w:t>
             </w:r>
@@ -1388,10 +1937,11 @@
             <w:r/>
             <w:r>
               <w:rPr>
+                <w:rFonts w:ascii="Noto Naskh Arabic" w:hAnsi="Noto Naskh Arabic" w:cs="adwa-assalaf"/>
                 <w:b w:val="0"/>
                 <w:sz w:val="22"/>
                 <w:rtl/>
-                <w:szCs w:val="22"/>
+                <w:szCs w:val="26"/>
               </w:rPr>
               <w:t>مفصولة عن التفسير</w:t>
             </w:r>
@@ -1411,9 +1961,9 @@
             <w:r/>
             <w:r>
               <w:rPr>
+                <w:rFonts w:ascii="Noto Naskh Arabic" w:hAnsi="Noto Naskh Arabic" w:cs="Noto Naskh Arabic"/>
                 <w:b w:val="0"/>
                 <w:sz w:val="22"/>
-                <w:rtl/>
                 <w:szCs w:val="22"/>
               </w:rPr>
               <w:t>9</w:t>
@@ -1432,10 +1982,11 @@
             <w:r/>
             <w:r>
               <w:rPr>
+                <w:rFonts w:ascii="Noto Naskh Arabic" w:hAnsi="Noto Naskh Arabic" w:cs="adwa-assalaf"/>
                 <w:b w:val="0"/>
                 <w:sz w:val="22"/>
                 <w:rtl/>
-                <w:szCs w:val="22"/>
+                <w:szCs w:val="26"/>
               </w:rPr>
               <w:t>المناقشة</w:t>
             </w:r>
@@ -1453,12 +2004,69 @@
             <w:r/>
             <w:r>
               <w:rPr>
+                <w:rFonts w:ascii="Noto Naskh Arabic" w:hAnsi="Noto Naskh Arabic" w:cs="Noto Naskh Arabic"/>
                 <w:b w:val="0"/>
                 <w:sz w:val="22"/>
+                <w:szCs w:val="22"/>
+              </w:rPr>
+              <w:t>1</w:t>
+            </w:r>
+            <w:r>
+              <w:rPr>
+                <w:rFonts w:ascii="Noto Naskh Arabic" w:hAnsi="Noto Naskh Arabic" w:cs="adwa-assalaf"/>
+                <w:b w:val="0"/>
+                <w:sz w:val="22"/>
                 <w:rtl/>
+                <w:szCs w:val="26"/>
+              </w:rPr>
+              <w:t>,</w:t>
+            </w:r>
+            <w:r>
+              <w:rPr>
+                <w:rFonts w:ascii="Noto Naskh Arabic" w:hAnsi="Noto Naskh Arabic" w:cs="Noto Naskh Arabic"/>
+                <w:b w:val="0"/>
+                <w:sz w:val="22"/>
                 <w:szCs w:val="22"/>
               </w:rPr>
-              <w:t>1,500–3,000</w:t>
+              <w:t>500</w:t>
+            </w:r>
+            <w:r>
+              <w:rPr>
+                <w:rFonts w:ascii="Noto Naskh Arabic" w:hAnsi="Noto Naskh Arabic" w:cs="adwa-assalaf"/>
+                <w:b w:val="0"/>
+                <w:sz w:val="22"/>
+                <w:rtl/>
+                <w:szCs w:val="26"/>
+              </w:rPr>
+              <w:t>–</w:t>
+            </w:r>
+            <w:r>
+              <w:rPr>
+                <w:rFonts w:ascii="Noto Naskh Arabic" w:hAnsi="Noto Naskh Arabic" w:cs="Noto Naskh Arabic"/>
+                <w:b w:val="0"/>
+                <w:sz w:val="22"/>
+                <w:szCs w:val="22"/>
+              </w:rPr>
+              <w:t>3</w:t>
+            </w:r>
+            <w:r>
+              <w:rPr>
+                <w:rFonts w:ascii="Noto Naskh Arabic" w:hAnsi="Noto Naskh Arabic" w:cs="adwa-assalaf"/>
+                <w:b w:val="0"/>
+                <w:sz w:val="22"/>
+                <w:rtl/>
+                <w:szCs w:val="26"/>
+              </w:rPr>
+              <w:t>,</w:t>
+            </w:r>
+            <w:r>
+              <w:rPr>
+                <w:rFonts w:ascii="Noto Naskh Arabic" w:hAnsi="Noto Naskh Arabic" w:cs="Noto Naskh Arabic"/>
+                <w:b w:val="0"/>
+                <w:sz w:val="22"/>
+                <w:szCs w:val="22"/>
+              </w:rPr>
+              <w:t>000</w:t>
             </w:r>
           </w:p>
         </w:tc>
@@ -1474,10 +2082,11 @@
             <w:r/>
             <w:r>
               <w:rPr>
+                <w:rFonts w:ascii="Noto Naskh Arabic" w:hAnsi="Noto Naskh Arabic" w:cs="adwa-assalaf"/>
                 <w:b w:val="0"/>
                 <w:sz w:val="22"/>
                 <w:rtl/>
-                <w:szCs w:val="22"/>
+                <w:szCs w:val="26"/>
               </w:rPr>
               <w:t>✓</w:t>
             </w:r>
@@ -1495,10 +2104,11 @@
             <w:r/>
             <w:r>
               <w:rPr>
+                <w:rFonts w:ascii="Noto Naskh Arabic" w:hAnsi="Noto Naskh Arabic" w:cs="adwa-assalaf"/>
                 <w:b w:val="0"/>
                 <w:sz w:val="22"/>
                 <w:rtl/>
-                <w:szCs w:val="22"/>
+                <w:szCs w:val="26"/>
               </w:rPr>
               <w:t>—</w:t>
             </w:r>
@@ -1518,9 +2128,9 @@
             <w:r/>
             <w:r>
               <w:rPr>
+                <w:rFonts w:ascii="Noto Naskh Arabic" w:hAnsi="Noto Naskh Arabic" w:cs="Noto Naskh Arabic"/>
                 <w:b w:val="0"/>
                 <w:sz w:val="22"/>
-                <w:rtl/>
                 <w:szCs w:val="22"/>
               </w:rPr>
               <w:t>10</w:t>
@@ -1539,10 +2149,11 @@
             <w:r/>
             <w:r>
               <w:rPr>
+                <w:rFonts w:ascii="Noto Naskh Arabic" w:hAnsi="Noto Naskh Arabic" w:cs="adwa-assalaf"/>
                 <w:b w:val="0"/>
                 <w:sz w:val="22"/>
                 <w:rtl/>
-                <w:szCs w:val="22"/>
+                <w:szCs w:val="26"/>
               </w:rPr>
               <w:t>الخاتمة والتوصيات</w:t>
             </w:r>
@@ -1560,12 +2171,50 @@
             <w:r/>
             <w:r>
               <w:rPr>
+                <w:rFonts w:ascii="Noto Naskh Arabic" w:hAnsi="Noto Naskh Arabic" w:cs="Noto Naskh Arabic"/>
                 <w:b w:val="0"/>
                 <w:sz w:val="22"/>
+                <w:szCs w:val="22"/>
+              </w:rPr>
+              <w:t>500</w:t>
+            </w:r>
+            <w:r>
+              <w:rPr>
+                <w:rFonts w:ascii="Noto Naskh Arabic" w:hAnsi="Noto Naskh Arabic" w:cs="adwa-assalaf"/>
+                <w:b w:val="0"/>
+                <w:sz w:val="22"/>
                 <w:rtl/>
+                <w:szCs w:val="26"/>
+              </w:rPr>
+              <w:t>–</w:t>
+            </w:r>
+            <w:r>
+              <w:rPr>
+                <w:rFonts w:ascii="Noto Naskh Arabic" w:hAnsi="Noto Naskh Arabic" w:cs="Noto Naskh Arabic"/>
+                <w:b w:val="0"/>
+                <w:sz w:val="22"/>
                 <w:szCs w:val="22"/>
               </w:rPr>
-              <w:t>500–1,000</w:t>
+              <w:t>1</w:t>
+            </w:r>
+            <w:r>
+              <w:rPr>
+                <w:rFonts w:ascii="Noto Naskh Arabic" w:hAnsi="Noto Naskh Arabic" w:cs="adwa-assalaf"/>
+                <w:b w:val="0"/>
+                <w:sz w:val="22"/>
+                <w:rtl/>
+                <w:szCs w:val="26"/>
+              </w:rPr>
+              <w:t>,</w:t>
+            </w:r>
+            <w:r>
+              <w:rPr>
+                <w:rFonts w:ascii="Noto Naskh Arabic" w:hAnsi="Noto Naskh Arabic" w:cs="Noto Naskh Arabic"/>
+                <w:b w:val="0"/>
+                <w:sz w:val="22"/>
+                <w:szCs w:val="22"/>
+              </w:rPr>
+              <w:t>000</w:t>
             </w:r>
           </w:p>
         </w:tc>
@@ -1581,10 +2230,11 @@
             <w:r/>
             <w:r>
               <w:rPr>
+                <w:rFonts w:ascii="Noto Naskh Arabic" w:hAnsi="Noto Naskh Arabic" w:cs="adwa-assalaf"/>
                 <w:b w:val="0"/>
                 <w:sz w:val="22"/>
                 <w:rtl/>
-                <w:szCs w:val="22"/>
+                <w:szCs w:val="26"/>
               </w:rPr>
               <w:t>✓</w:t>
             </w:r>
@@ -1602,10 +2252,11 @@
             <w:r/>
             <w:r>
               <w:rPr>
+                <w:rFonts w:ascii="Noto Naskh Arabic" w:hAnsi="Noto Naskh Arabic" w:cs="adwa-assalaf"/>
                 <w:b w:val="0"/>
                 <w:sz w:val="22"/>
                 <w:rtl/>
-                <w:szCs w:val="22"/>
+                <w:szCs w:val="26"/>
               </w:rPr>
               <w:t>—</w:t>
             </w:r>
@@ -1625,9 +2276,9 @@
             <w:r/>
             <w:r>
               <w:rPr>
+                <w:rFonts w:ascii="Noto Naskh Arabic" w:hAnsi="Noto Naskh Arabic" w:cs="Noto Naskh Arabic"/>
                 <w:b w:val="0"/>
                 <w:sz w:val="22"/>
-                <w:rtl/>
                 <w:szCs w:val="22"/>
               </w:rPr>
               <w:t>11</w:t>
@@ -1646,10 +2297,11 @@
             <w:r/>
             <w:r>
               <w:rPr>
+                <w:rFonts w:ascii="Noto Naskh Arabic" w:hAnsi="Noto Naskh Arabic" w:cs="adwa-assalaf"/>
                 <w:b w:val="0"/>
                 <w:sz w:val="22"/>
                 <w:rtl/>
-                <w:szCs w:val="22"/>
+                <w:szCs w:val="26"/>
               </w:rPr>
               <w:t>حدود الدراسة</w:t>
             </w:r>
@@ -1667,12 +2319,31 @@
             <w:r/>
             <w:r>
               <w:rPr>
+                <w:rFonts w:ascii="Noto Naskh Arabic" w:hAnsi="Noto Naskh Arabic" w:cs="Noto Naskh Arabic"/>
                 <w:b w:val="0"/>
                 <w:sz w:val="22"/>
+                <w:szCs w:val="22"/>
+              </w:rPr>
+              <w:t>250</w:t>
+            </w:r>
+            <w:r>
+              <w:rPr>
+                <w:rFonts w:ascii="Noto Naskh Arabic" w:hAnsi="Noto Naskh Arabic" w:cs="adwa-assalaf"/>
+                <w:b w:val="0"/>
+                <w:sz w:val="22"/>
                 <w:rtl/>
+                <w:szCs w:val="26"/>
+              </w:rPr>
+              <w:t>–</w:t>
+            </w:r>
+            <w:r>
+              <w:rPr>
+                <w:rFonts w:ascii="Noto Naskh Arabic" w:hAnsi="Noto Naskh Arabic" w:cs="Noto Naskh Arabic"/>
+                <w:b w:val="0"/>
+                <w:sz w:val="22"/>
                 <w:szCs w:val="22"/>
               </w:rPr>
-              <w:t>250–600</w:t>
+              <w:t>600</w:t>
             </w:r>
           </w:p>
         </w:tc>
@@ -1688,10 +2359,11 @@
             <w:r/>
             <w:r>
               <w:rPr>
+                <w:rFonts w:ascii="Noto Naskh Arabic" w:hAnsi="Noto Naskh Arabic" w:cs="adwa-assalaf"/>
                 <w:b w:val="0"/>
                 <w:sz w:val="22"/>
                 <w:rtl/>
-                <w:szCs w:val="22"/>
+                <w:szCs w:val="26"/>
               </w:rPr>
               <w:t>✓</w:t>
             </w:r>
@@ -1709,10 +2381,11 @@
             <w:r/>
             <w:r>
               <w:rPr>
+                <w:rFonts w:ascii="Noto Naskh Arabic" w:hAnsi="Noto Naskh Arabic" w:cs="adwa-assalaf"/>
                 <w:b w:val="0"/>
                 <w:sz w:val="22"/>
                 <w:rtl/>
-                <w:szCs w:val="22"/>
+                <w:szCs w:val="26"/>
               </w:rPr>
               <w:t>—</w:t>
             </w:r>
@@ -1732,9 +2405,9 @@
             <w:r/>
             <w:r>
               <w:rPr>
+                <w:rFonts w:ascii="Noto Naskh Arabic" w:hAnsi="Noto Naskh Arabic" w:cs="Noto Naskh Arabic"/>
                 <w:b w:val="0"/>
                 <w:sz w:val="22"/>
-                <w:rtl/>
                 <w:szCs w:val="22"/>
               </w:rPr>
               <w:t>12</w:t>
@@ -1753,20 +2426,22 @@
             <w:r/>
             <w:r>
               <w:rPr>
+                <w:rFonts w:ascii="Noto Naskh Arabic" w:hAnsi="Noto Naskh Arabic" w:cs="adwa-assalaf"/>
                 <w:b w:val="0"/>
                 <w:sz w:val="22"/>
                 <w:rtl/>
-                <w:szCs w:val="22"/>
+                <w:szCs w:val="26"/>
               </w:rPr>
               <w:t xml:space="preserve">البيانات الختامية </w:t>
             </w:r>
             <w:r>
               <w:rPr>
+                <w:rFonts w:ascii="Noto Naskh Arabic" w:hAnsi="Noto Naskh Arabic" w:cs="adwa-assalaf"/>
                 <w:b w:val="0"/>
                 <w:color w:val="FF0000"/>
                 <w:sz w:val="22"/>
                 <w:rtl/>
-                <w:szCs w:val="22"/>
+                <w:szCs w:val="26"/>
               </w:rPr>
               <w:t>(أخلاقيات، إتاحة، ذكاء اصطناعي، تضارب مصالح، تمويل)</w:t>
             </w:r>
@@ -1784,12 +2459,31 @@
             <w:r/>
             <w:r>
               <w:rPr>
+                <w:rFonts w:ascii="Noto Naskh Arabic" w:hAnsi="Noto Naskh Arabic" w:cs="Noto Naskh Arabic"/>
                 <w:b w:val="0"/>
                 <w:sz w:val="22"/>
+                <w:szCs w:val="22"/>
+              </w:rPr>
+              <w:t>300</w:t>
+            </w:r>
+            <w:r>
+              <w:rPr>
+                <w:rFonts w:ascii="Noto Naskh Arabic" w:hAnsi="Noto Naskh Arabic" w:cs="adwa-assalaf"/>
+                <w:b w:val="0"/>
+                <w:sz w:val="22"/>
                 <w:rtl/>
+                <w:szCs w:val="26"/>
+              </w:rPr>
+              <w:t>–</w:t>
+            </w:r>
+            <w:r>
+              <w:rPr>
+                <w:rFonts w:ascii="Noto Naskh Arabic" w:hAnsi="Noto Naskh Arabic" w:cs="Noto Naskh Arabic"/>
+                <w:b w:val="0"/>
+                <w:sz w:val="22"/>
                 <w:szCs w:val="22"/>
               </w:rPr>
-              <w:t>300–700</w:t>
+              <w:t>700</w:t>
             </w:r>
           </w:p>
         </w:tc>
@@ -1805,10 +2499,11 @@
             <w:r/>
             <w:r>
               <w:rPr>
+                <w:rFonts w:ascii="Noto Naskh Arabic" w:hAnsi="Noto Naskh Arabic" w:cs="adwa-assalaf"/>
                 <w:b w:val="0"/>
                 <w:sz w:val="22"/>
                 <w:rtl/>
-                <w:szCs w:val="22"/>
+                <w:szCs w:val="26"/>
               </w:rPr>
               <w:t>✓</w:t>
             </w:r>
@@ -1826,10 +2521,11 @@
             <w:r/>
             <w:r>
               <w:rPr>
+                <w:rFonts w:ascii="Noto Naskh Arabic" w:hAnsi="Noto Naskh Arabic" w:cs="adwa-assalaf"/>
                 <w:b w:val="0"/>
                 <w:sz w:val="22"/>
                 <w:rtl/>
-                <w:szCs w:val="22"/>
+                <w:szCs w:val="26"/>
               </w:rPr>
               <w:t>—</w:t>
             </w:r>
@@ -1849,9 +2545,9 @@
             <w:r/>
             <w:r>
               <w:rPr>
+                <w:rFonts w:ascii="Noto Naskh Arabic" w:hAnsi="Noto Naskh Arabic" w:cs="Noto Naskh Arabic"/>
                 <w:b w:val="0"/>
                 <w:sz w:val="22"/>
-                <w:rtl/>
                 <w:szCs w:val="22"/>
               </w:rPr>
               <w:t>13</w:t>
@@ -1870,10 +2566,11 @@
             <w:r/>
             <w:r>
               <w:rPr>
+                <w:rFonts w:ascii="Noto Naskh Arabic" w:hAnsi="Noto Naskh Arabic" w:cs="adwa-assalaf"/>
                 <w:b w:val="0"/>
                 <w:sz w:val="22"/>
                 <w:rtl/>
-                <w:szCs w:val="22"/>
+                <w:szCs w:val="26"/>
               </w:rPr>
               <w:t>المراجع</w:t>
             </w:r>
@@ -1891,10 +2588,11 @@
             <w:r/>
             <w:r>
               <w:rPr>
+                <w:rFonts w:ascii="Noto Naskh Arabic" w:hAnsi="Noto Naskh Arabic" w:cs="adwa-assalaf"/>
                 <w:b w:val="0"/>
                 <w:sz w:val="22"/>
                 <w:rtl/>
-                <w:szCs w:val="22"/>
+                <w:szCs w:val="26"/>
               </w:rPr>
               <w:t>—</w:t>
             </w:r>
@@ -1912,10 +2610,11 @@
             <w:r/>
             <w:r>
               <w:rPr>
+                <w:rFonts w:ascii="Noto Naskh Arabic" w:hAnsi="Noto Naskh Arabic" w:cs="adwa-assalaf"/>
                 <w:b w:val="0"/>
                 <w:sz w:val="22"/>
                 <w:rtl/>
-                <w:szCs w:val="22"/>
+                <w:szCs w:val="26"/>
               </w:rPr>
               <w:t>✓</w:t>
             </w:r>
@@ -1933,12 +2632,60 @@
             <w:r/>
             <w:r>
               <w:rPr>
+                <w:rFonts w:ascii="Noto Naskh Arabic" w:hAnsi="Noto Naskh Arabic" w:cs="Noto Naskh Arabic"/>
                 <w:b w:val="0"/>
                 <w:sz w:val="22"/>
+                <w:szCs w:val="22"/>
+              </w:rPr>
+              <w:t>APA</w:t>
+            </w:r>
+            <w:r>
+              <w:rPr>
+                <w:rFonts w:ascii="Noto Naskh Arabic" w:hAnsi="Noto Naskh Arabic" w:cs="adwa-assalaf"/>
+                <w:b w:val="0"/>
+                <w:sz w:val="22"/>
                 <w:rtl/>
+                <w:szCs w:val="26"/>
+              </w:rPr>
+              <w:t xml:space="preserve"> </w:t>
+            </w:r>
+            <w:r>
+              <w:rPr>
+                <w:rFonts w:ascii="Noto Naskh Arabic" w:hAnsi="Noto Naskh Arabic" w:cs="Noto Naskh Arabic"/>
+                <w:b w:val="0"/>
+                <w:sz w:val="22"/>
                 <w:szCs w:val="22"/>
               </w:rPr>
-              <w:t>APA 7 أو Chicago بحسب القرار التحريري</w:t>
+              <w:t>7</w:t>
+            </w:r>
+            <w:r>
+              <w:rPr>
+                <w:rFonts w:ascii="Noto Naskh Arabic" w:hAnsi="Noto Naskh Arabic" w:cs="adwa-assalaf"/>
+                <w:b w:val="0"/>
+                <w:sz w:val="22"/>
+                <w:rtl/>
+                <w:szCs w:val="26"/>
+              </w:rPr>
+              <w:t xml:space="preserve"> أو </w:t>
+            </w:r>
+            <w:r>
+              <w:rPr>
+                <w:rFonts w:ascii="Noto Naskh Arabic" w:hAnsi="Noto Naskh Arabic" w:cs="Noto Naskh Arabic"/>
+                <w:b w:val="0"/>
+                <w:sz w:val="22"/>
+                <w:szCs w:val="22"/>
+              </w:rPr>
+              <w:t>Chicago</w:t>
+            </w:r>
+            <w:r>
+              <w:rPr>
+                <w:rFonts w:ascii="Noto Naskh Arabic" w:hAnsi="Noto Naskh Arabic" w:cs="adwa-assalaf"/>
+                <w:b w:val="0"/>
+                <w:sz w:val="22"/>
+                <w:rtl/>
+                <w:szCs w:val="26"/>
+              </w:rPr>
+              <w:t xml:space="preserve"> بحسب القرار التحريري</w:t>
             </w:r>
           </w:p>
         </w:tc>
@@ -1956,10 +2703,11 @@
             <w:r/>
             <w:r>
               <w:rPr>
+                <w:rFonts w:ascii="Noto Naskh Arabic" w:hAnsi="Noto Naskh Arabic" w:cs="adwa-assalaf"/>
                 <w:b w:val="0"/>
                 <w:sz w:val="22"/>
                 <w:rtl/>
-                <w:szCs w:val="22"/>
+                <w:szCs w:val="26"/>
               </w:rPr>
               <w:t>م-أ</w:t>
             </w:r>
@@ -1977,10 +2725,11 @@
             <w:r/>
             <w:r>
               <w:rPr>
+                <w:rFonts w:ascii="Noto Naskh Arabic" w:hAnsi="Noto Naskh Arabic" w:cs="adwa-assalaf"/>
                 <w:b w:val="0"/>
                 <w:sz w:val="22"/>
                 <w:rtl/>
-                <w:szCs w:val="22"/>
+                <w:szCs w:val="26"/>
               </w:rPr>
               <w:t>ملحق الأدلة</w:t>
             </w:r>
@@ -1998,10 +2747,11 @@
             <w:r/>
             <w:r>
               <w:rPr>
+                <w:rFonts w:ascii="Noto Naskh Arabic" w:hAnsi="Noto Naskh Arabic" w:cs="adwa-assalaf"/>
                 <w:b w:val="0"/>
                 <w:sz w:val="22"/>
                 <w:rtl/>
-                <w:szCs w:val="22"/>
+                <w:szCs w:val="26"/>
               </w:rPr>
               <w:t>—</w:t>
             </w:r>
@@ -2019,10 +2769,11 @@
             <w:r/>
             <w:r>
               <w:rPr>
+                <w:rFonts w:ascii="Noto Naskh Arabic" w:hAnsi="Noto Naskh Arabic" w:cs="adwa-assalaf"/>
                 <w:b w:val="0"/>
                 <w:sz w:val="22"/>
                 <w:rtl/>
-                <w:szCs w:val="22"/>
+                <w:szCs w:val="26"/>
               </w:rPr>
               <w:t>✓</w:t>
             </w:r>
@@ -2040,11 +2791,12 @@
             <w:r/>
             <w:r>
               <w:rPr>
+                <w:rFonts w:ascii="Noto Naskh Arabic" w:hAnsi="Noto Naskh Arabic" w:cs="adwa-assalaf"/>
                 <w:b/>
                 <w:sz w:val="22"/>
                 <w:rtl/>
-                <w:szCs w:val="22"/>
                 <w:bCs/>
+                <w:szCs w:val="26"/>
               </w:rPr>
               <w:t>إلزامي</w:t>
             </w:r>
@@ -2064,10 +2816,11 @@
             <w:r/>
             <w:r>
               <w:rPr>
+                <w:rFonts w:ascii="Noto Naskh Arabic" w:hAnsi="Noto Naskh Arabic" w:cs="adwa-assalaf"/>
                 <w:b w:val="0"/>
                 <w:sz w:val="22"/>
                 <w:rtl/>
-                <w:szCs w:val="22"/>
+                <w:szCs w:val="26"/>
               </w:rPr>
               <w:t>م-ب</w:t>
             </w:r>
@@ -2085,10 +2838,11 @@
             <w:r/>
             <w:r>
               <w:rPr>
+                <w:rFonts w:ascii="Noto Naskh Arabic" w:hAnsi="Noto Naskh Arabic" w:cs="adwa-assalaf"/>
                 <w:b w:val="0"/>
                 <w:sz w:val="22"/>
                 <w:rtl/>
-                <w:szCs w:val="22"/>
+                <w:szCs w:val="26"/>
               </w:rPr>
               <w:t>ملحق التعارضات</w:t>
             </w:r>
@@ -2106,10 +2860,11 @@
             <w:r/>
             <w:r>
               <w:rPr>
+                <w:rFonts w:ascii="Noto Naskh Arabic" w:hAnsi="Noto Naskh Arabic" w:cs="adwa-assalaf"/>
                 <w:b w:val="0"/>
                 <w:sz w:val="22"/>
                 <w:rtl/>
-                <w:szCs w:val="22"/>
+                <w:szCs w:val="26"/>
               </w:rPr>
               <w:t>—</w:t>
             </w:r>
@@ -2127,10 +2882,11 @@
             <w:r/>
             <w:r>
               <w:rPr>
+                <w:rFonts w:ascii="Noto Naskh Arabic" w:hAnsi="Noto Naskh Arabic" w:cs="adwa-assalaf"/>
                 <w:b w:val="0"/>
                 <w:sz w:val="22"/>
                 <w:rtl/>
-                <w:szCs w:val="22"/>
+                <w:szCs w:val="26"/>
               </w:rPr>
               <w:t>✓</w:t>
             </w:r>
@@ -2148,30 +2904,33 @@
             <w:r/>
             <w:r>
               <w:rPr>
+                <w:rFonts w:ascii="Noto Naskh Arabic" w:hAnsi="Noto Naskh Arabic" w:cs="adwa-assalaf"/>
                 <w:b/>
                 <w:sz w:val="22"/>
                 <w:rtl/>
-                <w:szCs w:val="22"/>
                 <w:bCs/>
+                <w:szCs w:val="26"/>
               </w:rPr>
               <w:t>إلزامي</w:t>
             </w:r>
             <w:r>
               <w:rPr>
+                <w:rFonts w:ascii="Noto Naskh Arabic" w:hAnsi="Noto Naskh Arabic" w:cs="adwa-assalaf"/>
                 <w:b w:val="0"/>
                 <w:sz w:val="22"/>
                 <w:rtl/>
-                <w:szCs w:val="22"/>
+                <w:szCs w:val="26"/>
               </w:rPr>
               <w:t xml:space="preserve"> </w:t>
             </w:r>
             <w:r>
               <w:rPr>
+                <w:rFonts w:ascii="Noto Naskh Arabic" w:hAnsi="Noto Naskh Arabic" w:cs="adwa-assalaf"/>
                 <w:b w:val="0"/>
                 <w:color w:val="FF0000"/>
                 <w:sz w:val="22"/>
                 <w:rtl/>
-                <w:szCs w:val="22"/>
+                <w:szCs w:val="26"/>
               </w:rPr>
               <w:t>(ولو للتصريح بعدم وجود تعارض)</w:t>
             </w:r>
@@ -2191,10 +2950,11 @@
             <w:r/>
             <w:r>
               <w:rPr>
+                <w:rFonts w:ascii="Noto Naskh Arabic" w:hAnsi="Noto Naskh Arabic" w:cs="adwa-assalaf"/>
                 <w:b w:val="0"/>
                 <w:sz w:val="22"/>
                 <w:rtl/>
-                <w:szCs w:val="22"/>
+                <w:szCs w:val="26"/>
               </w:rPr>
               <w:t>م-ج</w:t>
             </w:r>
@@ -2212,20 +2972,22 @@
             <w:r/>
             <w:r>
               <w:rPr>
+                <w:rFonts w:ascii="Noto Naskh Arabic" w:hAnsi="Noto Naskh Arabic" w:cs="adwa-assalaf"/>
                 <w:b w:val="0"/>
                 <w:sz w:val="22"/>
                 <w:rtl/>
-                <w:szCs w:val="22"/>
+                <w:szCs w:val="26"/>
               </w:rPr>
               <w:t xml:space="preserve">ملاحق إضافية </w:t>
             </w:r>
             <w:r>
               <w:rPr>
+                <w:rFonts w:ascii="Noto Naskh Arabic" w:hAnsi="Noto Naskh Arabic" w:cs="adwa-assalaf"/>
                 <w:b w:val="0"/>
                 <w:color w:val="FF0000"/>
                 <w:sz w:val="22"/>
                 <w:rtl/>
-                <w:szCs w:val="22"/>
+                <w:szCs w:val="26"/>
               </w:rPr>
               <w:t>(أدوات، خرائط، جداول)</w:t>
             </w:r>
@@ -2243,10 +3005,11 @@
             <w:r/>
             <w:r>
               <w:rPr>
+                <w:rFonts w:ascii="Noto Naskh Arabic" w:hAnsi="Noto Naskh Arabic" w:cs="adwa-assalaf"/>
                 <w:b w:val="0"/>
                 <w:sz w:val="22"/>
                 <w:rtl/>
-                <w:szCs w:val="22"/>
+                <w:szCs w:val="26"/>
               </w:rPr>
               <w:t>—</w:t>
             </w:r>
@@ -2264,10 +3027,11 @@
             <w:r/>
             <w:r>
               <w:rPr>
+                <w:rFonts w:ascii="Noto Naskh Arabic" w:hAnsi="Noto Naskh Arabic" w:cs="adwa-assalaf"/>
                 <w:b w:val="0"/>
                 <w:sz w:val="22"/>
                 <w:rtl/>
-                <w:szCs w:val="22"/>
+                <w:szCs w:val="26"/>
               </w:rPr>
               <w:t>—</w:t>
             </w:r>
@@ -2285,10 +3049,11 @@
             <w:r/>
             <w:r>
               <w:rPr>
+                <w:rFonts w:ascii="Noto Naskh Arabic" w:hAnsi="Noto Naskh Arabic" w:cs="adwa-assalaf"/>
                 <w:b w:val="0"/>
                 <w:sz w:val="22"/>
                 <w:rtl/>
-                <w:szCs w:val="22"/>
+                <w:szCs w:val="26"/>
               </w:rPr>
               <w:t>—</w:t>
             </w:r>
@@ -2304,22 +3069,176 @@
       </w:pPr>
       <w:r>
         <w:rPr>
+          <w:rFonts w:ascii="Noto Naskh Arabic" w:hAnsi="Noto Naskh Arabic" w:cs="adwa-assalaf"/>
           <w:b/>
           <w:sz w:val="24"/>
           <w:rtl/>
-          <w:szCs w:val="24"/>
           <w:bCs/>
+          <w:szCs w:val="28"/>
         </w:rPr>
         <w:t>المجموع الإرشادي للمتن:</w:t>
       </w:r>
       <w:r>
         <w:rPr>
+          <w:rFonts w:ascii="Noto Naskh Arabic" w:hAnsi="Noto Naskh Arabic" w:cs="adwa-assalaf"/>
           <w:b w:val="0"/>
           <w:sz w:val="24"/>
           <w:rtl/>
+          <w:szCs w:val="28"/>
+        </w:rPr>
+        <w:t xml:space="preserve"> </w:t>
+      </w:r>
+      <w:r>
+        <w:rPr>
+          <w:rFonts w:ascii="Noto Naskh Arabic" w:hAnsi="Noto Naskh Arabic" w:cs="Noto Naskh Arabic"/>
+          <w:b w:val="0"/>
+          <w:sz w:val="24"/>
           <w:szCs w:val="24"/>
         </w:rPr>
-        <w:t xml:space="preserve"> 9,000–15,000 كلمة للدراسة المحكّمة، و4,000–7,000 للورقة البحثية القصيرة.</w:t>
+        <w:t>9</w:t>
+      </w:r>
+      <w:r>
+        <w:rPr>
+          <w:rFonts w:ascii="Noto Naskh Arabic" w:hAnsi="Noto Naskh Arabic" w:cs="adwa-assalaf"/>
+          <w:b w:val="0"/>
+          <w:sz w:val="24"/>
+          <w:rtl/>
+          <w:szCs w:val="28"/>
+        </w:rPr>
+        <w:t>,</w:t>
+      </w:r>
+      <w:r>
+        <w:rPr>
+          <w:rFonts w:ascii="Noto Naskh Arabic" w:hAnsi="Noto Naskh Arabic" w:cs="Noto Naskh Arabic"/>
+          <w:b w:val="0"/>
+          <w:sz w:val="24"/>
+          <w:szCs w:val="24"/>
+        </w:rPr>
+        <w:t>000</w:t>
+      </w:r>
+      <w:r>
+        <w:rPr>
+          <w:rFonts w:ascii="Noto Naskh Arabic" w:hAnsi="Noto Naskh Arabic" w:cs="adwa-assalaf"/>
+          <w:b w:val="0"/>
+          <w:sz w:val="24"/>
+          <w:rtl/>
+          <w:szCs w:val="28"/>
+        </w:rPr>
+        <w:t>–</w:t>
+      </w:r>
+      <w:r>
+        <w:rPr>
+          <w:rFonts w:ascii="Noto Naskh Arabic" w:hAnsi="Noto Naskh Arabic" w:cs="Noto Naskh Arabic"/>
+          <w:b w:val="0"/>
+          <w:sz w:val="24"/>
+          <w:szCs w:val="24"/>
+        </w:rPr>
+        <w:t>15</w:t>
+      </w:r>
+      <w:r>
+        <w:rPr>
+          <w:rFonts w:ascii="Noto Naskh Arabic" w:hAnsi="Noto Naskh Arabic" w:cs="adwa-assalaf"/>
+          <w:b w:val="0"/>
+          <w:sz w:val="24"/>
+          <w:rtl/>
+          <w:szCs w:val="28"/>
+        </w:rPr>
+        <w:t>,</w:t>
+      </w:r>
+      <w:r>
+        <w:rPr>
+          <w:rFonts w:ascii="Noto Naskh Arabic" w:hAnsi="Noto Naskh Arabic" w:cs="Noto Naskh Arabic"/>
+          <w:b w:val="0"/>
+          <w:sz w:val="24"/>
+          <w:szCs w:val="24"/>
+        </w:rPr>
+        <w:t>000</w:t>
+      </w:r>
+      <w:r>
+        <w:rPr>
+          <w:rFonts w:ascii="Noto Naskh Arabic" w:hAnsi="Noto Naskh Arabic" w:cs="adwa-assalaf"/>
+          <w:b w:val="0"/>
+          <w:sz w:val="24"/>
+          <w:rtl/>
+          <w:szCs w:val="28"/>
+        </w:rPr>
+        <w:t xml:space="preserve"> كلمة للدراسة المحكّمة، و</w:t>
+      </w:r>
+      <w:r>
+        <w:rPr>
+          <w:rFonts w:ascii="Noto Naskh Arabic" w:hAnsi="Noto Naskh Arabic" w:cs="Noto Naskh Arabic"/>
+          <w:b w:val="0"/>
+          <w:sz w:val="24"/>
+          <w:szCs w:val="24"/>
+        </w:rPr>
+        <w:t>4</w:t>
+      </w:r>
+      <w:r>
+        <w:rPr>
+          <w:rFonts w:ascii="Noto Naskh Arabic" w:hAnsi="Noto Naskh Arabic" w:cs="adwa-assalaf"/>
+          <w:b w:val="0"/>
+          <w:sz w:val="24"/>
+          <w:rtl/>
+          <w:szCs w:val="28"/>
+        </w:rPr>
+        <w:t>,</w:t>
+      </w:r>
+      <w:r>
+        <w:rPr>
+          <w:rFonts w:ascii="Noto Naskh Arabic" w:hAnsi="Noto Naskh Arabic" w:cs="Noto Naskh Arabic"/>
+          <w:b w:val="0"/>
+          <w:sz w:val="24"/>
+          <w:szCs w:val="24"/>
+        </w:rPr>
+        <w:t>000</w:t>
+      </w:r>
+      <w:r>
+        <w:rPr>
+          <w:rFonts w:ascii="Noto Naskh Arabic" w:hAnsi="Noto Naskh Arabic" w:cs="adwa-assalaf"/>
+          <w:b w:val="0"/>
+          <w:sz w:val="24"/>
+          <w:rtl/>
+          <w:szCs w:val="28"/>
+        </w:rPr>
+        <w:t>–</w:t>
+      </w:r>
+      <w:r>
+        <w:rPr>
+          <w:rFonts w:ascii="Noto Naskh Arabic" w:hAnsi="Noto Naskh Arabic" w:cs="Noto Naskh Arabic"/>
+          <w:b w:val="0"/>
+          <w:sz w:val="24"/>
+          <w:szCs w:val="24"/>
+        </w:rPr>
+        <w:t>7</w:t>
+      </w:r>
+      <w:r>
+        <w:rPr>
+          <w:rFonts w:ascii="Noto Naskh Arabic" w:hAnsi="Noto Naskh Arabic" w:cs="adwa-assalaf"/>
+          <w:b w:val="0"/>
+          <w:sz w:val="24"/>
+          <w:rtl/>
+          <w:szCs w:val="28"/>
+        </w:rPr>
+        <w:t>,</w:t>
+      </w:r>
+      <w:r>
+        <w:rPr>
+          <w:rFonts w:ascii="Noto Naskh Arabic" w:hAnsi="Noto Naskh Arabic" w:cs="Noto Naskh Arabic"/>
+          <w:b w:val="0"/>
+          <w:sz w:val="24"/>
+          <w:szCs w:val="24"/>
+        </w:rPr>
+        <w:t>000</w:t>
+      </w:r>
+      <w:r>
+        <w:rPr>
+          <w:rFonts w:ascii="Noto Naskh Arabic" w:hAnsi="Noto Naskh Arabic" w:cs="adwa-assalaf"/>
+          <w:b w:val="0"/>
+          <w:sz w:val="24"/>
+          <w:rtl/>
+          <w:szCs w:val="28"/>
+        </w:rPr>
+        <w:t xml:space="preserve"> للورقة البحثية القصيرة.</w:t>
       </w:r>
     </w:p>
     <w:p>
@@ -2329,14 +3248,26 @@
       </w:pPr>
       <w:r>
         <w:rPr>
+          <w:rFonts w:ascii="Noto Naskh Arabic" w:hAnsi="Noto Naskh Arabic" w:cs="Noto Naskh Arabic"/>
+          <w:b/>
+          <w:color w:val="1F4E79"/>
+          <w:sz w:val="32"/>
+          <w:bCs/>
+          <w:szCs w:val="32"/>
+        </w:rPr>
+        <w:t>2.</w:t>
+      </w:r>
+      <w:r>
+        <w:rPr>
+          <w:rFonts w:ascii="Noto Naskh Arabic" w:hAnsi="Noto Naskh Arabic" w:cs="adwa-assalaf"/>
           <w:b/>
           <w:color w:val="1F4E79"/>
           <w:sz w:val="32"/>
           <w:rtl/>
-          <w:szCs w:val="32"/>
           <w:bCs/>
+          <w:szCs w:val="36"/>
         </w:rPr>
-        <w:t>2. التفصيل القسمي</w:t>
+        <w:t xml:space="preserve"> التفصيل القسمي</w:t>
       </w:r>
     </w:p>
     <w:p>
@@ -2346,14 +3277,26 @@
       </w:pPr>
       <w:r>
         <w:rPr>
+          <w:rFonts w:ascii="Noto Naskh Arabic" w:hAnsi="Noto Naskh Arabic" w:cs="Noto Naskh Arabic"/>
+          <w:b/>
+          <w:color w:val="A0522D"/>
+          <w:sz w:val="28"/>
+          <w:bCs/>
+          <w:szCs w:val="28"/>
+        </w:rPr>
+        <w:t>2.0</w:t>
+      </w:r>
+      <w:r>
+        <w:rPr>
+          <w:rFonts w:ascii="Noto Naskh Arabic" w:hAnsi="Noto Naskh Arabic" w:cs="adwa-assalaf"/>
           <w:b/>
           <w:color w:val="A0522D"/>
           <w:sz w:val="28"/>
           <w:rtl/>
-          <w:szCs w:val="28"/>
           <w:bCs/>
+          <w:szCs w:val="32"/>
         </w:rPr>
-        <w:t>2.0 صفحة العنوان</w:t>
+        <w:t xml:space="preserve"> صفحة العنوان</w:t>
       </w:r>
     </w:p>
     <w:tbl>
@@ -2381,12 +3324,13 @@
             <w:r/>
             <w:r>
               <w:rPr>
+                <w:rFonts w:ascii="Noto Naskh Arabic" w:hAnsi="Noto Naskh Arabic" w:cs="adwa-assalaf"/>
                 <w:b/>
                 <w:color w:val="1F4E79"/>
                 <w:sz w:val="22"/>
                 <w:rtl/>
-                <w:szCs w:val="22"/>
                 <w:bCs/>
+                <w:szCs w:val="26"/>
               </w:rPr>
               <w:t>الحقل</w:t>
             </w:r>
@@ -2405,12 +3349,13 @@
             <w:r/>
             <w:r>
               <w:rPr>
+                <w:rFonts w:ascii="Noto Naskh Arabic" w:hAnsi="Noto Naskh Arabic" w:cs="adwa-assalaf"/>
                 <w:b/>
                 <w:color w:val="1F4E79"/>
                 <w:sz w:val="22"/>
                 <w:rtl/>
-                <w:szCs w:val="22"/>
                 <w:bCs/>
+                <w:szCs w:val="26"/>
               </w:rPr>
               <w:t>القيمة</w:t>
             </w:r>
@@ -2430,10 +3375,11 @@
             <w:r/>
             <w:r>
               <w:rPr>
+                <w:rFonts w:ascii="Noto Naskh Arabic" w:hAnsi="Noto Naskh Arabic" w:cs="adwa-assalaf"/>
                 <w:b w:val="0"/>
                 <w:sz w:val="22"/>
                 <w:rtl/>
-                <w:szCs w:val="22"/>
+                <w:szCs w:val="26"/>
               </w:rPr>
               <w:t>العنوان</w:t>
             </w:r>
@@ -2451,10 +3397,11 @@
             <w:r/>
             <w:r>
               <w:rPr>
+                <w:rFonts w:ascii="Noto Naskh Arabic" w:hAnsi="Noto Naskh Arabic" w:cs="adwa-assalaf"/>
                 <w:b w:val="0"/>
                 <w:sz w:val="22"/>
                 <w:rtl/>
-                <w:szCs w:val="22"/>
+                <w:szCs w:val="26"/>
               </w:rPr>
               <w:t>……</w:t>
             </w:r>
@@ -2474,10 +3421,11 @@
             <w:r/>
             <w:r>
               <w:rPr>
+                <w:rFonts w:ascii="Noto Naskh Arabic" w:hAnsi="Noto Naskh Arabic" w:cs="adwa-assalaf"/>
                 <w:b w:val="0"/>
                 <w:sz w:val="22"/>
                 <w:rtl/>
-                <w:szCs w:val="22"/>
+                <w:szCs w:val="26"/>
               </w:rPr>
               <w:t>العنوان الفرعي</w:t>
             </w:r>
@@ -2495,10 +3443,11 @@
             <w:r/>
             <w:r>
               <w:rPr>
+                <w:rFonts w:ascii="Noto Naskh Arabic" w:hAnsi="Noto Naskh Arabic" w:cs="adwa-assalaf"/>
                 <w:b w:val="0"/>
                 <w:sz w:val="22"/>
                 <w:rtl/>
-                <w:szCs w:val="22"/>
+                <w:szCs w:val="26"/>
               </w:rPr>
               <w:t>……</w:t>
             </w:r>
@@ -2518,10 +3467,11 @@
             <w:r/>
             <w:r>
               <w:rPr>
+                <w:rFonts w:ascii="Noto Naskh Arabic" w:hAnsi="Noto Naskh Arabic" w:cs="adwa-assalaf"/>
                 <w:b w:val="0"/>
                 <w:sz w:val="22"/>
                 <w:rtl/>
-                <w:szCs w:val="22"/>
+                <w:szCs w:val="26"/>
               </w:rPr>
               <w:t>معرّف المشروع / المنشور</w:t>
             </w:r>
@@ -2539,12 +3489,41 @@
             <w:r/>
             <w:r>
               <w:rPr>
+                <w:rFonts w:ascii="Noto Naskh Arabic" w:hAnsi="Noto Naskh Arabic" w:cs="Noto Naskh Arabic"/>
                 <w:b w:val="0"/>
                 <w:sz w:val="22"/>
+                <w:szCs w:val="22"/>
+              </w:rPr>
+              <w:t>PRJ-</w:t>
+            </w:r>
+            <w:r>
+              <w:rPr>
+                <w:rFonts w:ascii="Noto Naskh Arabic" w:hAnsi="Noto Naskh Arabic" w:cs="adwa-assalaf"/>
+                <w:b w:val="0"/>
+                <w:sz w:val="22"/>
                 <w:rtl/>
+                <w:szCs w:val="26"/>
+              </w:rPr>
+              <w:t xml:space="preserve">…… / </w:t>
+            </w:r>
+            <w:r>
+              <w:rPr>
+                <w:rFonts w:ascii="Noto Naskh Arabic" w:hAnsi="Noto Naskh Arabic" w:cs="Noto Naskh Arabic"/>
+                <w:b w:val="0"/>
+                <w:sz w:val="22"/>
                 <w:szCs w:val="22"/>
               </w:rPr>
-              <w:t>PRJ-…… / PUB-……</w:t>
+              <w:t>PUB-</w:t>
+            </w:r>
+            <w:r>
+              <w:rPr>
+                <w:rFonts w:ascii="Noto Naskh Arabic" w:hAnsi="Noto Naskh Arabic" w:cs="adwa-assalaf"/>
+                <w:b w:val="0"/>
+                <w:sz w:val="22"/>
+                <w:rtl/>
+                <w:szCs w:val="26"/>
+              </w:rPr>
+              <w:t>……</w:t>
             </w:r>
           </w:p>
         </w:tc>
@@ -2562,22 +3541,45 @@
             <w:r/>
             <w:r>
               <w:rPr>
+                <w:rFonts w:ascii="Noto Naskh Arabic" w:hAnsi="Noto Naskh Arabic" w:cs="adwa-assalaf"/>
                 <w:b w:val="0"/>
                 <w:sz w:val="22"/>
                 <w:rtl/>
-                <w:szCs w:val="22"/>
+                <w:szCs w:val="26"/>
               </w:rPr>
               <w:t xml:space="preserve">المؤلفون وأدوارهم </w:t>
             </w:r>
             <w:r>
               <w:rPr>
+                <w:rFonts w:ascii="Noto Naskh Arabic" w:hAnsi="Noto Naskh Arabic" w:cs="adwa-assalaf"/>
                 <w:b w:val="0"/>
                 <w:color w:val="FF0000"/>
                 <w:sz w:val="22"/>
                 <w:rtl/>
+                <w:szCs w:val="26"/>
+              </w:rPr>
+              <w:t>(</w:t>
+            </w:r>
+            <w:r>
+              <w:rPr>
+                <w:rFonts w:ascii="Noto Naskh Arabic" w:hAnsi="Noto Naskh Arabic" w:cs="Noto Naskh Arabic"/>
+                <w:b w:val="0"/>
+                <w:color w:val="FF0000"/>
+                <w:sz w:val="22"/>
                 <w:szCs w:val="22"/>
               </w:rPr>
-              <w:t>(CRediT أو ما يماثله)</w:t>
+              <w:t>CRediT</w:t>
+            </w:r>
+            <w:r>
+              <w:rPr>
+                <w:rFonts w:ascii="Noto Naskh Arabic" w:hAnsi="Noto Naskh Arabic" w:cs="adwa-assalaf"/>
+                <w:b w:val="0"/>
+                <w:color w:val="FF0000"/>
+                <w:sz w:val="22"/>
+                <w:rtl/>
+                <w:szCs w:val="26"/>
+              </w:rPr>
+              <w:t xml:space="preserve"> أو ما يماثله)</w:t>
             </w:r>
           </w:p>
         </w:tc>
@@ -2593,10 +3595,11 @@
             <w:r/>
             <w:r>
               <w:rPr>
+                <w:rFonts w:ascii="Noto Naskh Arabic" w:hAnsi="Noto Naskh Arabic" w:cs="adwa-assalaf"/>
                 <w:b w:val="0"/>
                 <w:sz w:val="22"/>
                 <w:rtl/>
-                <w:szCs w:val="22"/>
+                <w:szCs w:val="26"/>
               </w:rPr>
               <w:t>……</w:t>
             </w:r>
@@ -2616,10 +3619,11 @@
             <w:r/>
             <w:r>
               <w:rPr>
+                <w:rFonts w:ascii="Noto Naskh Arabic" w:hAnsi="Noto Naskh Arabic" w:cs="adwa-assalaf"/>
                 <w:b w:val="0"/>
                 <w:sz w:val="22"/>
                 <w:rtl/>
-                <w:szCs w:val="22"/>
+                <w:szCs w:val="26"/>
               </w:rPr>
               <w:t>تاريخ الإصدار والنسخة</w:t>
             </w:r>
@@ -2637,12 +3641,32 @@
             <w:r/>
             <w:r>
               <w:rPr>
+                <w:rFonts w:ascii="Noto Naskh Arabic" w:hAnsi="Noto Naskh Arabic" w:cs="adwa-assalaf"/>
                 <w:b w:val="0"/>
                 <w:sz w:val="22"/>
                 <w:rtl/>
+                <w:szCs w:val="26"/>
+              </w:rPr>
+              <w:t xml:space="preserve">…… / </w:t>
+            </w:r>
+            <w:r>
+              <w:rPr>
+                <w:rFonts w:ascii="Noto Naskh Arabic" w:hAnsi="Noto Naskh Arabic" w:cs="Noto Naskh Arabic"/>
+                <w:b w:val="0"/>
+                <w:sz w:val="22"/>
                 <w:szCs w:val="22"/>
               </w:rPr>
-              <w:t>…… / v……</w:t>
+              <w:t>v</w:t>
+            </w:r>
+            <w:r>
+              <w:rPr>
+                <w:rFonts w:ascii="Noto Naskh Arabic" w:hAnsi="Noto Naskh Arabic" w:cs="adwa-assalaf"/>
+                <w:b w:val="0"/>
+                <w:sz w:val="22"/>
+                <w:rtl/>
+                <w:szCs w:val="26"/>
+              </w:rPr>
+              <w:t>……</w:t>
             </w:r>
           </w:p>
         </w:tc>
@@ -2660,22 +3684,45 @@
             <w:r/>
             <w:r>
               <w:rPr>
+                <w:rFonts w:ascii="Noto Naskh Arabic" w:hAnsi="Noto Naskh Arabic" w:cs="adwa-assalaf"/>
                 <w:b w:val="0"/>
                 <w:sz w:val="22"/>
                 <w:rtl/>
-                <w:szCs w:val="22"/>
+                <w:szCs w:val="26"/>
               </w:rPr>
               <w:t xml:space="preserve">مستوى الإتاحة </w:t>
             </w:r>
             <w:r>
               <w:rPr>
+                <w:rFonts w:ascii="Noto Naskh Arabic" w:hAnsi="Noto Naskh Arabic" w:cs="adwa-assalaf"/>
                 <w:b w:val="0"/>
                 <w:color w:val="FF0000"/>
                 <w:sz w:val="22"/>
                 <w:rtl/>
+                <w:szCs w:val="26"/>
+              </w:rPr>
+              <w:t>(</w:t>
+            </w:r>
+            <w:r>
+              <w:rPr>
+                <w:rFonts w:ascii="Noto Naskh Arabic" w:hAnsi="Noto Naskh Arabic" w:cs="Noto Naskh Arabic"/>
+                <w:b w:val="0"/>
+                <w:color w:val="FF0000"/>
+                <w:sz w:val="22"/>
                 <w:szCs w:val="22"/>
               </w:rPr>
-              <w:t>(access_level)</w:t>
+              <w:t>access_level</w:t>
+            </w:r>
+            <w:r>
+              <w:rPr>
+                <w:rFonts w:ascii="Noto Naskh Arabic" w:hAnsi="Noto Naskh Arabic" w:cs="adwa-assalaf"/>
+                <w:b w:val="0"/>
+                <w:color w:val="FF0000"/>
+                <w:sz w:val="22"/>
+                <w:rtl/>
+                <w:szCs w:val="26"/>
+              </w:rPr>
+              <w:t>)</w:t>
             </w:r>
           </w:p>
         </w:tc>
@@ -2691,12 +3738,79 @@
             <w:r/>
             <w:r>
               <w:rPr>
+                <w:rFonts w:ascii="Noto Naskh Arabic" w:hAnsi="Noto Naskh Arabic" w:cs="adwa-assalaf"/>
                 <w:b w:val="0"/>
                 <w:sz w:val="22"/>
                 <w:rtl/>
+                <w:szCs w:val="26"/>
+              </w:rPr>
+              <w:t xml:space="preserve">☐ عام </w:t>
+            </w:r>
+            <w:r>
+              <w:rPr>
+                <w:rFonts w:ascii="Noto Naskh Arabic" w:hAnsi="Noto Naskh Arabic" w:cs="Noto Naskh Arabic"/>
+                <w:b w:val="0"/>
+                <w:sz w:val="22"/>
                 <w:szCs w:val="22"/>
               </w:rPr>
-              <w:t>☐ عام public ☐ للمشروع project ☐ مشاركة محددة shared ☐ خاص private</w:t>
+              <w:t>public</w:t>
+            </w:r>
+            <w:r>
+              <w:rPr>
+                <w:rFonts w:ascii="Noto Naskh Arabic" w:hAnsi="Noto Naskh Arabic" w:cs="adwa-assalaf"/>
+                <w:b w:val="0"/>
+                <w:sz w:val="22"/>
+                <w:rtl/>
+                <w:szCs w:val="26"/>
+              </w:rPr>
+              <w:t xml:space="preserve"> ☐ للمشروع </w:t>
+            </w:r>
+            <w:r>
+              <w:rPr>
+                <w:rFonts w:ascii="Noto Naskh Arabic" w:hAnsi="Noto Naskh Arabic" w:cs="Noto Naskh Arabic"/>
+                <w:b w:val="0"/>
+                <w:sz w:val="22"/>
+                <w:szCs w:val="22"/>
+              </w:rPr>
+              <w:t>project</w:t>
+            </w:r>
+            <w:r>
+              <w:rPr>
+                <w:rFonts w:ascii="Noto Naskh Arabic" w:hAnsi="Noto Naskh Arabic" w:cs="adwa-assalaf"/>
+                <w:b w:val="0"/>
+                <w:sz w:val="22"/>
+                <w:rtl/>
+                <w:szCs w:val="26"/>
+              </w:rPr>
+              <w:t xml:space="preserve"> ☐ مشاركة محددة </w:t>
+            </w:r>
+            <w:r>
+              <w:rPr>
+                <w:rFonts w:ascii="Noto Naskh Arabic" w:hAnsi="Noto Naskh Arabic" w:cs="Noto Naskh Arabic"/>
+                <w:b w:val="0"/>
+                <w:sz w:val="22"/>
+                <w:szCs w:val="22"/>
+              </w:rPr>
+              <w:t>shared</w:t>
+            </w:r>
+            <w:r>
+              <w:rPr>
+                <w:rFonts w:ascii="Noto Naskh Arabic" w:hAnsi="Noto Naskh Arabic" w:cs="adwa-assalaf"/>
+                <w:b w:val="0"/>
+                <w:sz w:val="22"/>
+                <w:rtl/>
+                <w:szCs w:val="26"/>
+              </w:rPr>
+              <w:t xml:space="preserve"> ☐ خاص </w:t>
+            </w:r>
+            <w:r>
+              <w:rPr>
+                <w:rFonts w:ascii="Noto Naskh Arabic" w:hAnsi="Noto Naskh Arabic" w:cs="Noto Naskh Arabic"/>
+                <w:b w:val="0"/>
+                <w:sz w:val="22"/>
+                <w:szCs w:val="22"/>
+              </w:rPr>
+              <w:t>private</w:t>
             </w:r>
           </w:p>
         </w:tc>
@@ -2710,14 +3824,26 @@
       </w:pPr>
       <w:r>
         <w:rPr>
+          <w:rFonts w:ascii="Noto Naskh Arabic" w:hAnsi="Noto Naskh Arabic" w:cs="Noto Naskh Arabic"/>
+          <w:b/>
+          <w:color w:val="A0522D"/>
+          <w:sz w:val="28"/>
+          <w:bCs/>
+          <w:szCs w:val="28"/>
+        </w:rPr>
+        <w:t>2.1</w:t>
+      </w:r>
+      <w:r>
+        <w:rPr>
+          <w:rFonts w:ascii="Noto Naskh Arabic" w:hAnsi="Noto Naskh Arabic" w:cs="adwa-assalaf"/>
           <w:b/>
           <w:color w:val="A0522D"/>
           <w:sz w:val="28"/>
           <w:rtl/>
-          <w:szCs w:val="28"/>
           <w:bCs/>
+          <w:szCs w:val="32"/>
         </w:rPr>
-        <w:t>2.1 الملخص</w:t>
+        <w:t xml:space="preserve"> الملخص</w:t>
       </w:r>
     </w:p>
     <w:p>
@@ -2727,39 +3853,43 @@
       </w:pPr>
       <w:r>
         <w:rPr>
+          <w:rFonts w:ascii="Noto Naskh Arabic" w:hAnsi="Noto Naskh Arabic" w:cs="adwa-assalaf"/>
           <w:b w:val="0"/>
           <w:sz w:val="24"/>
           <w:rtl/>
-          <w:szCs w:val="24"/>
+          <w:szCs w:val="28"/>
         </w:rPr>
         <w:t xml:space="preserve">يتضمن بالترتيب: المشكلة، والهدف، والمنهج والمصادر </w:t>
       </w:r>
       <w:r>
         <w:rPr>
+          <w:rFonts w:ascii="Noto Naskh Arabic" w:hAnsi="Noto Naskh Arabic" w:cs="adwa-assalaf"/>
           <w:b w:val="0"/>
           <w:color w:val="FF0000"/>
           <w:sz w:val="24"/>
           <w:rtl/>
-          <w:szCs w:val="24"/>
+          <w:szCs w:val="28"/>
         </w:rPr>
         <w:t>(بأنواعها وأعدادها)</w:t>
       </w:r>
       <w:r>
         <w:rPr>
+          <w:rFonts w:ascii="Noto Naskh Arabic" w:hAnsi="Noto Naskh Arabic" w:cs="adwa-assalaf"/>
           <w:b w:val="0"/>
           <w:sz w:val="24"/>
           <w:rtl/>
-          <w:szCs w:val="24"/>
+          <w:szCs w:val="28"/>
         </w:rPr>
         <w:t xml:space="preserve">، وأبرز النتائج مع درجة يقينها، والإسهام. </w:t>
       </w:r>
       <w:r>
         <w:rPr>
+          <w:rFonts w:ascii="Noto Naskh Arabic" w:hAnsi="Noto Naskh Arabic" w:cs="adwa-assalaf"/>
           <w:b/>
           <w:sz w:val="24"/>
           <w:rtl/>
-          <w:szCs w:val="24"/>
           <w:bCs/>
+          <w:szCs w:val="28"/>
         </w:rPr>
         <w:t>لا يتضمن الملخص ادعاءً لا يرد في النتائج.</w:t>
       </w:r>
@@ -2771,14 +3901,26 @@
       </w:pPr>
       <w:r>
         <w:rPr>
+          <w:rFonts w:ascii="Noto Naskh Arabic" w:hAnsi="Noto Naskh Arabic" w:cs="Noto Naskh Arabic"/>
+          <w:b/>
+          <w:color w:val="A0522D"/>
+          <w:sz w:val="28"/>
+          <w:bCs/>
+          <w:szCs w:val="28"/>
+        </w:rPr>
+        <w:t>2.3</w:t>
+      </w:r>
+      <w:r>
+        <w:rPr>
+          <w:rFonts w:ascii="Noto Naskh Arabic" w:hAnsi="Noto Naskh Arabic" w:cs="adwa-assalaf"/>
           <w:b/>
           <w:color w:val="A0522D"/>
           <w:sz w:val="28"/>
           <w:rtl/>
-          <w:szCs w:val="28"/>
           <w:bCs/>
+          <w:szCs w:val="32"/>
         </w:rPr>
-        <w:t>2.3 المقدمة</w:t>
+        <w:t xml:space="preserve"> المقدمة</w:t>
       </w:r>
     </w:p>
     <w:p>
@@ -2788,29 +3930,53 @@
       </w:pPr>
       <w:r>
         <w:rPr>
+          <w:rFonts w:ascii="Noto Naskh Arabic" w:hAnsi="Noto Naskh Arabic" w:cs="adwa-assalaf"/>
           <w:b w:val="0"/>
           <w:sz w:val="24"/>
           <w:rtl/>
-          <w:szCs w:val="24"/>
+          <w:szCs w:val="28"/>
         </w:rPr>
         <w:t xml:space="preserve">▪ السياق المكاني والزماني </w:t>
       </w:r>
       <w:r>
         <w:rPr>
+          <w:rFonts w:ascii="Noto Naskh Arabic" w:hAnsi="Noto Naskh Arabic" w:cs="adwa-assalaf"/>
           <w:b w:val="0"/>
           <w:color w:val="FF0000"/>
           <w:sz w:val="24"/>
           <w:rtl/>
-          <w:szCs w:val="24"/>
+          <w:szCs w:val="28"/>
         </w:rPr>
-        <w:t>(مع تحديد النطاق الجغرافي-الثقافي وفق الوثيقة 14)</w:t>
+        <w:t xml:space="preserve">(مع تحديد النطاق الجغرافي-الثقافي وفق الوثيقة </w:t>
       </w:r>
       <w:r>
         <w:rPr>
+          <w:rFonts w:ascii="Noto Naskh Arabic" w:hAnsi="Noto Naskh Arabic" w:cs="Noto Naskh Arabic"/>
+          <w:b w:val="0"/>
+          <w:color w:val="FF0000"/>
+          <w:sz w:val="24"/>
+          <w:szCs w:val="24"/>
+        </w:rPr>
+        <w:t>14</w:t>
+      </w:r>
+      <w:r>
+        <w:rPr>
+          <w:rFonts w:ascii="Noto Naskh Arabic" w:hAnsi="Noto Naskh Arabic" w:cs="adwa-assalaf"/>
+          <w:b w:val="0"/>
+          <w:color w:val="FF0000"/>
+          <w:sz w:val="24"/>
+          <w:rtl/>
+          <w:szCs w:val="28"/>
+        </w:rPr>
+        <w:t>)</w:t>
+      </w:r>
+      <w:r>
+        <w:rPr>
+          <w:rFonts w:ascii="Noto Naskh Arabic" w:hAnsi="Noto Naskh Arabic" w:cs="adwa-assalaf"/>
           <w:b w:val="0"/>
           <w:sz w:val="24"/>
           <w:rtl/>
-          <w:szCs w:val="24"/>
+          <w:szCs w:val="28"/>
         </w:rPr>
         <w:t>.</w:t>
       </w:r>
@@ -2822,10 +3988,11 @@
       </w:pPr>
       <w:r>
         <w:rPr>
+          <w:rFonts w:ascii="Noto Naskh Arabic" w:hAnsi="Noto Naskh Arabic" w:cs="adwa-assalaf"/>
           <w:b w:val="0"/>
           <w:sz w:val="24"/>
           <w:rtl/>
-          <w:szCs w:val="24"/>
+          <w:szCs w:val="28"/>
         </w:rPr>
         <w:t>▪ لماذا يهم الموضوع الآن؟</w:t>
       </w:r>
@@ -2837,10 +4004,11 @@
       </w:pPr>
       <w:r>
         <w:rPr>
+          <w:rFonts w:ascii="Noto Naskh Arabic" w:hAnsi="Noto Naskh Arabic" w:cs="adwa-assalaf"/>
           <w:b w:val="0"/>
           <w:sz w:val="24"/>
           <w:rtl/>
-          <w:szCs w:val="24"/>
+          <w:szCs w:val="28"/>
         </w:rPr>
         <w:t>▪ خريطة الدراسة.</w:t>
       </w:r>
@@ -2852,14 +4020,26 @@
       </w:pPr>
       <w:r>
         <w:rPr>
+          <w:rFonts w:ascii="Noto Naskh Arabic" w:hAnsi="Noto Naskh Arabic" w:cs="Noto Naskh Arabic"/>
+          <w:b/>
+          <w:color w:val="A0522D"/>
+          <w:sz w:val="28"/>
+          <w:bCs/>
+          <w:szCs w:val="28"/>
+        </w:rPr>
+        <w:t>2.4</w:t>
+      </w:r>
+      <w:r>
+        <w:rPr>
+          <w:rFonts w:ascii="Noto Naskh Arabic" w:hAnsi="Noto Naskh Arabic" w:cs="adwa-assalaf"/>
           <w:b/>
           <w:color w:val="A0522D"/>
           <w:sz w:val="28"/>
           <w:rtl/>
-          <w:szCs w:val="28"/>
           <w:bCs/>
+          <w:szCs w:val="32"/>
         </w:rPr>
-        <w:t>2.4 المشكلة والأسئلة والفجوة</w:t>
+        <w:t xml:space="preserve"> المشكلة والأسئلة والفجوة</w:t>
       </w:r>
     </w:p>
     <w:tbl>
@@ -2887,12 +4067,13 @@
             <w:r/>
             <w:r>
               <w:rPr>
+                <w:rFonts w:ascii="Noto Naskh Arabic" w:hAnsi="Noto Naskh Arabic" w:cs="adwa-assalaf"/>
                 <w:b/>
                 <w:color w:val="1F4E79"/>
                 <w:sz w:val="22"/>
                 <w:rtl/>
-                <w:szCs w:val="22"/>
                 <w:bCs/>
+                <w:szCs w:val="26"/>
               </w:rPr>
               <w:t>العنصر</w:t>
             </w:r>
@@ -2911,12 +4092,13 @@
             <w:r/>
             <w:r>
               <w:rPr>
+                <w:rFonts w:ascii="Noto Naskh Arabic" w:hAnsi="Noto Naskh Arabic" w:cs="adwa-assalaf"/>
                 <w:b/>
                 <w:color w:val="1F4E79"/>
                 <w:sz w:val="22"/>
                 <w:rtl/>
-                <w:szCs w:val="22"/>
                 <w:bCs/>
+                <w:szCs w:val="26"/>
               </w:rPr>
               <w:t>الصياغة</w:t>
             </w:r>
@@ -2936,10 +4118,11 @@
             <w:r/>
             <w:r>
               <w:rPr>
+                <w:rFonts w:ascii="Noto Naskh Arabic" w:hAnsi="Noto Naskh Arabic" w:cs="adwa-assalaf"/>
                 <w:b w:val="0"/>
                 <w:sz w:val="22"/>
                 <w:rtl/>
-                <w:szCs w:val="22"/>
+                <w:szCs w:val="26"/>
               </w:rPr>
               <w:t>المشكلة البحثية</w:t>
             </w:r>
@@ -2957,10 +4140,11 @@
             <w:r/>
             <w:r>
               <w:rPr>
+                <w:rFonts w:ascii="Noto Naskh Arabic" w:hAnsi="Noto Naskh Arabic" w:cs="adwa-assalaf"/>
                 <w:b w:val="0"/>
                 <w:sz w:val="22"/>
                 <w:rtl/>
-                <w:szCs w:val="22"/>
+                <w:szCs w:val="26"/>
               </w:rPr>
               <w:t>……</w:t>
             </w:r>
@@ -2980,10 +4164,11 @@
             <w:r/>
             <w:r>
               <w:rPr>
+                <w:rFonts w:ascii="Noto Naskh Arabic" w:hAnsi="Noto Naskh Arabic" w:cs="adwa-assalaf"/>
                 <w:b w:val="0"/>
                 <w:sz w:val="22"/>
                 <w:rtl/>
-                <w:szCs w:val="22"/>
+                <w:szCs w:val="26"/>
               </w:rPr>
               <w:t>السؤال الرئيس</w:t>
             </w:r>
@@ -3001,10 +4186,11 @@
             <w:r/>
             <w:r>
               <w:rPr>
+                <w:rFonts w:ascii="Noto Naskh Arabic" w:hAnsi="Noto Naskh Arabic" w:cs="adwa-assalaf"/>
                 <w:b w:val="0"/>
                 <w:sz w:val="22"/>
                 <w:rtl/>
-                <w:szCs w:val="22"/>
+                <w:szCs w:val="26"/>
               </w:rPr>
               <w:t>……</w:t>
             </w:r>
@@ -3024,10 +4210,11 @@
             <w:r/>
             <w:r>
               <w:rPr>
+                <w:rFonts w:ascii="Noto Naskh Arabic" w:hAnsi="Noto Naskh Arabic" w:cs="adwa-assalaf"/>
                 <w:b w:val="0"/>
                 <w:sz w:val="22"/>
                 <w:rtl/>
-                <w:szCs w:val="22"/>
+                <w:szCs w:val="26"/>
               </w:rPr>
               <w:t>الأسئلة الفرعية</w:t>
             </w:r>
@@ -3045,12 +4232,60 @@
             <w:r/>
             <w:r>
               <w:rPr>
+                <w:rFonts w:ascii="Noto Naskh Arabic" w:hAnsi="Noto Naskh Arabic" w:cs="Noto Naskh Arabic"/>
                 <w:b w:val="0"/>
                 <w:sz w:val="22"/>
+                <w:szCs w:val="22"/>
+              </w:rPr>
+              <w:t>1.</w:t>
+            </w:r>
+            <w:r>
+              <w:rPr>
+                <w:rFonts w:ascii="Noto Naskh Arabic" w:hAnsi="Noto Naskh Arabic" w:cs="adwa-assalaf"/>
+                <w:b w:val="0"/>
+                <w:sz w:val="22"/>
                 <w:rtl/>
+                <w:szCs w:val="26"/>
+              </w:rPr>
+              <w:t xml:space="preserve"> …… </w:t>
+            </w:r>
+            <w:r>
+              <w:rPr>
+                <w:rFonts w:ascii="Noto Naskh Arabic" w:hAnsi="Noto Naskh Arabic" w:cs="Noto Naskh Arabic"/>
+                <w:b w:val="0"/>
+                <w:sz w:val="22"/>
                 <w:szCs w:val="22"/>
               </w:rPr>
-              <w:t>1. …… 2. …… 3. ……</w:t>
+              <w:t>2.</w:t>
+            </w:r>
+            <w:r>
+              <w:rPr>
+                <w:rFonts w:ascii="Noto Naskh Arabic" w:hAnsi="Noto Naskh Arabic" w:cs="adwa-assalaf"/>
+                <w:b w:val="0"/>
+                <w:sz w:val="22"/>
+                <w:rtl/>
+                <w:szCs w:val="26"/>
+              </w:rPr>
+              <w:t xml:space="preserve"> …… </w:t>
+            </w:r>
+            <w:r>
+              <w:rPr>
+                <w:rFonts w:ascii="Noto Naskh Arabic" w:hAnsi="Noto Naskh Arabic" w:cs="Noto Naskh Arabic"/>
+                <w:b w:val="0"/>
+                <w:sz w:val="22"/>
+                <w:szCs w:val="22"/>
+              </w:rPr>
+              <w:t>3.</w:t>
+            </w:r>
+            <w:r>
+              <w:rPr>
+                <w:rFonts w:ascii="Noto Naskh Arabic" w:hAnsi="Noto Naskh Arabic" w:cs="adwa-assalaf"/>
+                <w:b w:val="0"/>
+                <w:sz w:val="22"/>
+                <w:rtl/>
+                <w:szCs w:val="26"/>
+              </w:rPr>
+              <w:t xml:space="preserve"> ……</w:t>
             </w:r>
           </w:p>
         </w:tc>
@@ -3068,20 +4303,22 @@
             <w:r/>
             <w:r>
               <w:rPr>
+                <w:rFonts w:ascii="Noto Naskh Arabic" w:hAnsi="Noto Naskh Arabic" w:cs="adwa-assalaf"/>
                 <w:b w:val="0"/>
                 <w:sz w:val="22"/>
                 <w:rtl/>
-                <w:szCs w:val="22"/>
+                <w:szCs w:val="26"/>
               </w:rPr>
               <w:t xml:space="preserve">الفجوة المعرفية </w:t>
             </w:r>
             <w:r>
               <w:rPr>
+                <w:rFonts w:ascii="Noto Naskh Arabic" w:hAnsi="Noto Naskh Arabic" w:cs="adwa-assalaf"/>
                 <w:b w:val="0"/>
                 <w:color w:val="FF0000"/>
                 <w:sz w:val="22"/>
                 <w:rtl/>
-                <w:szCs w:val="22"/>
+                <w:szCs w:val="26"/>
               </w:rPr>
               <w:t>(ما لم يُدرس، أو دُرس بقصور، أو بمصادر محدودة)</w:t>
             </w:r>
@@ -3099,10 +4336,11 @@
             <w:r/>
             <w:r>
               <w:rPr>
+                <w:rFonts w:ascii="Noto Naskh Arabic" w:hAnsi="Noto Naskh Arabic" w:cs="adwa-assalaf"/>
                 <w:b w:val="0"/>
                 <w:sz w:val="22"/>
                 <w:rtl/>
-                <w:szCs w:val="22"/>
+                <w:szCs w:val="26"/>
               </w:rPr>
               <w:t>……</w:t>
             </w:r>
@@ -3122,29 +4360,32 @@
             <w:r/>
             <w:r>
               <w:rPr>
+                <w:rFonts w:ascii="Noto Naskh Arabic" w:hAnsi="Noto Naskh Arabic" w:cs="adwa-assalaf"/>
                 <w:b w:val="0"/>
                 <w:sz w:val="22"/>
                 <w:rtl/>
-                <w:szCs w:val="22"/>
+                <w:szCs w:val="26"/>
               </w:rPr>
               <w:t xml:space="preserve">الفرضيات </w:t>
             </w:r>
             <w:r>
               <w:rPr>
+                <w:rFonts w:ascii="Noto Naskh Arabic" w:hAnsi="Noto Naskh Arabic" w:cs="adwa-assalaf"/>
                 <w:b w:val="0"/>
                 <w:color w:val="FF0000"/>
                 <w:sz w:val="22"/>
                 <w:rtl/>
-                <w:szCs w:val="22"/>
+                <w:szCs w:val="26"/>
               </w:rPr>
               <w:t>(إن وُجدت)</w:t>
             </w:r>
             <w:r>
               <w:rPr>
+                <w:rFonts w:ascii="Noto Naskh Arabic" w:hAnsi="Noto Naskh Arabic" w:cs="adwa-assalaf"/>
                 <w:b w:val="0"/>
                 <w:sz w:val="22"/>
                 <w:rtl/>
-                <w:szCs w:val="22"/>
+                <w:szCs w:val="26"/>
               </w:rPr>
               <w:t xml:space="preserve"> — توسم صراحةً «فرضية»</w:t>
             </w:r>
@@ -3162,10 +4403,11 @@
             <w:r/>
             <w:r>
               <w:rPr>
+                <w:rFonts w:ascii="Noto Naskh Arabic" w:hAnsi="Noto Naskh Arabic" w:cs="adwa-assalaf"/>
                 <w:b w:val="0"/>
                 <w:sz w:val="22"/>
                 <w:rtl/>
-                <w:szCs w:val="22"/>
+                <w:szCs w:val="26"/>
               </w:rPr>
               <w:t>……</w:t>
             </w:r>
@@ -3181,14 +4423,26 @@
       </w:pPr>
       <w:r>
         <w:rPr>
+          <w:rFonts w:ascii="Noto Naskh Arabic" w:hAnsi="Noto Naskh Arabic" w:cs="Noto Naskh Arabic"/>
+          <w:b/>
+          <w:color w:val="A0522D"/>
+          <w:sz w:val="28"/>
+          <w:bCs/>
+          <w:szCs w:val="28"/>
+        </w:rPr>
+        <w:t>2.5</w:t>
+      </w:r>
+      <w:r>
+        <w:rPr>
+          <w:rFonts w:ascii="Noto Naskh Arabic" w:hAnsi="Noto Naskh Arabic" w:cs="adwa-assalaf"/>
           <w:b/>
           <w:color w:val="A0522D"/>
           <w:sz w:val="28"/>
           <w:rtl/>
-          <w:szCs w:val="28"/>
           <w:bCs/>
+          <w:szCs w:val="32"/>
         </w:rPr>
-        <w:t>2.5 الدراسات السابقة</w:t>
+        <w:t xml:space="preserve"> الدراسات السابقة</w:t>
       </w:r>
     </w:p>
     <w:p>
@@ -3198,20 +4452,22 @@
       </w:pPr>
       <w:r>
         <w:rPr>
+          <w:rFonts w:ascii="Noto Naskh Arabic" w:hAnsi="Noto Naskh Arabic" w:cs="adwa-assalaf"/>
           <w:b w:val="0"/>
           <w:sz w:val="24"/>
           <w:rtl/>
-          <w:szCs w:val="24"/>
+          <w:szCs w:val="28"/>
         </w:rPr>
         <w:t xml:space="preserve">تُنظَّم موضوعياً لا زمنياً، وتنتهي بخلاصة توضح موقع الدراسة. </w:t>
       </w:r>
       <w:r>
         <w:rPr>
+          <w:rFonts w:ascii="Noto Naskh Arabic" w:hAnsi="Noto Naskh Arabic" w:cs="adwa-assalaf"/>
           <w:b/>
           <w:sz w:val="24"/>
           <w:rtl/>
-          <w:szCs w:val="24"/>
           <w:bCs/>
+          <w:szCs w:val="28"/>
         </w:rPr>
         <w:t>لا يُدرج أي مرجع لم يُتحقق من وجوده ومن مضمونه المنسوب إليه.</w:t>
       </w:r>
@@ -3223,14 +4479,26 @@
       </w:pPr>
       <w:r>
         <w:rPr>
+          <w:rFonts w:ascii="Noto Naskh Arabic" w:hAnsi="Noto Naskh Arabic" w:cs="Noto Naskh Arabic"/>
+          <w:b/>
+          <w:color w:val="A0522D"/>
+          <w:sz w:val="28"/>
+          <w:bCs/>
+          <w:szCs w:val="28"/>
+        </w:rPr>
+        <w:t>2.7</w:t>
+      </w:r>
+      <w:r>
+        <w:rPr>
+          <w:rFonts w:ascii="Noto Naskh Arabic" w:hAnsi="Noto Naskh Arabic" w:cs="adwa-assalaf"/>
           <w:b/>
           <w:color w:val="A0522D"/>
           <w:sz w:val="28"/>
           <w:rtl/>
-          <w:szCs w:val="28"/>
           <w:bCs/>
+          <w:szCs w:val="32"/>
         </w:rPr>
-        <w:t>2.7 المنهجية</w:t>
+        <w:t xml:space="preserve"> المنهجية</w:t>
       </w:r>
     </w:p>
     <w:tbl>
@@ -3258,12 +4526,13 @@
             <w:r/>
             <w:r>
               <w:rPr>
+                <w:rFonts w:ascii="Noto Naskh Arabic" w:hAnsi="Noto Naskh Arabic" w:cs="adwa-assalaf"/>
                 <w:b/>
                 <w:color w:val="1F4E79"/>
                 <w:sz w:val="22"/>
                 <w:rtl/>
-                <w:szCs w:val="22"/>
                 <w:bCs/>
+                <w:szCs w:val="26"/>
               </w:rPr>
               <w:t>البند</w:t>
             </w:r>
@@ -3282,12 +4551,13 @@
             <w:r/>
             <w:r>
               <w:rPr>
+                <w:rFonts w:ascii="Noto Naskh Arabic" w:hAnsi="Noto Naskh Arabic" w:cs="adwa-assalaf"/>
                 <w:b/>
                 <w:color w:val="1F4E79"/>
                 <w:sz w:val="22"/>
                 <w:rtl/>
-                <w:szCs w:val="22"/>
                 <w:bCs/>
+                <w:szCs w:val="26"/>
               </w:rPr>
               <w:t>المحتوى المطلوب</w:t>
             </w:r>
@@ -3307,10 +4577,11 @@
             <w:r/>
             <w:r>
               <w:rPr>
+                <w:rFonts w:ascii="Noto Naskh Arabic" w:hAnsi="Noto Naskh Arabic" w:cs="adwa-assalaf"/>
                 <w:b w:val="0"/>
                 <w:sz w:val="22"/>
                 <w:rtl/>
-                <w:szCs w:val="22"/>
+                <w:szCs w:val="26"/>
               </w:rPr>
               <w:t>تصميم البحث</w:t>
             </w:r>
@@ -3328,10 +4599,11 @@
             <w:r/>
             <w:r>
               <w:rPr>
+                <w:rFonts w:ascii="Noto Naskh Arabic" w:hAnsi="Noto Naskh Arabic" w:cs="adwa-assalaf"/>
                 <w:b w:val="0"/>
                 <w:sz w:val="22"/>
                 <w:rtl/>
-                <w:szCs w:val="22"/>
+                <w:szCs w:val="26"/>
               </w:rPr>
               <w:t>نوعي/كمي/مختلط، ومسوّغ الاختيار</w:t>
             </w:r>
@@ -3351,10 +4623,11 @@
             <w:r/>
             <w:r>
               <w:rPr>
+                <w:rFonts w:ascii="Noto Naskh Arabic" w:hAnsi="Noto Naskh Arabic" w:cs="adwa-assalaf"/>
                 <w:b w:val="0"/>
                 <w:sz w:val="22"/>
                 <w:rtl/>
-                <w:szCs w:val="22"/>
+                <w:szCs w:val="26"/>
               </w:rPr>
               <w:t>المناهج التحليلية</w:t>
             </w:r>
@@ -3372,12 +4645,32 @@
             <w:r/>
             <w:r>
               <w:rPr>
+                <w:rFonts w:ascii="Noto Naskh Arabic" w:hAnsi="Noto Naskh Arabic" w:cs="adwa-assalaf"/>
                 <w:b w:val="0"/>
                 <w:sz w:val="22"/>
                 <w:rtl/>
+                <w:szCs w:val="26"/>
+              </w:rPr>
+              <w:t xml:space="preserve">من قائمة الوثيقة </w:t>
+            </w:r>
+            <w:r>
+              <w:rPr>
+                <w:rFonts w:ascii="Noto Naskh Arabic" w:hAnsi="Noto Naskh Arabic" w:cs="Noto Naskh Arabic"/>
+                <w:b w:val="0"/>
+                <w:sz w:val="22"/>
                 <w:szCs w:val="22"/>
               </w:rPr>
-              <w:t>من قائمة الوثيقة 14 مع مسوّغ كل منهج</w:t>
+              <w:t>14</w:t>
+            </w:r>
+            <w:r>
+              <w:rPr>
+                <w:rFonts w:ascii="Noto Naskh Arabic" w:hAnsi="Noto Naskh Arabic" w:cs="adwa-assalaf"/>
+                <w:b w:val="0"/>
+                <w:sz w:val="22"/>
+                <w:rtl/>
+                <w:szCs w:val="26"/>
+              </w:rPr>
+              <w:t xml:space="preserve"> مع مسوّغ كل منهج</w:t>
             </w:r>
           </w:p>
         </w:tc>
@@ -3395,10 +4688,11 @@
             <w:r/>
             <w:r>
               <w:rPr>
+                <w:rFonts w:ascii="Noto Naskh Arabic" w:hAnsi="Noto Naskh Arabic" w:cs="adwa-assalaf"/>
                 <w:b w:val="0"/>
                 <w:sz w:val="22"/>
                 <w:rtl/>
-                <w:szCs w:val="22"/>
+                <w:szCs w:val="26"/>
               </w:rPr>
               <w:t>المصادر</w:t>
             </w:r>
@@ -3416,29 +4710,74 @@
             <w:r/>
             <w:r>
               <w:rPr>
+                <w:rFonts w:ascii="Noto Naskh Arabic" w:hAnsi="Noto Naskh Arabic" w:cs="adwa-assalaf"/>
                 <w:b w:val="0"/>
                 <w:sz w:val="22"/>
                 <w:rtl/>
-                <w:szCs w:val="22"/>
+                <w:szCs w:val="26"/>
               </w:rPr>
               <w:t xml:space="preserve">جدول بأعداد المصادر حسب مستوى هرم المصادر </w:t>
             </w:r>
             <w:r>
               <w:rPr>
+                <w:rFonts w:ascii="Noto Naskh Arabic" w:hAnsi="Noto Naskh Arabic" w:cs="adwa-assalaf"/>
                 <w:b w:val="0"/>
                 <w:color w:val="FF0000"/>
                 <w:sz w:val="22"/>
                 <w:rtl/>
+                <w:szCs w:val="26"/>
+              </w:rPr>
+              <w:t>(</w:t>
+            </w:r>
+            <w:r>
+              <w:rPr>
+                <w:rFonts w:ascii="Noto Naskh Arabic" w:hAnsi="Noto Naskh Arabic" w:cs="Noto Naskh Arabic"/>
+                <w:b w:val="0"/>
+                <w:color w:val="FF0000"/>
+                <w:sz w:val="22"/>
                 <w:szCs w:val="22"/>
               </w:rPr>
-              <w:t>(1–5)</w:t>
-            </w:r>
-            <w:r>
-              <w:rPr>
+              <w:t>1</w:t>
+            </w:r>
+            <w:r>
+              <w:rPr>
+                <w:rFonts w:ascii="Noto Naskh Arabic" w:hAnsi="Noto Naskh Arabic" w:cs="adwa-assalaf"/>
                 <w:b w:val="0"/>
+                <w:color w:val="FF0000"/>
                 <w:sz w:val="22"/>
                 <w:rtl/>
+                <w:szCs w:val="26"/>
+              </w:rPr>
+              <w:t>–</w:t>
+            </w:r>
+            <w:r>
+              <w:rPr>
+                <w:rFonts w:ascii="Noto Naskh Arabic" w:hAnsi="Noto Naskh Arabic" w:cs="Noto Naskh Arabic"/>
+                <w:b w:val="0"/>
+                <w:color w:val="FF0000"/>
+                <w:sz w:val="22"/>
                 <w:szCs w:val="22"/>
+              </w:rPr>
+              <w:t>5</w:t>
+            </w:r>
+            <w:r>
+              <w:rPr>
+                <w:rFonts w:ascii="Noto Naskh Arabic" w:hAnsi="Noto Naskh Arabic" w:cs="adwa-assalaf"/>
+                <w:b w:val="0"/>
+                <w:color w:val="FF0000"/>
+                <w:sz w:val="22"/>
+                <w:rtl/>
+                <w:szCs w:val="26"/>
+              </w:rPr>
+              <w:t>)</w:t>
+            </w:r>
+            <w:r>
+              <w:rPr>
+                <w:rFonts w:ascii="Noto Naskh Arabic" w:hAnsi="Noto Naskh Arabic" w:cs="adwa-assalaf"/>
+                <w:b w:val="0"/>
+                <w:sz w:val="22"/>
+                <w:rtl/>
+                <w:szCs w:val="26"/>
               </w:rPr>
               <w:t xml:space="preserve"> ونوعها</w:t>
             </w:r>
@@ -3458,10 +4797,11 @@
             <w:r/>
             <w:r>
               <w:rPr>
+                <w:rFonts w:ascii="Noto Naskh Arabic" w:hAnsi="Noto Naskh Arabic" w:cs="adwa-assalaf"/>
                 <w:b w:val="0"/>
                 <w:sz w:val="22"/>
                 <w:rtl/>
-                <w:szCs w:val="22"/>
+                <w:szCs w:val="26"/>
               </w:rPr>
               <w:t>الرواة</w:t>
             </w:r>
@@ -3479,29 +4819,32 @@
             <w:r/>
             <w:r>
               <w:rPr>
+                <w:rFonts w:ascii="Noto Naskh Arabic" w:hAnsi="Noto Naskh Arabic" w:cs="adwa-assalaf"/>
                 <w:b w:val="0"/>
                 <w:sz w:val="22"/>
                 <w:rtl/>
-                <w:szCs w:val="22"/>
+                <w:szCs w:val="26"/>
               </w:rPr>
               <w:t xml:space="preserve">عددهم وتوزيعهم </w:t>
             </w:r>
             <w:r>
               <w:rPr>
+                <w:rFonts w:ascii="Noto Naskh Arabic" w:hAnsi="Noto Naskh Arabic" w:cs="adwa-assalaf"/>
                 <w:b w:val="0"/>
                 <w:color w:val="FF0000"/>
                 <w:sz w:val="22"/>
                 <w:rtl/>
-                <w:szCs w:val="22"/>
+                <w:szCs w:val="26"/>
               </w:rPr>
               <w:t>(بلا ما يكشف الهوية)</w:t>
             </w:r>
             <w:r>
               <w:rPr>
+                <w:rFonts w:ascii="Noto Naskh Arabic" w:hAnsi="Noto Naskh Arabic" w:cs="adwa-assalaf"/>
                 <w:b w:val="0"/>
                 <w:sz w:val="22"/>
                 <w:rtl/>
-                <w:szCs w:val="22"/>
+                <w:szCs w:val="26"/>
               </w:rPr>
               <w:t>، ومعايير اختيارهم</w:t>
             </w:r>
@@ -3521,10 +4864,11 @@
             <w:r/>
             <w:r>
               <w:rPr>
+                <w:rFonts w:ascii="Noto Naskh Arabic" w:hAnsi="Noto Naskh Arabic" w:cs="adwa-assalaf"/>
                 <w:b w:val="0"/>
                 <w:sz w:val="22"/>
                 <w:rtl/>
-                <w:szCs w:val="22"/>
+                <w:szCs w:val="26"/>
               </w:rPr>
               <w:t>الأدوات</w:t>
             </w:r>
@@ -3542,10 +4886,11 @@
             <w:r/>
             <w:r>
               <w:rPr>
+                <w:rFonts w:ascii="Noto Naskh Arabic" w:hAnsi="Noto Naskh Arabic" w:cs="adwa-assalaf"/>
                 <w:b w:val="0"/>
                 <w:sz w:val="22"/>
                 <w:rtl/>
-                <w:szCs w:val="22"/>
+                <w:szCs w:val="26"/>
               </w:rPr>
               <w:t>الاستمارات المستعملة وإصداراتها</w:t>
             </w:r>
@@ -3565,10 +4910,11 @@
             <w:r/>
             <w:r>
               <w:rPr>
+                <w:rFonts w:ascii="Noto Naskh Arabic" w:hAnsi="Noto Naskh Arabic" w:cs="adwa-assalaf"/>
                 <w:b w:val="0"/>
                 <w:sz w:val="22"/>
                 <w:rtl/>
-                <w:szCs w:val="22"/>
+                <w:szCs w:val="26"/>
               </w:rPr>
               <w:t>التفريغ</w:t>
             </w:r>
@@ -3586,10 +4932,11 @@
             <w:r/>
             <w:r>
               <w:rPr>
+                <w:rFonts w:ascii="Noto Naskh Arabic" w:hAnsi="Noto Naskh Arabic" w:cs="adwa-assalaf"/>
                 <w:b w:val="0"/>
                 <w:sz w:val="22"/>
                 <w:rtl/>
-                <w:szCs w:val="22"/>
+                <w:szCs w:val="26"/>
               </w:rPr>
               <w:t>المستوى، ومن راجع، واستعمال التفريغ الآلي</w:t>
             </w:r>
@@ -3609,10 +4956,11 @@
             <w:r/>
             <w:r>
               <w:rPr>
+                <w:rFonts w:ascii="Noto Naskh Arabic" w:hAnsi="Noto Naskh Arabic" w:cs="adwa-assalaf"/>
                 <w:b w:val="0"/>
                 <w:sz w:val="22"/>
                 <w:rtl/>
-                <w:szCs w:val="22"/>
+                <w:szCs w:val="26"/>
               </w:rPr>
               <w:t>التثليث</w:t>
             </w:r>
@@ -3630,10 +4978,11 @@
             <w:r/>
             <w:r>
               <w:rPr>
+                <w:rFonts w:ascii="Noto Naskh Arabic" w:hAnsi="Noto Naskh Arabic" w:cs="adwa-assalaf"/>
                 <w:b w:val="0"/>
                 <w:sz w:val="22"/>
                 <w:rtl/>
-                <w:szCs w:val="22"/>
+                <w:szCs w:val="26"/>
               </w:rPr>
               <w:t>الإجراء ومعيار الاستقلال</w:t>
             </w:r>
@@ -3653,10 +5002,11 @@
             <w:r/>
             <w:r>
               <w:rPr>
+                <w:rFonts w:ascii="Noto Naskh Arabic" w:hAnsi="Noto Naskh Arabic" w:cs="adwa-assalaf"/>
                 <w:b w:val="0"/>
                 <w:sz w:val="22"/>
                 <w:rtl/>
-                <w:szCs w:val="22"/>
+                <w:szCs w:val="26"/>
               </w:rPr>
               <w:t>التحليل</w:t>
             </w:r>
@@ -3674,10 +5024,11 @@
             <w:r/>
             <w:r>
               <w:rPr>
+                <w:rFonts w:ascii="Noto Naskh Arabic" w:hAnsi="Noto Naskh Arabic" w:cs="adwa-assalaf"/>
                 <w:b w:val="0"/>
                 <w:sz w:val="22"/>
                 <w:rtl/>
-                <w:szCs w:val="22"/>
+                <w:szCs w:val="26"/>
               </w:rPr>
               <w:t>الخطوات وأدوات البرمجيات</w:t>
             </w:r>
@@ -3697,10 +5048,11 @@
             <w:r/>
             <w:r>
               <w:rPr>
+                <w:rFonts w:ascii="Noto Naskh Arabic" w:hAnsi="Noto Naskh Arabic" w:cs="adwa-assalaf"/>
                 <w:b w:val="0"/>
                 <w:sz w:val="22"/>
                 <w:rtl/>
-                <w:szCs w:val="22"/>
+                <w:szCs w:val="26"/>
               </w:rPr>
               <w:t>الأخلاقيات</w:t>
             </w:r>
@@ -3718,10 +5070,11 @@
             <w:r/>
             <w:r>
               <w:rPr>
+                <w:rFonts w:ascii="Noto Naskh Arabic" w:hAnsi="Noto Naskh Arabic" w:cs="adwa-assalaf"/>
                 <w:b w:val="0"/>
                 <w:sz w:val="22"/>
                 <w:rtl/>
-                <w:szCs w:val="22"/>
+                <w:szCs w:val="26"/>
               </w:rPr>
               <w:t>إحالة إلى بيان الأخلاقيات</w:t>
             </w:r>
@@ -3737,14 +5090,26 @@
       </w:pPr>
       <w:r>
         <w:rPr>
+          <w:rFonts w:ascii="Noto Naskh Arabic" w:hAnsi="Noto Naskh Arabic" w:cs="Noto Naskh Arabic"/>
+          <w:b/>
+          <w:color w:val="A0522D"/>
+          <w:sz w:val="28"/>
+          <w:bCs/>
+          <w:szCs w:val="28"/>
+        </w:rPr>
+        <w:t>2.8</w:t>
+      </w:r>
+      <w:r>
+        <w:rPr>
+          <w:rFonts w:ascii="Noto Naskh Arabic" w:hAnsi="Noto Naskh Arabic" w:cs="adwa-assalaf"/>
           <w:b/>
           <w:color w:val="A0522D"/>
           <w:sz w:val="28"/>
           <w:rtl/>
-          <w:szCs w:val="28"/>
           <w:bCs/>
+          <w:szCs w:val="32"/>
         </w:rPr>
-        <w:t>2.8 النتائج</w:t>
+        <w:t xml:space="preserve"> النتائج</w:t>
       </w:r>
     </w:p>
     <w:p>
@@ -3754,29 +5119,32 @@
       </w:pPr>
       <w:r>
         <w:rPr>
+          <w:rFonts w:ascii="Noto Naskh Arabic" w:hAnsi="Noto Naskh Arabic" w:cs="adwa-assalaf"/>
           <w:b w:val="0"/>
           <w:sz w:val="24"/>
           <w:rtl/>
-          <w:szCs w:val="24"/>
+          <w:szCs w:val="28"/>
         </w:rPr>
         <w:t xml:space="preserve">تُعرض النتائج </w:t>
       </w:r>
       <w:r>
         <w:rPr>
+          <w:rFonts w:ascii="Noto Naskh Arabic" w:hAnsi="Noto Naskh Arabic" w:cs="adwa-assalaf"/>
           <w:b/>
           <w:sz w:val="24"/>
           <w:rtl/>
-          <w:szCs w:val="24"/>
           <w:bCs/>
+          <w:szCs w:val="28"/>
         </w:rPr>
         <w:t>بحسب الأسئلة الفرعية</w:t>
       </w:r>
       <w:r>
         <w:rPr>
+          <w:rFonts w:ascii="Noto Naskh Arabic" w:hAnsi="Noto Naskh Arabic" w:cs="adwa-assalaf"/>
           <w:b w:val="0"/>
           <w:sz w:val="24"/>
           <w:rtl/>
-          <w:szCs w:val="24"/>
+          <w:szCs w:val="28"/>
         </w:rPr>
         <w:t>، ويوسم كل ادعاء جوهري بنوعه:</w:t>
       </w:r>
@@ -3807,12 +5175,13 @@
             <w:r/>
             <w:r>
               <w:rPr>
+                <w:rFonts w:ascii="Noto Naskh Arabic" w:hAnsi="Noto Naskh Arabic" w:cs="adwa-assalaf"/>
                 <w:b/>
                 <w:color w:val="1F4E79"/>
                 <w:sz w:val="22"/>
                 <w:rtl/>
-                <w:szCs w:val="22"/>
                 <w:bCs/>
+                <w:szCs w:val="26"/>
               </w:rPr>
               <w:t>الوسم في المتن</w:t>
             </w:r>
@@ -3831,14 +5200,26 @@
             <w:r/>
             <w:r>
               <w:rPr>
+                <w:rFonts w:ascii="Noto Naskh Arabic" w:hAnsi="Noto Naskh Arabic" w:cs="adwa-assalaf"/>
                 <w:b/>
                 <w:color w:val="1F4E79"/>
                 <w:sz w:val="22"/>
                 <w:rtl/>
+                <w:bCs/>
+                <w:szCs w:val="26"/>
+              </w:rPr>
+              <w:t xml:space="preserve">القيمة في </w:t>
+            </w:r>
+            <w:r>
+              <w:rPr>
+                <w:rFonts w:ascii="Noto Naskh Arabic" w:hAnsi="Noto Naskh Arabic" w:cs="Noto Naskh Arabic"/>
+                <w:b/>
+                <w:color w:val="1F4E79"/>
+                <w:sz w:val="22"/>
+                <w:bCs/>
                 <w:szCs w:val="22"/>
-                <w:bCs/>
-              </w:rPr>
-              <w:t>القيمة في claims.kind</w:t>
+              </w:rPr>
+              <w:t>claims.kind</w:t>
             </w:r>
           </w:p>
         </w:tc>
@@ -3855,12 +5236,13 @@
             <w:r/>
             <w:r>
               <w:rPr>
+                <w:rFonts w:ascii="Noto Naskh Arabic" w:hAnsi="Noto Naskh Arabic" w:cs="adwa-assalaf"/>
                 <w:b/>
                 <w:color w:val="1F4E79"/>
                 <w:sz w:val="22"/>
                 <w:rtl/>
-                <w:szCs w:val="22"/>
                 <w:bCs/>
+                <w:szCs w:val="26"/>
               </w:rPr>
               <w:t>الدلالة</w:t>
             </w:r>
@@ -3880,11 +5262,12 @@
             <w:r/>
             <w:r>
               <w:rPr>
+                <w:rFonts w:ascii="Noto Naskh Arabic" w:hAnsi="Noto Naskh Arabic" w:cs="adwa-assalaf"/>
                 <w:b w:val="0"/>
                 <w:color w:val="FF0000"/>
                 <w:sz w:val="22"/>
                 <w:rtl/>
-                <w:szCs w:val="22"/>
+                <w:szCs w:val="26"/>
               </w:rPr>
               <w:t>[قياس]</w:t>
             </w:r>
@@ -3902,9 +5285,9 @@
             <w:r/>
             <w:r>
               <w:rPr>
+                <w:rFonts w:ascii="Noto Naskh Arabic" w:hAnsi="Noto Naskh Arabic" w:cs="Noto Naskh Arabic"/>
                 <w:b w:val="0"/>
                 <w:sz w:val="22"/>
-                <w:rtl/>
                 <w:szCs w:val="22"/>
               </w:rPr>
               <w:t>measured</w:t>
@@ -3923,10 +5306,11 @@
             <w:r/>
             <w:r>
               <w:rPr>
+                <w:rFonts w:ascii="Noto Naskh Arabic" w:hAnsi="Noto Naskh Arabic" w:cs="adwa-assalaf"/>
                 <w:b w:val="0"/>
                 <w:sz w:val="22"/>
                 <w:rtl/>
-                <w:szCs w:val="22"/>
+                <w:szCs w:val="26"/>
               </w:rPr>
               <w:t>بيانات مقيسة</w:t>
             </w:r>
@@ -3946,11 +5330,12 @@
             <w:r/>
             <w:r>
               <w:rPr>
+                <w:rFonts w:ascii="Noto Naskh Arabic" w:hAnsi="Noto Naskh Arabic" w:cs="adwa-assalaf"/>
                 <w:b w:val="0"/>
                 <w:color w:val="FF0000"/>
                 <w:sz w:val="22"/>
                 <w:rtl/>
-                <w:szCs w:val="22"/>
+                <w:szCs w:val="26"/>
               </w:rPr>
               <w:t>[رواية]</w:t>
             </w:r>
@@ -3968,9 +5353,9 @@
             <w:r/>
             <w:r>
               <w:rPr>
+                <w:rFonts w:ascii="Noto Naskh Arabic" w:hAnsi="Noto Naskh Arabic" w:cs="Noto Naskh Arabic"/>
                 <w:b w:val="0"/>
                 <w:sz w:val="22"/>
-                <w:rtl/>
                 <w:szCs w:val="22"/>
               </w:rPr>
               <w:t>narrative</w:t>
@@ -3989,10 +5374,11 @@
             <w:r/>
             <w:r>
               <w:rPr>
+                <w:rFonts w:ascii="Noto Naskh Arabic" w:hAnsi="Noto Naskh Arabic" w:cs="adwa-assalaf"/>
                 <w:b w:val="0"/>
                 <w:sz w:val="22"/>
                 <w:rtl/>
-                <w:szCs w:val="22"/>
+                <w:szCs w:val="26"/>
               </w:rPr>
               <w:t>ما ترويه المصادر الشفهية</w:t>
             </w:r>
@@ -4012,11 +5398,12 @@
             <w:r/>
             <w:r>
               <w:rPr>
+                <w:rFonts w:ascii="Noto Naskh Arabic" w:hAnsi="Noto Naskh Arabic" w:cs="adwa-assalaf"/>
                 <w:b w:val="0"/>
                 <w:color w:val="FF0000"/>
                 <w:sz w:val="22"/>
                 <w:rtl/>
-                <w:szCs w:val="22"/>
+                <w:szCs w:val="26"/>
               </w:rPr>
               <w:t>[استدلال]</w:t>
             </w:r>
@@ -4034,9 +5421,9 @@
             <w:r/>
             <w:r>
               <w:rPr>
+                <w:rFonts w:ascii="Noto Naskh Arabic" w:hAnsi="Noto Naskh Arabic" w:cs="Noto Naskh Arabic"/>
                 <w:b w:val="0"/>
                 <w:sz w:val="22"/>
-                <w:rtl/>
                 <w:szCs w:val="22"/>
               </w:rPr>
               <w:t>inference</w:t>
@@ -4055,10 +5442,11 @@
             <w:r/>
             <w:r>
               <w:rPr>
+                <w:rFonts w:ascii="Noto Naskh Arabic" w:hAnsi="Noto Naskh Arabic" w:cs="adwa-assalaf"/>
                 <w:b w:val="0"/>
                 <w:sz w:val="22"/>
                 <w:rtl/>
-                <w:szCs w:val="22"/>
+                <w:szCs w:val="26"/>
               </w:rPr>
               <w:t>استنتاج الباحث من أدلة</w:t>
             </w:r>
@@ -4078,11 +5466,12 @@
             <w:r/>
             <w:r>
               <w:rPr>
+                <w:rFonts w:ascii="Noto Naskh Arabic" w:hAnsi="Noto Naskh Arabic" w:cs="adwa-assalaf"/>
                 <w:b w:val="0"/>
                 <w:color w:val="FF0000"/>
                 <w:sz w:val="22"/>
                 <w:rtl/>
-                <w:szCs w:val="22"/>
+                <w:szCs w:val="26"/>
               </w:rPr>
               <w:t>[فرضية]</w:t>
             </w:r>
@@ -4100,9 +5489,9 @@
             <w:r/>
             <w:r>
               <w:rPr>
+                <w:rFonts w:ascii="Noto Naskh Arabic" w:hAnsi="Noto Naskh Arabic" w:cs="Noto Naskh Arabic"/>
                 <w:b w:val="0"/>
                 <w:sz w:val="22"/>
-                <w:rtl/>
                 <w:szCs w:val="22"/>
               </w:rPr>
               <w:t>hypothesis</w:t>
@@ -4121,10 +5510,11 @@
             <w:r/>
             <w:r>
               <w:rPr>
+                <w:rFonts w:ascii="Noto Naskh Arabic" w:hAnsi="Noto Naskh Arabic" w:cs="adwa-assalaf"/>
                 <w:b w:val="0"/>
                 <w:sz w:val="22"/>
                 <w:rtl/>
-                <w:szCs w:val="22"/>
+                <w:szCs w:val="26"/>
               </w:rPr>
               <w:t>تفسير محتمل يحتاج اختباراً</w:t>
             </w:r>
@@ -4144,11 +5534,12 @@
             <w:r/>
             <w:r>
               <w:rPr>
+                <w:rFonts w:ascii="Noto Naskh Arabic" w:hAnsi="Noto Naskh Arabic" w:cs="adwa-assalaf"/>
                 <w:b w:val="0"/>
                 <w:color w:val="FF0000"/>
                 <w:sz w:val="22"/>
                 <w:rtl/>
-                <w:szCs w:val="22"/>
+                <w:szCs w:val="26"/>
               </w:rPr>
               <w:t>[نموذج تفسيري]</w:t>
             </w:r>
@@ -4166,9 +5557,9 @@
             <w:r/>
             <w:r>
               <w:rPr>
+                <w:rFonts w:ascii="Noto Naskh Arabic" w:hAnsi="Noto Naskh Arabic" w:cs="Noto Naskh Arabic"/>
                 <w:b w:val="0"/>
                 <w:sz w:val="22"/>
-                <w:rtl/>
                 <w:szCs w:val="22"/>
               </w:rPr>
               <w:t>model</w:t>
@@ -4187,10 +5578,11 @@
             <w:r/>
             <w:r>
               <w:rPr>
+                <w:rFonts w:ascii="Noto Naskh Arabic" w:hAnsi="Noto Naskh Arabic" w:cs="adwa-assalaf"/>
                 <w:b w:val="0"/>
                 <w:sz w:val="22"/>
                 <w:rtl/>
-                <w:szCs w:val="22"/>
+                <w:szCs w:val="26"/>
               </w:rPr>
               <w:t>بناء نظري منظِّم</w:t>
             </w:r>
@@ -4206,12 +5598,32 @@
       </w:pPr>
       <w:r>
         <w:rPr>
+          <w:rFonts w:ascii="Noto Naskh Arabic" w:hAnsi="Noto Naskh Arabic" w:cs="adwa-assalaf"/>
           <w:b w:val="0"/>
           <w:sz w:val="24"/>
           <w:rtl/>
+          <w:szCs w:val="28"/>
+        </w:rPr>
+        <w:t xml:space="preserve">وتحجب بوابة </w:t>
+      </w:r>
+      <w:r>
+        <w:rPr>
+          <w:rFonts w:ascii="Noto Naskh Arabic" w:hAnsi="Noto Naskh Arabic" w:cs="Noto Naskh Arabic"/>
+          <w:b w:val="0"/>
+          <w:sz w:val="24"/>
           <w:szCs w:val="24"/>
         </w:rPr>
-        <w:t>وتحجب بوابة S10 الانتقال ما دام في المشروع ادعاء غير مصنف بطبيعته.</w:t>
+        <w:t>S10</w:t>
+      </w:r>
+      <w:r>
+        <w:rPr>
+          <w:rFonts w:ascii="Noto Naskh Arabic" w:hAnsi="Noto Naskh Arabic" w:cs="adwa-assalaf"/>
+          <w:b w:val="0"/>
+          <w:sz w:val="24"/>
+          <w:rtl/>
+          <w:szCs w:val="28"/>
+        </w:rPr>
+        <w:t xml:space="preserve"> الانتقال ما دام في المشروع ادعاء غير مصنف بطبيعته.</w:t>
       </w:r>
     </w:p>
     <w:p>
@@ -4221,29 +5633,53 @@
       </w:pPr>
       <w:r>
         <w:rPr>
+          <w:rFonts w:ascii="Noto Naskh Arabic" w:hAnsi="Noto Naskh Arabic" w:cs="adwa-assalaf"/>
           <w:b w:val="0"/>
           <w:sz w:val="24"/>
           <w:rtl/>
-          <w:szCs w:val="24"/>
+          <w:szCs w:val="28"/>
         </w:rPr>
         <w:t xml:space="preserve">ويُحال كل ادعاء جوهري إلى معرّفه في ملحق الأدلة </w:t>
       </w:r>
       <w:r>
         <w:rPr>
+          <w:rFonts w:ascii="Noto Naskh Arabic" w:hAnsi="Noto Naskh Arabic" w:cs="adwa-assalaf"/>
           <w:b w:val="0"/>
           <w:color w:val="FF0000"/>
           <w:sz w:val="24"/>
           <w:rtl/>
-          <w:szCs w:val="24"/>
+          <w:szCs w:val="28"/>
         </w:rPr>
-        <w:t>(CLM-…)</w:t>
+        <w:t>(</w:t>
       </w:r>
       <w:r>
         <w:rPr>
+          <w:rFonts w:ascii="Noto Naskh Arabic" w:hAnsi="Noto Naskh Arabic" w:cs="Noto Naskh Arabic"/>
+          <w:b w:val="0"/>
+          <w:color w:val="FF0000"/>
+          <w:sz w:val="24"/>
+          <w:szCs w:val="24"/>
+        </w:rPr>
+        <w:t>CLM-</w:t>
+      </w:r>
+      <w:r>
+        <w:rPr>
+          <w:rFonts w:ascii="Noto Naskh Arabic" w:hAnsi="Noto Naskh Arabic" w:cs="adwa-assalaf"/>
+          <w:b w:val="0"/>
+          <w:color w:val="FF0000"/>
+          <w:sz w:val="24"/>
+          <w:rtl/>
+          <w:szCs w:val="28"/>
+        </w:rPr>
+        <w:t>…)</w:t>
+      </w:r>
+      <w:r>
+        <w:rPr>
+          <w:rFonts w:ascii="Noto Naskh Arabic" w:hAnsi="Noto Naskh Arabic" w:cs="adwa-assalaf"/>
           <w:b w:val="0"/>
           <w:sz w:val="24"/>
           <w:rtl/>
-          <w:szCs w:val="24"/>
+          <w:szCs w:val="28"/>
         </w:rPr>
         <w:t>.</w:t>
       </w:r>
@@ -4255,14 +5691,26 @@
       </w:pPr>
       <w:r>
         <w:rPr>
+          <w:rFonts w:ascii="Noto Naskh Arabic" w:hAnsi="Noto Naskh Arabic" w:cs="Noto Naskh Arabic"/>
+          <w:b/>
+          <w:color w:val="A0522D"/>
+          <w:sz w:val="28"/>
+          <w:bCs/>
+          <w:szCs w:val="28"/>
+        </w:rPr>
+        <w:t>2.9</w:t>
+      </w:r>
+      <w:r>
+        <w:rPr>
+          <w:rFonts w:ascii="Noto Naskh Arabic" w:hAnsi="Noto Naskh Arabic" w:cs="adwa-assalaf"/>
           <w:b/>
           <w:color w:val="A0522D"/>
           <w:sz w:val="28"/>
           <w:rtl/>
-          <w:szCs w:val="28"/>
           <w:bCs/>
+          <w:szCs w:val="32"/>
         </w:rPr>
-        <w:t>2.9 المناقشة</w:t>
+        <w:t xml:space="preserve"> المناقشة</w:t>
       </w:r>
     </w:p>
     <w:p>
@@ -4272,10 +5720,11 @@
       </w:pPr>
       <w:r>
         <w:rPr>
+          <w:rFonts w:ascii="Noto Naskh Arabic" w:hAnsi="Noto Naskh Arabic" w:cs="adwa-assalaf"/>
           <w:b w:val="0"/>
           <w:sz w:val="24"/>
           <w:rtl/>
-          <w:szCs w:val="24"/>
+          <w:szCs w:val="28"/>
         </w:rPr>
         <w:t>▪ تفسير النتائج في ضوء الإطار النظري والدراسات السابقة.</w:t>
       </w:r>
@@ -4287,10 +5736,11 @@
       </w:pPr>
       <w:r>
         <w:rPr>
+          <w:rFonts w:ascii="Noto Naskh Arabic" w:hAnsi="Noto Naskh Arabic" w:cs="adwa-assalaf"/>
           <w:b w:val="0"/>
           <w:sz w:val="24"/>
           <w:rtl/>
-          <w:szCs w:val="24"/>
+          <w:szCs w:val="28"/>
         </w:rPr>
         <w:t>▪ ما الذي تؤكده الدراسة؟ ما الذي تعدّله؟ ما الذي تنقضه؟</w:t>
       </w:r>
@@ -4302,10 +5752,11 @@
       </w:pPr>
       <w:r>
         <w:rPr>
+          <w:rFonts w:ascii="Noto Naskh Arabic" w:hAnsi="Noto Naskh Arabic" w:cs="adwa-assalaf"/>
           <w:b w:val="0"/>
           <w:sz w:val="24"/>
           <w:rtl/>
-          <w:szCs w:val="24"/>
+          <w:szCs w:val="28"/>
         </w:rPr>
         <w:t>▪ التعارضات غير المحسومة وأثرها في الخلاصات.</w:t>
       </w:r>
@@ -4317,10 +5768,11 @@
       </w:pPr>
       <w:r>
         <w:rPr>
+          <w:rFonts w:ascii="Noto Naskh Arabic" w:hAnsi="Noto Naskh Arabic" w:cs="adwa-assalaf"/>
           <w:b w:val="0"/>
           <w:sz w:val="24"/>
           <w:rtl/>
-          <w:szCs w:val="24"/>
+          <w:szCs w:val="28"/>
         </w:rPr>
         <w:t>▪ البدائل التفسيرية التي فُحصت ولماذا رُجّح غيرها.</w:t>
       </w:r>
@@ -4332,14 +5784,26 @@
       </w:pPr>
       <w:r>
         <w:rPr>
+          <w:rFonts w:ascii="Noto Naskh Arabic" w:hAnsi="Noto Naskh Arabic" w:cs="Noto Naskh Arabic"/>
+          <w:b/>
+          <w:color w:val="A0522D"/>
+          <w:sz w:val="28"/>
+          <w:bCs/>
+          <w:szCs w:val="28"/>
+        </w:rPr>
+        <w:t>2.10</w:t>
+      </w:r>
+      <w:r>
+        <w:rPr>
+          <w:rFonts w:ascii="Noto Naskh Arabic" w:hAnsi="Noto Naskh Arabic" w:cs="adwa-assalaf"/>
           <w:b/>
           <w:color w:val="A0522D"/>
           <w:sz w:val="28"/>
           <w:rtl/>
-          <w:szCs w:val="28"/>
           <w:bCs/>
+          <w:szCs w:val="32"/>
         </w:rPr>
-        <w:t>2.10 الخاتمة والتوصيات</w:t>
+        <w:t xml:space="preserve"> الخاتمة والتوصيات</w:t>
       </w:r>
     </w:p>
     <w:p>
@@ -4349,29 +5813,32 @@
       </w:pPr>
       <w:r>
         <w:rPr>
+          <w:rFonts w:ascii="Noto Naskh Arabic" w:hAnsi="Noto Naskh Arabic" w:cs="adwa-assalaf"/>
           <w:b w:val="0"/>
           <w:sz w:val="24"/>
           <w:rtl/>
-          <w:szCs w:val="24"/>
+          <w:szCs w:val="28"/>
         </w:rPr>
         <w:t xml:space="preserve">توصيات قابلة للتنفيذ، يُحدد لكلٍّ منها: الجهة المعنية </w:t>
       </w:r>
       <w:r>
         <w:rPr>
+          <w:rFonts w:ascii="Noto Naskh Arabic" w:hAnsi="Noto Naskh Arabic" w:cs="adwa-assalaf"/>
           <w:b w:val="0"/>
           <w:color w:val="FF0000"/>
           <w:sz w:val="24"/>
           <w:rtl/>
-          <w:szCs w:val="24"/>
+          <w:szCs w:val="28"/>
         </w:rPr>
         <w:t>(بصفتها العامة)</w:t>
       </w:r>
       <w:r>
         <w:rPr>
+          <w:rFonts w:ascii="Noto Naskh Arabic" w:hAnsi="Noto Naskh Arabic" w:cs="adwa-assalaf"/>
           <w:b w:val="0"/>
           <w:sz w:val="24"/>
           <w:rtl/>
-          <w:szCs w:val="24"/>
+          <w:szCs w:val="28"/>
         </w:rPr>
         <w:t>، والأساس الدليلي في الدراسة، ودرجة الأولوية.</w:t>
       </w:r>
@@ -4383,14 +5850,26 @@
       </w:pPr>
       <w:r>
         <w:rPr>
+          <w:rFonts w:ascii="Noto Naskh Arabic" w:hAnsi="Noto Naskh Arabic" w:cs="Noto Naskh Arabic"/>
+          <w:b/>
+          <w:color w:val="A0522D"/>
+          <w:sz w:val="28"/>
+          <w:bCs/>
+          <w:szCs w:val="28"/>
+        </w:rPr>
+        <w:t>2.11</w:t>
+      </w:r>
+      <w:r>
+        <w:rPr>
+          <w:rFonts w:ascii="Noto Naskh Arabic" w:hAnsi="Noto Naskh Arabic" w:cs="adwa-assalaf"/>
           <w:b/>
           <w:color w:val="A0522D"/>
           <w:sz w:val="28"/>
           <w:rtl/>
-          <w:szCs w:val="28"/>
           <w:bCs/>
+          <w:szCs w:val="32"/>
         </w:rPr>
-        <w:t>2.11 حدود الدراسة</w:t>
+        <w:t xml:space="preserve"> حدود الدراسة</w:t>
       </w:r>
     </w:p>
     <w:p>
@@ -4400,10 +5879,11 @@
       </w:pPr>
       <w:r>
         <w:rPr>
+          <w:rFonts w:ascii="Noto Naskh Arabic" w:hAnsi="Noto Naskh Arabic" w:cs="adwa-assalaf"/>
           <w:b w:val="0"/>
           <w:sz w:val="24"/>
           <w:rtl/>
-          <w:szCs w:val="24"/>
+          <w:szCs w:val="28"/>
         </w:rPr>
         <w:t>حدود العينة، والوصول إلى المصادر، والقيود الأخلاقية التي حجبت أدلة، وحدود التعميم، وأثر موقع الباحث.</w:t>
       </w:r>
@@ -4415,34 +5895,48 @@
       </w:pPr>
       <w:r>
         <w:rPr>
+          <w:rFonts w:ascii="Noto Naskh Arabic" w:hAnsi="Noto Naskh Arabic" w:cs="Noto Naskh Arabic"/>
+          <w:b/>
+          <w:color w:val="1F4E79"/>
+          <w:sz w:val="32"/>
+          <w:bCs/>
+          <w:szCs w:val="32"/>
+        </w:rPr>
+        <w:t>3.</w:t>
+      </w:r>
+      <w:r>
+        <w:rPr>
+          <w:rFonts w:ascii="Noto Naskh Arabic" w:hAnsi="Noto Naskh Arabic" w:cs="adwa-assalaf"/>
           <w:b/>
           <w:color w:val="1F4E79"/>
           <w:sz w:val="32"/>
           <w:rtl/>
-          <w:szCs w:val="32"/>
           <w:bCs/>
+          <w:szCs w:val="36"/>
         </w:rPr>
-        <w:t xml:space="preserve">3. الملحق الإلزامي </w:t>
+        <w:t xml:space="preserve"> الملحق الإلزامي </w:t>
       </w:r>
       <w:r>
         <w:rPr>
+          <w:rFonts w:ascii="Noto Naskh Arabic" w:hAnsi="Noto Naskh Arabic" w:cs="adwa-assalaf"/>
           <w:b/>
           <w:color w:val="FF0000"/>
           <w:sz w:val="32"/>
           <w:rtl/>
-          <w:szCs w:val="32"/>
           <w:bCs/>
+          <w:szCs w:val="36"/>
         </w:rPr>
         <w:t>(أ)</w:t>
       </w:r>
       <w:r>
         <w:rPr>
+          <w:rFonts w:ascii="Noto Naskh Arabic" w:hAnsi="Noto Naskh Arabic" w:cs="adwa-assalaf"/>
           <w:b/>
           <w:color w:val="1F4E79"/>
           <w:sz w:val="32"/>
           <w:rtl/>
-          <w:szCs w:val="32"/>
           <w:bCs/>
+          <w:szCs w:val="36"/>
         </w:rPr>
         <w:t>: ملحق الأدلة</w:t>
       </w:r>
@@ -4478,12 +5972,13 @@
             <w:r/>
             <w:r>
               <w:rPr>
+                <w:rFonts w:ascii="Noto Naskh Arabic" w:hAnsi="Noto Naskh Arabic" w:cs="adwa-assalaf"/>
                 <w:b/>
                 <w:color w:val="1F4E79"/>
                 <w:sz w:val="22"/>
                 <w:rtl/>
-                <w:szCs w:val="22"/>
                 <w:bCs/>
+                <w:szCs w:val="26"/>
               </w:rPr>
               <w:t>معرّف الادعاء</w:t>
             </w:r>
@@ -4502,12 +5997,13 @@
             <w:r/>
             <w:r>
               <w:rPr>
+                <w:rFonts w:ascii="Noto Naskh Arabic" w:hAnsi="Noto Naskh Arabic" w:cs="adwa-assalaf"/>
                 <w:b/>
                 <w:color w:val="1F4E79"/>
                 <w:sz w:val="22"/>
                 <w:rtl/>
-                <w:szCs w:val="22"/>
                 <w:bCs/>
+                <w:szCs w:val="26"/>
               </w:rPr>
               <w:t>نص الادعاء</w:t>
             </w:r>
@@ -4526,25 +6022,50 @@
             <w:r/>
             <w:r>
               <w:rPr>
+                <w:rFonts w:ascii="Noto Naskh Arabic" w:hAnsi="Noto Naskh Arabic" w:cs="adwa-assalaf"/>
                 <w:b/>
                 <w:color w:val="1F4E79"/>
                 <w:sz w:val="22"/>
                 <w:rtl/>
-                <w:szCs w:val="22"/>
                 <w:bCs/>
+                <w:szCs w:val="26"/>
               </w:rPr>
               <w:t xml:space="preserve">الطبيعة </w:t>
             </w:r>
             <w:r>
               <w:rPr>
+                <w:rFonts w:ascii="Noto Naskh Arabic" w:hAnsi="Noto Naskh Arabic" w:cs="adwa-assalaf"/>
                 <w:b/>
                 <w:color w:val="FF0000"/>
                 <w:sz w:val="22"/>
                 <w:rtl/>
+                <w:bCs/>
+                <w:szCs w:val="26"/>
+              </w:rPr>
+              <w:t>(</w:t>
+            </w:r>
+            <w:r>
+              <w:rPr>
+                <w:rFonts w:ascii="Noto Naskh Arabic" w:hAnsi="Noto Naskh Arabic" w:cs="Noto Naskh Arabic"/>
+                <w:b/>
+                <w:color w:val="FF0000"/>
+                <w:sz w:val="22"/>
+                <w:bCs/>
                 <w:szCs w:val="22"/>
+              </w:rPr>
+              <w:t>kind</w:t>
+            </w:r>
+            <w:r>
+              <w:rPr>
+                <w:rFonts w:ascii="Noto Naskh Arabic" w:hAnsi="Noto Naskh Arabic" w:cs="adwa-assalaf"/>
+                <w:b/>
+                <w:color w:val="FF0000"/>
+                <w:sz w:val="22"/>
+                <w:rtl/>
                 <w:bCs/>
-              </w:rPr>
-              <w:t>(kind)</w:t>
+                <w:szCs w:val="26"/>
+              </w:rPr>
+              <w:t>)</w:t>
             </w:r>
           </w:p>
         </w:tc>
@@ -4561,25 +6082,50 @@
             <w:r/>
             <w:r>
               <w:rPr>
+                <w:rFonts w:ascii="Noto Naskh Arabic" w:hAnsi="Noto Naskh Arabic" w:cs="adwa-assalaf"/>
                 <w:b/>
                 <w:color w:val="1F4E79"/>
                 <w:sz w:val="22"/>
                 <w:rtl/>
-                <w:szCs w:val="22"/>
                 <w:bCs/>
+                <w:szCs w:val="26"/>
               </w:rPr>
               <w:t xml:space="preserve">الأدلة </w:t>
             </w:r>
             <w:r>
               <w:rPr>
+                <w:rFonts w:ascii="Noto Naskh Arabic" w:hAnsi="Noto Naskh Arabic" w:cs="adwa-assalaf"/>
                 <w:b/>
                 <w:color w:val="FF0000"/>
                 <w:sz w:val="22"/>
                 <w:rtl/>
+                <w:bCs/>
+                <w:szCs w:val="26"/>
+              </w:rPr>
+              <w:t xml:space="preserve">(معرّفات </w:t>
+            </w:r>
+            <w:r>
+              <w:rPr>
+                <w:rFonts w:ascii="Noto Naskh Arabic" w:hAnsi="Noto Naskh Arabic" w:cs="Noto Naskh Arabic"/>
+                <w:b/>
+                <w:color w:val="FF0000"/>
+                <w:sz w:val="22"/>
+                <w:bCs/>
                 <w:szCs w:val="22"/>
+              </w:rPr>
+              <w:t>EVL</w:t>
+            </w:r>
+            <w:r>
+              <w:rPr>
+                <w:rFonts w:ascii="Noto Naskh Arabic" w:hAnsi="Noto Naskh Arabic" w:cs="adwa-assalaf"/>
+                <w:b/>
+                <w:color w:val="FF0000"/>
+                <w:sz w:val="22"/>
+                <w:rtl/>
                 <w:bCs/>
-              </w:rPr>
-              <w:t>(معرّفات EVL والمواضع)</w:t>
+                <w:szCs w:val="26"/>
+              </w:rPr>
+              <w:t xml:space="preserve"> والمواضع)</w:t>
             </w:r>
           </w:p>
         </w:tc>
@@ -4596,12 +6142,13 @@
             <w:r/>
             <w:r>
               <w:rPr>
+                <w:rFonts w:ascii="Noto Naskh Arabic" w:hAnsi="Noto Naskh Arabic" w:cs="adwa-assalaf"/>
                 <w:b/>
                 <w:color w:val="1F4E79"/>
                 <w:sz w:val="22"/>
                 <w:rtl/>
-                <w:szCs w:val="22"/>
                 <w:bCs/>
+                <w:szCs w:val="26"/>
               </w:rPr>
               <w:t>أصناف التثليث</w:t>
             </w:r>
@@ -4620,12 +6167,13 @@
             <w:r/>
             <w:r>
               <w:rPr>
+                <w:rFonts w:ascii="Noto Naskh Arabic" w:hAnsi="Noto Naskh Arabic" w:cs="adwa-assalaf"/>
                 <w:b/>
                 <w:color w:val="1F4E79"/>
                 <w:sz w:val="22"/>
                 <w:rtl/>
-                <w:szCs w:val="22"/>
                 <w:bCs/>
+                <w:szCs w:val="26"/>
               </w:rPr>
               <w:t>الأصول المستقلة</w:t>
             </w:r>
@@ -4644,12 +6192,13 @@
             <w:r/>
             <w:r>
               <w:rPr>
+                <w:rFonts w:ascii="Noto Naskh Arabic" w:hAnsi="Noto Naskh Arabic" w:cs="adwa-assalaf"/>
                 <w:b/>
                 <w:color w:val="1F4E79"/>
                 <w:sz w:val="22"/>
                 <w:rtl/>
-                <w:szCs w:val="22"/>
                 <w:bCs/>
+                <w:szCs w:val="26"/>
               </w:rPr>
               <w:t>أفضل مستوى مصدر</w:t>
             </w:r>
@@ -4668,25 +6217,50 @@
             <w:r/>
             <w:r>
               <w:rPr>
+                <w:rFonts w:ascii="Noto Naskh Arabic" w:hAnsi="Noto Naskh Arabic" w:cs="adwa-assalaf"/>
                 <w:b/>
                 <w:color w:val="1F4E79"/>
                 <w:sz w:val="22"/>
                 <w:rtl/>
-                <w:szCs w:val="22"/>
                 <w:bCs/>
+                <w:szCs w:val="26"/>
               </w:rPr>
               <w:t xml:space="preserve">الحالة </w:t>
             </w:r>
             <w:r>
               <w:rPr>
+                <w:rFonts w:ascii="Noto Naskh Arabic" w:hAnsi="Noto Naskh Arabic" w:cs="adwa-assalaf"/>
                 <w:b/>
                 <w:color w:val="FF0000"/>
                 <w:sz w:val="22"/>
                 <w:rtl/>
+                <w:bCs/>
+                <w:szCs w:val="26"/>
+              </w:rPr>
+              <w:t>(</w:t>
+            </w:r>
+            <w:r>
+              <w:rPr>
+                <w:rFonts w:ascii="Noto Naskh Arabic" w:hAnsi="Noto Naskh Arabic" w:cs="Noto Naskh Arabic"/>
+                <w:b/>
+                <w:color w:val="FF0000"/>
+                <w:sz w:val="22"/>
+                <w:bCs/>
                 <w:szCs w:val="22"/>
+              </w:rPr>
+              <w:t>status</w:t>
+            </w:r>
+            <w:r>
+              <w:rPr>
+                <w:rFonts w:ascii="Noto Naskh Arabic" w:hAnsi="Noto Naskh Arabic" w:cs="adwa-assalaf"/>
+                <w:b/>
+                <w:color w:val="FF0000"/>
+                <w:sz w:val="22"/>
+                <w:rtl/>
                 <w:bCs/>
-              </w:rPr>
-              <w:t>(status)</w:t>
+                <w:szCs w:val="26"/>
+              </w:rPr>
+              <w:t>)</w:t>
             </w:r>
           </w:p>
         </w:tc>
@@ -4704,12 +6278,22 @@
             <w:r/>
             <w:r>
               <w:rPr>
+                <w:rFonts w:ascii="Noto Naskh Arabic" w:hAnsi="Noto Naskh Arabic" w:cs="Noto Naskh Arabic"/>
                 <w:b w:val="0"/>
                 <w:sz w:val="22"/>
+                <w:szCs w:val="22"/>
+              </w:rPr>
+              <w:t>CLM-</w:t>
+            </w:r>
+            <w:r>
+              <w:rPr>
+                <w:rFonts w:ascii="Noto Naskh Arabic" w:hAnsi="Noto Naskh Arabic" w:cs="adwa-assalaf"/>
+                <w:b w:val="0"/>
+                <w:sz w:val="22"/>
                 <w:rtl/>
-                <w:szCs w:val="22"/>
-              </w:rPr>
-              <w:t>CLM-……</w:t>
+                <w:szCs w:val="26"/>
+              </w:rPr>
+              <w:t>……</w:t>
             </w:r>
           </w:p>
         </w:tc>
@@ -4725,10 +6309,11 @@
             <w:r/>
             <w:r>
               <w:rPr>
+                <w:rFonts w:ascii="Noto Naskh Arabic" w:hAnsi="Noto Naskh Arabic" w:cs="adwa-assalaf"/>
                 <w:b w:val="0"/>
                 <w:sz w:val="22"/>
                 <w:rtl/>
-                <w:szCs w:val="22"/>
+                <w:szCs w:val="26"/>
               </w:rPr>
               <w:t>……</w:t>
             </w:r>
@@ -4746,10 +6331,11 @@
             <w:r/>
             <w:r>
               <w:rPr>
+                <w:rFonts w:ascii="Noto Naskh Arabic" w:hAnsi="Noto Naskh Arabic" w:cs="adwa-assalaf"/>
                 <w:b w:val="0"/>
                 <w:sz w:val="22"/>
                 <w:rtl/>
-                <w:szCs w:val="22"/>
+                <w:szCs w:val="26"/>
               </w:rPr>
               <w:t>☐ قياس ☐ رواية ☐ استدلال ☐ فرضية ☐ نموذج</w:t>
             </w:r>
@@ -4767,20 +6353,31 @@
             <w:r/>
             <w:r>
               <w:rPr>
+                <w:rFonts w:ascii="Noto Naskh Arabic" w:hAnsi="Noto Naskh Arabic" w:cs="Noto Naskh Arabic"/>
                 <w:b w:val="0"/>
                 <w:sz w:val="22"/>
+                <w:szCs w:val="22"/>
+              </w:rPr>
+              <w:t>EVL-</w:t>
+            </w:r>
+            <w:r>
+              <w:rPr>
+                <w:rFonts w:ascii="Noto Naskh Arabic" w:hAnsi="Noto Naskh Arabic" w:cs="adwa-assalaf"/>
+                <w:b w:val="0"/>
+                <w:sz w:val="22"/>
                 <w:rtl/>
-                <w:szCs w:val="22"/>
-              </w:rPr>
-              <w:t xml:space="preserve">EVL-…… </w:t>
-            </w:r>
-            <w:r>
-              <w:rPr>
+                <w:szCs w:val="26"/>
+              </w:rPr>
+              <w:t xml:space="preserve">…… </w:t>
+            </w:r>
+            <w:r>
+              <w:rPr>
+                <w:rFonts w:ascii="Noto Naskh Arabic" w:hAnsi="Noto Naskh Arabic" w:cs="adwa-assalaf"/>
                 <w:b w:val="0"/>
                 <w:color w:val="FF0000"/>
                 <w:sz w:val="22"/>
                 <w:rtl/>
-                <w:szCs w:val="22"/>
+                <w:szCs w:val="26"/>
               </w:rPr>
               <w:t>(يدعم/ينقض/سياق)</w:t>
             </w:r>
@@ -4798,10 +6395,11 @@
             <w:r/>
             <w:r>
               <w:rPr>
+                <w:rFonts w:ascii="Noto Naskh Arabic" w:hAnsi="Noto Naskh Arabic" w:cs="adwa-assalaf"/>
                 <w:b w:val="0"/>
                 <w:sz w:val="22"/>
                 <w:rtl/>
-                <w:szCs w:val="22"/>
+                <w:szCs w:val="26"/>
               </w:rPr>
               <w:t>☐ شهادة شفهية ☐ وثيقة تاريخية ☐ دليل مكاني أو مادي ☐ صورة تاريخية ☐ مادة شعرية ☐ رواية مستقلة أخرى</w:t>
             </w:r>
@@ -4819,10 +6417,11 @@
             <w:r/>
             <w:r>
               <w:rPr>
+                <w:rFonts w:ascii="Noto Naskh Arabic" w:hAnsi="Noto Naskh Arabic" w:cs="adwa-assalaf"/>
                 <w:b w:val="0"/>
                 <w:sz w:val="22"/>
                 <w:rtl/>
-                <w:szCs w:val="22"/>
+                <w:szCs w:val="26"/>
               </w:rPr>
               <w:t>……</w:t>
             </w:r>
@@ -4840,12 +6439,31 @@
             <w:r/>
             <w:r>
               <w:rPr>
+                <w:rFonts w:ascii="Noto Naskh Arabic" w:hAnsi="Noto Naskh Arabic" w:cs="Noto Naskh Arabic"/>
                 <w:b w:val="0"/>
                 <w:sz w:val="22"/>
+                <w:szCs w:val="22"/>
+              </w:rPr>
+              <w:t>1</w:t>
+            </w:r>
+            <w:r>
+              <w:rPr>
+                <w:rFonts w:ascii="Noto Naskh Arabic" w:hAnsi="Noto Naskh Arabic" w:cs="adwa-assalaf"/>
+                <w:b w:val="0"/>
+                <w:sz w:val="22"/>
                 <w:rtl/>
+                <w:szCs w:val="26"/>
+              </w:rPr>
+              <w:t>–</w:t>
+            </w:r>
+            <w:r>
+              <w:rPr>
+                <w:rFonts w:ascii="Noto Naskh Arabic" w:hAnsi="Noto Naskh Arabic" w:cs="Noto Naskh Arabic"/>
+                <w:b w:val="0"/>
+                <w:sz w:val="22"/>
                 <w:szCs w:val="22"/>
               </w:rPr>
-              <w:t>1–5</w:t>
+              <w:t>5</w:t>
             </w:r>
           </w:p>
         </w:tc>
@@ -4861,10 +6479,11 @@
             <w:r/>
             <w:r>
               <w:rPr>
+                <w:rFonts w:ascii="Noto Naskh Arabic" w:hAnsi="Noto Naskh Arabic" w:cs="adwa-assalaf"/>
                 <w:b w:val="0"/>
                 <w:sz w:val="22"/>
                 <w:rtl/>
-                <w:szCs w:val="22"/>
+                <w:szCs w:val="26"/>
               </w:rPr>
               <w:t>☐ مثبت ☐ مرجّح ☐ متنازع ☐ فرضية ☐ ينتظر الجمع الميداني ☐ مرفوض</w:t>
             </w:r>
@@ -4884,12 +6503,22 @@
             <w:r/>
             <w:r>
               <w:rPr>
+                <w:rFonts w:ascii="Noto Naskh Arabic" w:hAnsi="Noto Naskh Arabic" w:cs="Noto Naskh Arabic"/>
                 <w:b w:val="0"/>
                 <w:sz w:val="22"/>
+                <w:szCs w:val="22"/>
+              </w:rPr>
+              <w:t>CLM-</w:t>
+            </w:r>
+            <w:r>
+              <w:rPr>
+                <w:rFonts w:ascii="Noto Naskh Arabic" w:hAnsi="Noto Naskh Arabic" w:cs="adwa-assalaf"/>
+                <w:b w:val="0"/>
+                <w:sz w:val="22"/>
                 <w:rtl/>
-                <w:szCs w:val="22"/>
-              </w:rPr>
-              <w:t>CLM-……</w:t>
+                <w:szCs w:val="26"/>
+              </w:rPr>
+              <w:t>……</w:t>
             </w:r>
           </w:p>
         </w:tc>
@@ -4905,10 +6534,11 @@
             <w:r/>
             <w:r>
               <w:rPr>
+                <w:rFonts w:ascii="Noto Naskh Arabic" w:hAnsi="Noto Naskh Arabic" w:cs="adwa-assalaf"/>
                 <w:b w:val="0"/>
                 <w:sz w:val="22"/>
                 <w:rtl/>
-                <w:szCs w:val="22"/>
+                <w:szCs w:val="26"/>
               </w:rPr>
               <w:t>……</w:t>
             </w:r>
@@ -4926,10 +6556,11 @@
             <w:r/>
             <w:r>
               <w:rPr>
+                <w:rFonts w:ascii="Noto Naskh Arabic" w:hAnsi="Noto Naskh Arabic" w:cs="adwa-assalaf"/>
                 <w:b w:val="0"/>
                 <w:sz w:val="22"/>
                 <w:rtl/>
-                <w:szCs w:val="22"/>
+                <w:szCs w:val="26"/>
               </w:rPr>
               <w:t>……</w:t>
             </w:r>
@@ -4947,10 +6578,11 @@
             <w:r/>
             <w:r>
               <w:rPr>
+                <w:rFonts w:ascii="Noto Naskh Arabic" w:hAnsi="Noto Naskh Arabic" w:cs="adwa-assalaf"/>
                 <w:b w:val="0"/>
                 <w:sz w:val="22"/>
                 <w:rtl/>
-                <w:szCs w:val="22"/>
+                <w:szCs w:val="26"/>
               </w:rPr>
               <w:t>……</w:t>
             </w:r>
@@ -4968,10 +6600,11 @@
             <w:r/>
             <w:r>
               <w:rPr>
+                <w:rFonts w:ascii="Noto Naskh Arabic" w:hAnsi="Noto Naskh Arabic" w:cs="adwa-assalaf"/>
                 <w:b w:val="0"/>
                 <w:sz w:val="22"/>
                 <w:rtl/>
-                <w:szCs w:val="22"/>
+                <w:szCs w:val="26"/>
               </w:rPr>
               <w:t>……</w:t>
             </w:r>
@@ -4989,10 +6622,11 @@
             <w:r/>
             <w:r>
               <w:rPr>
+                <w:rFonts w:ascii="Noto Naskh Arabic" w:hAnsi="Noto Naskh Arabic" w:cs="adwa-assalaf"/>
                 <w:b w:val="0"/>
                 <w:sz w:val="22"/>
                 <w:rtl/>
-                <w:szCs w:val="22"/>
+                <w:szCs w:val="26"/>
               </w:rPr>
               <w:t>……</w:t>
             </w:r>
@@ -5010,10 +6644,11 @@
             <w:r/>
             <w:r>
               <w:rPr>
+                <w:rFonts w:ascii="Noto Naskh Arabic" w:hAnsi="Noto Naskh Arabic" w:cs="adwa-assalaf"/>
                 <w:b w:val="0"/>
                 <w:sz w:val="22"/>
                 <w:rtl/>
-                <w:szCs w:val="22"/>
+                <w:szCs w:val="26"/>
               </w:rPr>
               <w:t>……</w:t>
             </w:r>
@@ -5031,10 +6666,11 @@
             <w:r/>
             <w:r>
               <w:rPr>
+                <w:rFonts w:ascii="Noto Naskh Arabic" w:hAnsi="Noto Naskh Arabic" w:cs="adwa-assalaf"/>
                 <w:b w:val="0"/>
                 <w:sz w:val="22"/>
                 <w:rtl/>
-                <w:szCs w:val="22"/>
+                <w:szCs w:val="26"/>
               </w:rPr>
               <w:t>……</w:t>
             </w:r>
@@ -5050,41 +6686,113 @@
       </w:pPr>
       <w:r>
         <w:rPr>
+          <w:rFonts w:ascii="Noto Naskh Arabic" w:hAnsi="Noto Naskh Arabic" w:cs="adwa-assalaf"/>
           <w:b/>
           <w:sz w:val="24"/>
           <w:rtl/>
-          <w:szCs w:val="24"/>
           <w:bCs/>
+          <w:szCs w:val="28"/>
         </w:rPr>
         <w:t>مصدر الجدول (مُنفَّذ):</w:t>
       </w:r>
       <w:r>
         <w:rPr>
+          <w:rFonts w:ascii="Noto Naskh Arabic" w:hAnsi="Noto Naskh Arabic" w:cs="adwa-assalaf"/>
           <w:b w:val="0"/>
           <w:sz w:val="24"/>
           <w:rtl/>
-          <w:szCs w:val="24"/>
+          <w:szCs w:val="28"/>
         </w:rPr>
-        <w:t xml:space="preserve"> يتضمن ملف المشروع المصدَّر بصيغة DOCX لكل ادعاء: نصه، وحالته، وطبيعته، وعدد الأصول المستقلة، وأصناف التثليث، وكل رابط دليل بعلاقته وموضعه وشاهده؛ وتُحسب هذه القيم آلياً بوحدة التثليث </w:t>
+        <w:t xml:space="preserve"> يتضمن ملف المشروع المصدَّر بصيغة </w:t>
       </w:r>
       <w:r>
         <w:rPr>
+          <w:rFonts w:ascii="Noto Naskh Arabic" w:hAnsi="Noto Naskh Arabic" w:cs="Noto Naskh Arabic"/>
+          <w:b w:val="0"/>
+          <w:sz w:val="24"/>
+          <w:szCs w:val="24"/>
+        </w:rPr>
+        <w:t>DOCX</w:t>
+      </w:r>
+      <w:r>
+        <w:rPr>
+          <w:rFonts w:ascii="Noto Naskh Arabic" w:hAnsi="Noto Naskh Arabic" w:cs="adwa-assalaf"/>
+          <w:b w:val="0"/>
+          <w:sz w:val="24"/>
+          <w:rtl/>
+          <w:szCs w:val="28"/>
+        </w:rPr>
+        <w:t xml:space="preserve"> لكل ادعاء: نصه، وحالته، وطبيعته، وعدد الأصول المستقلة، وأصناف التثليث، وكل رابط دليل بعلاقته وموضعه وشاهده؛ وتُحسب هذه القيم آلياً بوحدة التثليث </w:t>
+      </w:r>
+      <w:r>
+        <w:rPr>
+          <w:rFonts w:ascii="Noto Naskh Arabic" w:hAnsi="Noto Naskh Arabic" w:cs="adwa-assalaf"/>
           <w:b w:val="0"/>
           <w:color w:val="FF0000"/>
           <w:sz w:val="24"/>
           <w:rtl/>
-          <w:szCs w:val="24"/>
+          <w:szCs w:val="28"/>
         </w:rPr>
-        <w:t>(turath/evidence.py)</w:t>
+        <w:t>(</w:t>
       </w:r>
       <w:r>
         <w:rPr>
+          <w:rFonts w:ascii="Noto Naskh Arabic" w:hAnsi="Noto Naskh Arabic" w:cs="Noto Naskh Arabic"/>
+          <w:b w:val="0"/>
+          <w:color w:val="FF0000"/>
+          <w:sz w:val="24"/>
+          <w:szCs w:val="24"/>
+        </w:rPr>
+        <w:t>turath/evidence.py</w:t>
+      </w:r>
+      <w:r>
+        <w:rPr>
+          <w:rFonts w:ascii="Noto Naskh Arabic" w:hAnsi="Noto Naskh Arabic" w:cs="adwa-assalaf"/>
+          <w:b w:val="0"/>
+          <w:color w:val="FF0000"/>
+          <w:sz w:val="24"/>
+          <w:rtl/>
+          <w:szCs w:val="28"/>
+        </w:rPr>
+        <w:t>)</w:t>
+      </w:r>
+      <w:r>
+        <w:rPr>
+          <w:rFonts w:ascii="Noto Naskh Arabic" w:hAnsi="Noto Naskh Arabic" w:cs="adwa-assalaf"/>
           <w:b w:val="0"/>
           <w:sz w:val="24"/>
           <w:rtl/>
+          <w:szCs w:val="28"/>
+        </w:rPr>
+        <w:t xml:space="preserve">، ويُراجعها </w:t>
+      </w:r>
+      <w:r>
+        <w:rPr>
+          <w:rFonts w:ascii="Noto Naskh Arabic" w:hAnsi="Noto Naskh Arabic" w:cs="Noto Naskh Arabic"/>
+          <w:b w:val="0"/>
+          <w:sz w:val="24"/>
           <w:szCs w:val="24"/>
         </w:rPr>
-        <w:t>، ويُراجعها AG-SRC. وقاعدة الحالة «مثبت» مبيّنة في الوثيقة 14.</w:t>
+        <w:t>AG-SRC.</w:t>
+      </w:r>
+      <w:r>
+        <w:rPr>
+          <w:rFonts w:ascii="Noto Naskh Arabic" w:hAnsi="Noto Naskh Arabic" w:cs="adwa-assalaf"/>
+          <w:b w:val="0"/>
+          <w:sz w:val="24"/>
+          <w:rtl/>
+          <w:szCs w:val="28"/>
+        </w:rPr>
+        <w:t xml:space="preserve"> وقاعدة الحالة «مثبت» مبيّنة في الوثيقة </w:t>
+      </w:r>
+      <w:r>
+        <w:rPr>
+          <w:rFonts w:ascii="Noto Naskh Arabic" w:hAnsi="Noto Naskh Arabic" w:cs="Noto Naskh Arabic"/>
+          <w:b w:val="0"/>
+          <w:sz w:val="24"/>
+          <w:szCs w:val="24"/>
+        </w:rPr>
+        <w:t>14.</w:t>
       </w:r>
     </w:p>
     <w:p>
@@ -5094,34 +6802,48 @@
       </w:pPr>
       <w:r>
         <w:rPr>
+          <w:rFonts w:ascii="Noto Naskh Arabic" w:hAnsi="Noto Naskh Arabic" w:cs="Noto Naskh Arabic"/>
+          <w:b/>
+          <w:color w:val="1F4E79"/>
+          <w:sz w:val="32"/>
+          <w:bCs/>
+          <w:szCs w:val="32"/>
+        </w:rPr>
+        <w:t>4.</w:t>
+      </w:r>
+      <w:r>
+        <w:rPr>
+          <w:rFonts w:ascii="Noto Naskh Arabic" w:hAnsi="Noto Naskh Arabic" w:cs="adwa-assalaf"/>
           <w:b/>
           <w:color w:val="1F4E79"/>
           <w:sz w:val="32"/>
           <w:rtl/>
-          <w:szCs w:val="32"/>
           <w:bCs/>
+          <w:szCs w:val="36"/>
         </w:rPr>
-        <w:t xml:space="preserve">4. الملحق الإلزامي </w:t>
+        <w:t xml:space="preserve"> الملحق الإلزامي </w:t>
       </w:r>
       <w:r>
         <w:rPr>
+          <w:rFonts w:ascii="Noto Naskh Arabic" w:hAnsi="Noto Naskh Arabic" w:cs="adwa-assalaf"/>
           <w:b/>
           <w:color w:val="FF0000"/>
           <w:sz w:val="32"/>
           <w:rtl/>
-          <w:szCs w:val="32"/>
           <w:bCs/>
+          <w:szCs w:val="36"/>
         </w:rPr>
         <w:t>(ب)</w:t>
       </w:r>
       <w:r>
         <w:rPr>
+          <w:rFonts w:ascii="Noto Naskh Arabic" w:hAnsi="Noto Naskh Arabic" w:cs="adwa-assalaf"/>
           <w:b/>
           <w:color w:val="1F4E79"/>
           <w:sz w:val="32"/>
           <w:rtl/>
-          <w:szCs w:val="32"/>
           <w:bCs/>
+          <w:szCs w:val="36"/>
         </w:rPr>
         <w:t>: ملحق التعارضات</w:t>
       </w:r>
@@ -5156,12 +6878,13 @@
             <w:r/>
             <w:r>
               <w:rPr>
+                <w:rFonts w:ascii="Noto Naskh Arabic" w:hAnsi="Noto Naskh Arabic" w:cs="adwa-assalaf"/>
                 <w:b/>
                 <w:color w:val="1F4E79"/>
                 <w:sz w:val="22"/>
                 <w:rtl/>
-                <w:szCs w:val="22"/>
                 <w:bCs/>
+                <w:szCs w:val="26"/>
               </w:rPr>
               <w:t>معرّف التعارض</w:t>
             </w:r>
@@ -5180,12 +6903,13 @@
             <w:r/>
             <w:r>
               <w:rPr>
+                <w:rFonts w:ascii="Noto Naskh Arabic" w:hAnsi="Noto Naskh Arabic" w:cs="adwa-assalaf"/>
                 <w:b/>
                 <w:color w:val="1F4E79"/>
                 <w:sz w:val="22"/>
                 <w:rtl/>
-                <w:szCs w:val="22"/>
                 <w:bCs/>
+                <w:szCs w:val="26"/>
               </w:rPr>
               <w:t>الادعاء</w:t>
             </w:r>
@@ -5204,12 +6928,13 @@
             <w:r/>
             <w:r>
               <w:rPr>
+                <w:rFonts w:ascii="Noto Naskh Arabic" w:hAnsi="Noto Naskh Arabic" w:cs="adwa-assalaf"/>
                 <w:b/>
                 <w:color w:val="1F4E79"/>
                 <w:sz w:val="22"/>
                 <w:rtl/>
-                <w:szCs w:val="22"/>
                 <w:bCs/>
+                <w:szCs w:val="26"/>
               </w:rPr>
               <w:t>وصف التعارض</w:t>
             </w:r>
@@ -5228,12 +6953,13 @@
             <w:r/>
             <w:r>
               <w:rPr>
+                <w:rFonts w:ascii="Noto Naskh Arabic" w:hAnsi="Noto Naskh Arabic" w:cs="adwa-assalaf"/>
                 <w:b/>
                 <w:color w:val="1F4E79"/>
                 <w:sz w:val="22"/>
                 <w:rtl/>
-                <w:szCs w:val="22"/>
                 <w:bCs/>
+                <w:szCs w:val="26"/>
               </w:rPr>
               <w:t>الأدلة المتعارضة</w:t>
             </w:r>
@@ -5252,12 +6978,13 @@
             <w:r/>
             <w:r>
               <w:rPr>
+                <w:rFonts w:ascii="Noto Naskh Arabic" w:hAnsi="Noto Naskh Arabic" w:cs="adwa-assalaf"/>
                 <w:b/>
                 <w:color w:val="1F4E79"/>
                 <w:sz w:val="22"/>
                 <w:rtl/>
-                <w:szCs w:val="22"/>
                 <w:bCs/>
+                <w:szCs w:val="26"/>
               </w:rPr>
               <w:t>التفسيرات المحتملة</w:t>
             </w:r>
@@ -5276,12 +7003,13 @@
             <w:r/>
             <w:r>
               <w:rPr>
+                <w:rFonts w:ascii="Noto Naskh Arabic" w:hAnsi="Noto Naskh Arabic" w:cs="adwa-assalaf"/>
                 <w:b/>
                 <w:color w:val="1F4E79"/>
                 <w:sz w:val="22"/>
                 <w:rtl/>
-                <w:szCs w:val="22"/>
                 <w:bCs/>
+                <w:szCs w:val="26"/>
               </w:rPr>
               <w:t>الحالة</w:t>
             </w:r>
@@ -5300,12 +7028,13 @@
             <w:r/>
             <w:r>
               <w:rPr>
+                <w:rFonts w:ascii="Noto Naskh Arabic" w:hAnsi="Noto Naskh Arabic" w:cs="adwa-assalaf"/>
                 <w:b/>
                 <w:color w:val="1F4E79"/>
                 <w:sz w:val="22"/>
                 <w:rtl/>
-                <w:szCs w:val="22"/>
                 <w:bCs/>
+                <w:szCs w:val="26"/>
               </w:rPr>
               <w:t>القرار ومسوّغه</w:t>
             </w:r>
@@ -5325,12 +7054,22 @@
             <w:r/>
             <w:r>
               <w:rPr>
+                <w:rFonts w:ascii="Noto Naskh Arabic" w:hAnsi="Noto Naskh Arabic" w:cs="Noto Naskh Arabic"/>
                 <w:b w:val="0"/>
                 <w:sz w:val="22"/>
+                <w:szCs w:val="22"/>
+              </w:rPr>
+              <w:t>CNF-</w:t>
+            </w:r>
+            <w:r>
+              <w:rPr>
+                <w:rFonts w:ascii="Noto Naskh Arabic" w:hAnsi="Noto Naskh Arabic" w:cs="adwa-assalaf"/>
+                <w:b w:val="0"/>
+                <w:sz w:val="22"/>
                 <w:rtl/>
-                <w:szCs w:val="22"/>
-              </w:rPr>
-              <w:t>CNF-……</w:t>
+                <w:szCs w:val="26"/>
+              </w:rPr>
+              <w:t>……</w:t>
             </w:r>
           </w:p>
         </w:tc>
@@ -5346,12 +7085,22 @@
             <w:r/>
             <w:r>
               <w:rPr>
+                <w:rFonts w:ascii="Noto Naskh Arabic" w:hAnsi="Noto Naskh Arabic" w:cs="Noto Naskh Arabic"/>
                 <w:b w:val="0"/>
                 <w:sz w:val="22"/>
+                <w:szCs w:val="22"/>
+              </w:rPr>
+              <w:t>CLM-</w:t>
+            </w:r>
+            <w:r>
+              <w:rPr>
+                <w:rFonts w:ascii="Noto Naskh Arabic" w:hAnsi="Noto Naskh Arabic" w:cs="adwa-assalaf"/>
+                <w:b w:val="0"/>
+                <w:sz w:val="22"/>
                 <w:rtl/>
-                <w:szCs w:val="22"/>
-              </w:rPr>
-              <w:t>CLM-……</w:t>
+                <w:szCs w:val="26"/>
+              </w:rPr>
+              <w:t>……</w:t>
             </w:r>
           </w:p>
         </w:tc>
@@ -5367,22 +7116,45 @@
             <w:r/>
             <w:r>
               <w:rPr>
+                <w:rFonts w:ascii="Noto Naskh Arabic" w:hAnsi="Noto Naskh Arabic" w:cs="adwa-assalaf"/>
                 <w:b w:val="0"/>
                 <w:sz w:val="22"/>
                 <w:rtl/>
-                <w:szCs w:val="22"/>
+                <w:szCs w:val="26"/>
               </w:rPr>
               <w:t xml:space="preserve">…… </w:t>
             </w:r>
             <w:r>
               <w:rPr>
+                <w:rFonts w:ascii="Noto Naskh Arabic" w:hAnsi="Noto Naskh Arabic" w:cs="adwa-assalaf"/>
                 <w:b w:val="0"/>
                 <w:color w:val="FF0000"/>
                 <w:sz w:val="22"/>
                 <w:rtl/>
+                <w:szCs w:val="26"/>
+              </w:rPr>
+              <w:t>(</w:t>
+            </w:r>
+            <w:r>
+              <w:rPr>
+                <w:rFonts w:ascii="Noto Naskh Arabic" w:hAnsi="Noto Naskh Arabic" w:cs="Noto Naskh Arabic"/>
+                <w:b w:val="0"/>
+                <w:color w:val="FF0000"/>
+                <w:sz w:val="22"/>
                 <w:szCs w:val="22"/>
               </w:rPr>
-              <w:t>(topic)</w:t>
+              <w:t>topic</w:t>
+            </w:r>
+            <w:r>
+              <w:rPr>
+                <w:rFonts w:ascii="Noto Naskh Arabic" w:hAnsi="Noto Naskh Arabic" w:cs="adwa-assalaf"/>
+                <w:b w:val="0"/>
+                <w:color w:val="FF0000"/>
+                <w:sz w:val="22"/>
+                <w:rtl/>
+                <w:szCs w:val="26"/>
+              </w:rPr>
+              <w:t>)</w:t>
             </w:r>
           </w:p>
         </w:tc>
@@ -5398,22 +7170,45 @@
             <w:r/>
             <w:r>
               <w:rPr>
+                <w:rFonts w:ascii="Noto Naskh Arabic" w:hAnsi="Noto Naskh Arabic" w:cs="adwa-assalaf"/>
                 <w:b w:val="0"/>
                 <w:sz w:val="22"/>
                 <w:rtl/>
-                <w:szCs w:val="22"/>
+                <w:szCs w:val="26"/>
               </w:rPr>
               <w:t xml:space="preserve">المواقف وأسانيدها </w:t>
             </w:r>
             <w:r>
               <w:rPr>
+                <w:rFonts w:ascii="Noto Naskh Arabic" w:hAnsi="Noto Naskh Arabic" w:cs="adwa-assalaf"/>
                 <w:b w:val="0"/>
                 <w:color w:val="FF0000"/>
                 <w:sz w:val="22"/>
                 <w:rtl/>
+                <w:szCs w:val="26"/>
+              </w:rPr>
+              <w:t>(</w:t>
+            </w:r>
+            <w:r>
+              <w:rPr>
+                <w:rFonts w:ascii="Noto Naskh Arabic" w:hAnsi="Noto Naskh Arabic" w:cs="Noto Naskh Arabic"/>
+                <w:b w:val="0"/>
+                <w:color w:val="FF0000"/>
+                <w:sz w:val="22"/>
                 <w:szCs w:val="22"/>
               </w:rPr>
-              <w:t>(positions)</w:t>
+              <w:t>positions</w:t>
+            </w:r>
+            <w:r>
+              <w:rPr>
+                <w:rFonts w:ascii="Noto Naskh Arabic" w:hAnsi="Noto Naskh Arabic" w:cs="adwa-assalaf"/>
+                <w:b w:val="0"/>
+                <w:color w:val="FF0000"/>
+                <w:sz w:val="22"/>
+                <w:rtl/>
+                <w:szCs w:val="26"/>
+              </w:rPr>
+              <w:t>)</w:t>
             </w:r>
           </w:p>
         </w:tc>
@@ -5429,10 +7224,11 @@
             <w:r/>
             <w:r>
               <w:rPr>
+                <w:rFonts w:ascii="Noto Naskh Arabic" w:hAnsi="Noto Naskh Arabic" w:cs="adwa-assalaf"/>
                 <w:b w:val="0"/>
                 <w:sz w:val="22"/>
                 <w:rtl/>
-                <w:szCs w:val="22"/>
+                <w:szCs w:val="26"/>
               </w:rPr>
               <w:t>……</w:t>
             </w:r>
@@ -5450,12 +7246,60 @@
             <w:r/>
             <w:r>
               <w:rPr>
+                <w:rFonts w:ascii="Noto Naskh Arabic" w:hAnsi="Noto Naskh Arabic" w:cs="adwa-assalaf"/>
                 <w:b w:val="0"/>
                 <w:sz w:val="22"/>
                 <w:rtl/>
+                <w:szCs w:val="26"/>
+              </w:rPr>
+              <w:t xml:space="preserve">☐ مفتوح </w:t>
+            </w:r>
+            <w:r>
+              <w:rPr>
+                <w:rFonts w:ascii="Noto Naskh Arabic" w:hAnsi="Noto Naskh Arabic" w:cs="Noto Naskh Arabic"/>
+                <w:b w:val="0"/>
+                <w:sz w:val="22"/>
                 <w:szCs w:val="22"/>
               </w:rPr>
-              <w:t>☐ مفتوح open ☐ مفسَّر explained ☐ محسوم بالدليل resolved_by_evidence</w:t>
+              <w:t>open</w:t>
+            </w:r>
+            <w:r>
+              <w:rPr>
+                <w:rFonts w:ascii="Noto Naskh Arabic" w:hAnsi="Noto Naskh Arabic" w:cs="adwa-assalaf"/>
+                <w:b w:val="0"/>
+                <w:sz w:val="22"/>
+                <w:rtl/>
+                <w:szCs w:val="26"/>
+              </w:rPr>
+              <w:t xml:space="preserve"> ☐ مفسَّر </w:t>
+            </w:r>
+            <w:r>
+              <w:rPr>
+                <w:rFonts w:ascii="Noto Naskh Arabic" w:hAnsi="Noto Naskh Arabic" w:cs="Noto Naskh Arabic"/>
+                <w:b w:val="0"/>
+                <w:sz w:val="22"/>
+                <w:szCs w:val="22"/>
+              </w:rPr>
+              <w:t>explained</w:t>
+            </w:r>
+            <w:r>
+              <w:rPr>
+                <w:rFonts w:ascii="Noto Naskh Arabic" w:hAnsi="Noto Naskh Arabic" w:cs="adwa-assalaf"/>
+                <w:b w:val="0"/>
+                <w:sz w:val="22"/>
+                <w:rtl/>
+                <w:szCs w:val="26"/>
+              </w:rPr>
+              <w:t xml:space="preserve"> ☐ محسوم بالدليل </w:t>
+            </w:r>
+            <w:r>
+              <w:rPr>
+                <w:rFonts w:ascii="Noto Naskh Arabic" w:hAnsi="Noto Naskh Arabic" w:cs="Noto Naskh Arabic"/>
+                <w:b w:val="0"/>
+                <w:sz w:val="22"/>
+                <w:szCs w:val="22"/>
+              </w:rPr>
+              <w:t>resolved_by_evidence</w:t>
             </w:r>
           </w:p>
         </w:tc>
@@ -5471,22 +7315,45 @@
             <w:r/>
             <w:r>
               <w:rPr>
+                <w:rFonts w:ascii="Noto Naskh Arabic" w:hAnsi="Noto Naskh Arabic" w:cs="adwa-assalaf"/>
                 <w:b w:val="0"/>
                 <w:sz w:val="22"/>
                 <w:rtl/>
-                <w:szCs w:val="22"/>
+                <w:szCs w:val="26"/>
               </w:rPr>
               <w:t xml:space="preserve">التحليل دون تسوية مصطنعة </w:t>
             </w:r>
             <w:r>
               <w:rPr>
+                <w:rFonts w:ascii="Noto Naskh Arabic" w:hAnsi="Noto Naskh Arabic" w:cs="adwa-assalaf"/>
                 <w:b w:val="0"/>
                 <w:color w:val="FF0000"/>
                 <w:sz w:val="22"/>
                 <w:rtl/>
+                <w:szCs w:val="26"/>
+              </w:rPr>
+              <w:t>(</w:t>
+            </w:r>
+            <w:r>
+              <w:rPr>
+                <w:rFonts w:ascii="Noto Naskh Arabic" w:hAnsi="Noto Naskh Arabic" w:cs="Noto Naskh Arabic"/>
+                <w:b w:val="0"/>
+                <w:color w:val="FF0000"/>
+                <w:sz w:val="22"/>
                 <w:szCs w:val="22"/>
               </w:rPr>
-              <w:t>(analysis)</w:t>
+              <w:t>analysis</w:t>
+            </w:r>
+            <w:r>
+              <w:rPr>
+                <w:rFonts w:ascii="Noto Naskh Arabic" w:hAnsi="Noto Naskh Arabic" w:cs="adwa-assalaf"/>
+                <w:b w:val="0"/>
+                <w:color w:val="FF0000"/>
+                <w:sz w:val="22"/>
+                <w:rtl/>
+                <w:szCs w:val="26"/>
+              </w:rPr>
+              <w:t>)</w:t>
             </w:r>
           </w:p>
         </w:tc>
@@ -5500,22 +7367,43 @@
       </w:pPr>
       <w:r>
         <w:rPr>
+          <w:rFonts w:ascii="Noto Naskh Arabic" w:hAnsi="Noto Naskh Arabic" w:cs="adwa-assalaf"/>
           <w:b/>
           <w:sz w:val="24"/>
           <w:rtl/>
-          <w:szCs w:val="24"/>
           <w:bCs/>
+          <w:szCs w:val="28"/>
         </w:rPr>
         <w:t>قاعدة البوابة (مُنفَّذة):</w:t>
       </w:r>
       <w:r>
         <w:rPr>
+          <w:rFonts w:ascii="Noto Naskh Arabic" w:hAnsi="Noto Naskh Arabic" w:cs="adwa-assalaf"/>
           <w:b w:val="0"/>
           <w:sz w:val="24"/>
           <w:rtl/>
+          <w:szCs w:val="28"/>
+        </w:rPr>
+        <w:t xml:space="preserve"> تحجب </w:t>
+      </w:r>
+      <w:r>
+        <w:rPr>
+          <w:rFonts w:ascii="Noto Naskh Arabic" w:hAnsi="Noto Naskh Arabic" w:cs="Noto Naskh Arabic"/>
+          <w:b w:val="0"/>
+          <w:sz w:val="24"/>
           <w:szCs w:val="24"/>
         </w:rPr>
-        <w:t xml:space="preserve"> تحجب S10 الانتقال ما دام في المشروع تعارض بلا تحليل مكتوب؛ والتعارض المفتوح لا يُحذف، بل يُفصح عنه هنا.</w:t>
+        <w:t>S10</w:t>
+      </w:r>
+      <w:r>
+        <w:rPr>
+          <w:rFonts w:ascii="Noto Naskh Arabic" w:hAnsi="Noto Naskh Arabic" w:cs="adwa-assalaf"/>
+          <w:b w:val="0"/>
+          <w:sz w:val="24"/>
+          <w:rtl/>
+          <w:szCs w:val="28"/>
+        </w:rPr>
+        <w:t xml:space="preserve"> الانتقال ما دام في المشروع تعارض بلا تحليل مكتوب؛ والتعارض المفتوح لا يُحذف، بل يُفصح عنه هنا.</w:t>
       </w:r>
     </w:p>
     <w:p>
@@ -5525,33 +7413,57 @@
       </w:pPr>
       <w:r>
         <w:rPr>
+          <w:rFonts w:ascii="Noto Naskh Arabic" w:hAnsi="Noto Naskh Arabic" w:cs="adwa-assalaf"/>
           <w:b w:val="0"/>
           <w:color w:val="5B6B7A"/>
           <w:sz w:val="22"/>
           <w:rtl/>
-          <w:szCs w:val="22"/>
+          <w:szCs w:val="26"/>
         </w:rPr>
         <w:t xml:space="preserve">إن لم تُرصد تعارضات يُكتب: «لم يُرصد في سجل التعارضات ما يتصل بادعاءات هذه الدراسة حتى تاريخ </w:t>
       </w:r>
       <w:r>
         <w:rPr>
+          <w:rFonts w:ascii="Noto Naskh Arabic" w:hAnsi="Noto Naskh Arabic" w:cs="adwa-assalaf"/>
           <w:b w:val="0"/>
           <w:color w:val="FF0000"/>
           <w:sz w:val="22"/>
           <w:rtl/>
-          <w:szCs w:val="22"/>
+          <w:szCs w:val="26"/>
         </w:rPr>
         <w:t>[……]</w:t>
       </w:r>
       <w:r>
         <w:rPr>
+          <w:rFonts w:ascii="Noto Naskh Arabic" w:hAnsi="Noto Naskh Arabic" w:cs="adwa-assalaf"/>
           <w:b w:val="0"/>
           <w:color w:val="5B6B7A"/>
           <w:sz w:val="22"/>
           <w:rtl/>
+          <w:szCs w:val="26"/>
+        </w:rPr>
+        <w:t xml:space="preserve">»، ويُقر </w:t>
+      </w:r>
+      <w:r>
+        <w:rPr>
+          <w:rFonts w:ascii="Noto Naskh Arabic" w:hAnsi="Noto Naskh Arabic" w:cs="Noto Naskh Arabic"/>
+          <w:b w:val="0"/>
+          <w:color w:val="5B6B7A"/>
+          <w:sz w:val="22"/>
           <w:szCs w:val="22"/>
         </w:rPr>
-        <w:t>»، ويُقر AG-SRC بذلك.</w:t>
+        <w:t>AG-SRC</w:t>
+      </w:r>
+      <w:r>
+        <w:rPr>
+          <w:rFonts w:ascii="Noto Naskh Arabic" w:hAnsi="Noto Naskh Arabic" w:cs="adwa-assalaf"/>
+          <w:b w:val="0"/>
+          <w:color w:val="5B6B7A"/>
+          <w:sz w:val="22"/>
+          <w:rtl/>
+          <w:szCs w:val="26"/>
+        </w:rPr>
+        <w:t xml:space="preserve"> بذلك.</w:t>
       </w:r>
     </w:p>
     <w:p>
@@ -5561,14 +7473,26 @@
       </w:pPr>
       <w:r>
         <w:rPr>
+          <w:rFonts w:ascii="Noto Naskh Arabic" w:hAnsi="Noto Naskh Arabic" w:cs="Noto Naskh Arabic"/>
+          <w:b/>
+          <w:color w:val="1F4E79"/>
+          <w:sz w:val="32"/>
+          <w:bCs/>
+          <w:szCs w:val="32"/>
+        </w:rPr>
+        <w:t>5.</w:t>
+      </w:r>
+      <w:r>
+        <w:rPr>
+          <w:rFonts w:ascii="Noto Naskh Arabic" w:hAnsi="Noto Naskh Arabic" w:cs="adwa-assalaf"/>
           <w:b/>
           <w:color w:val="1F4E79"/>
           <w:sz w:val="32"/>
           <w:rtl/>
-          <w:szCs w:val="32"/>
           <w:bCs/>
+          <w:szCs w:val="36"/>
         </w:rPr>
-        <w:t>5. البيانات الختامية الإلزامية</w:t>
+        <w:t xml:space="preserve"> البيانات الختامية الإلزامية</w:t>
       </w:r>
     </w:p>
     <w:p>
@@ -5578,14 +7502,26 @@
       </w:pPr>
       <w:r>
         <w:rPr>
+          <w:rFonts w:ascii="Noto Naskh Arabic" w:hAnsi="Noto Naskh Arabic" w:cs="Noto Naskh Arabic"/>
+          <w:b/>
+          <w:color w:val="A0522D"/>
+          <w:sz w:val="28"/>
+          <w:bCs/>
+          <w:szCs w:val="28"/>
+        </w:rPr>
+        <w:t>5.1</w:t>
+      </w:r>
+      <w:r>
+        <w:rPr>
+          <w:rFonts w:ascii="Noto Naskh Arabic" w:hAnsi="Noto Naskh Arabic" w:cs="adwa-assalaf"/>
           <w:b/>
           <w:color w:val="A0522D"/>
           <w:sz w:val="28"/>
           <w:rtl/>
-          <w:szCs w:val="28"/>
           <w:bCs/>
+          <w:szCs w:val="32"/>
         </w:rPr>
-        <w:t>5.1 بيان الأخلاقيات</w:t>
+        <w:t xml:space="preserve"> بيان الأخلاقيات</w:t>
       </w:r>
     </w:p>
     <w:p>
@@ -5595,91 +7531,121 @@
       </w:pPr>
       <w:r>
         <w:rPr>
+          <w:rFonts w:ascii="Noto Naskh Arabic" w:hAnsi="Noto Naskh Arabic" w:cs="adwa-assalaf"/>
           <w:b w:val="0"/>
           <w:color w:val="5B6B7A"/>
           <w:sz w:val="22"/>
           <w:rtl/>
-          <w:szCs w:val="22"/>
+          <w:szCs w:val="26"/>
         </w:rPr>
         <w:t xml:space="preserve">أُجريت هذه الدراسة وفق سياسة الأخلاقيات والحقوق المعتمدة لدى </w:t>
       </w:r>
       <w:r>
         <w:rPr>
+          <w:rFonts w:ascii="Noto Naskh Arabic" w:hAnsi="Noto Naskh Arabic" w:cs="adwa-assalaf"/>
           <w:b w:val="0"/>
           <w:color w:val="FF0000"/>
           <w:sz w:val="22"/>
           <w:rtl/>
-          <w:szCs w:val="22"/>
+          <w:szCs w:val="26"/>
         </w:rPr>
         <w:t>[الجهة]</w:t>
       </w:r>
       <w:r>
         <w:rPr>
+          <w:rFonts w:ascii="Noto Naskh Arabic" w:hAnsi="Noto Naskh Arabic" w:cs="adwa-assalaf"/>
           <w:b w:val="0"/>
           <w:color w:val="5B6B7A"/>
           <w:sz w:val="22"/>
           <w:rtl/>
-          <w:szCs w:val="22"/>
+          <w:szCs w:val="26"/>
         </w:rPr>
         <w:t xml:space="preserve">. حصل جميع الرواة على شرح لغاية البحث، ومنحوا موافقة حرة مسبقة مستنيرة ومستمرة مسجّلة بأنواعها المنفصلة </w:t>
       </w:r>
       <w:r>
         <w:rPr>
+          <w:rFonts w:ascii="Noto Naskh Arabic" w:hAnsi="Noto Naskh Arabic" w:cs="adwa-assalaf"/>
           <w:b w:val="0"/>
           <w:color w:val="FF0000"/>
           <w:sz w:val="22"/>
           <w:rtl/>
-          <w:szCs w:val="22"/>
+          <w:szCs w:val="26"/>
         </w:rPr>
         <w:t>(التسجيل، التفريغ، النشر، الاستخدام التجاري)</w:t>
       </w:r>
       <w:r>
         <w:rPr>
+          <w:rFonts w:ascii="Noto Naskh Arabic" w:hAnsi="Noto Naskh Arabic" w:cs="adwa-assalaf"/>
           <w:b w:val="0"/>
           <w:color w:val="5B6B7A"/>
           <w:sz w:val="22"/>
           <w:rtl/>
-          <w:szCs w:val="22"/>
+          <w:szCs w:val="26"/>
         </w:rPr>
         <w:t xml:space="preserve">. احتُرمت القيود التي أبداها الرواة، وحُجبت </w:t>
       </w:r>
       <w:r>
         <w:rPr>
+          <w:rFonts w:ascii="Noto Naskh Arabic" w:hAnsi="Noto Naskh Arabic" w:cs="adwa-assalaf"/>
           <w:b w:val="0"/>
           <w:color w:val="FF0000"/>
           <w:sz w:val="22"/>
           <w:rtl/>
-          <w:szCs w:val="22"/>
+          <w:szCs w:val="26"/>
         </w:rPr>
         <w:t>[عدد]</w:t>
       </w:r>
       <w:r>
         <w:rPr>
+          <w:rFonts w:ascii="Noto Naskh Arabic" w:hAnsi="Noto Naskh Arabic" w:cs="adwa-assalaf"/>
           <w:b w:val="0"/>
           <w:color w:val="5B6B7A"/>
           <w:sz w:val="22"/>
           <w:rtl/>
-          <w:szCs w:val="22"/>
+          <w:szCs w:val="26"/>
         </w:rPr>
         <w:t xml:space="preserve"> مقاطع/مواد بناءً عليها. عولجت المواقع الحساسة بقاعدة الإخفاء المكاني. رقم قرار البوابة الأخلاقية: </w:t>
       </w:r>
       <w:r>
         <w:rPr>
+          <w:rFonts w:ascii="Noto Naskh Arabic" w:hAnsi="Noto Naskh Arabic" w:cs="adwa-assalaf"/>
           <w:b w:val="0"/>
           <w:color w:val="FF0000"/>
           <w:sz w:val="22"/>
           <w:rtl/>
-          <w:szCs w:val="22"/>
+          <w:szCs w:val="26"/>
         </w:rPr>
-        <w:t>[REV-……]</w:t>
+        <w:t>[</w:t>
       </w:r>
       <w:r>
         <w:rPr>
+          <w:rFonts w:ascii="Noto Naskh Arabic" w:hAnsi="Noto Naskh Arabic" w:cs="Noto Naskh Arabic"/>
+          <w:b w:val="0"/>
+          <w:color w:val="FF0000"/>
+          <w:sz w:val="22"/>
+          <w:szCs w:val="22"/>
+        </w:rPr>
+        <w:t>REV-</w:t>
+      </w:r>
+      <w:r>
+        <w:rPr>
+          <w:rFonts w:ascii="Noto Naskh Arabic" w:hAnsi="Noto Naskh Arabic" w:cs="adwa-assalaf"/>
+          <w:b w:val="0"/>
+          <w:color w:val="FF0000"/>
+          <w:sz w:val="22"/>
+          <w:rtl/>
+          <w:szCs w:val="26"/>
+        </w:rPr>
+        <w:t>……]</w:t>
+      </w:r>
+      <w:r>
+        <w:rPr>
+          <w:rFonts w:ascii="Noto Naskh Arabic" w:hAnsi="Noto Naskh Arabic" w:cs="adwa-assalaf"/>
           <w:b w:val="0"/>
           <w:color w:val="5B6B7A"/>
           <w:sz w:val="22"/>
           <w:rtl/>
-          <w:szCs w:val="22"/>
+          <w:szCs w:val="26"/>
         </w:rPr>
         <w:t>.</w:t>
       </w:r>
@@ -5691,14 +7657,26 @@
       </w:pPr>
       <w:r>
         <w:rPr>
+          <w:rFonts w:ascii="Noto Naskh Arabic" w:hAnsi="Noto Naskh Arabic" w:cs="Noto Naskh Arabic"/>
+          <w:b/>
+          <w:color w:val="A0522D"/>
+          <w:sz w:val="28"/>
+          <w:bCs/>
+          <w:szCs w:val="28"/>
+        </w:rPr>
+        <w:t>5.2</w:t>
+      </w:r>
+      <w:r>
+        <w:rPr>
+          <w:rFonts w:ascii="Noto Naskh Arabic" w:hAnsi="Noto Naskh Arabic" w:cs="adwa-assalaf"/>
           <w:b/>
           <w:color w:val="A0522D"/>
           <w:sz w:val="28"/>
           <w:rtl/>
-          <w:szCs w:val="28"/>
           <w:bCs/>
+          <w:szCs w:val="32"/>
         </w:rPr>
-        <w:t>5.2 بيان إتاحة البيانات</w:t>
+        <w:t xml:space="preserve"> بيان إتاحة البيانات</w:t>
       </w:r>
     </w:p>
     <w:p>
@@ -5708,10 +7686,11 @@
       </w:pPr>
       <w:r>
         <w:rPr>
+          <w:rFonts w:ascii="Noto Naskh Arabic" w:hAnsi="Noto Naskh Arabic" w:cs="adwa-assalaf"/>
           <w:b w:val="0"/>
           <w:sz w:val="24"/>
           <w:rtl/>
-          <w:szCs w:val="24"/>
+          <w:szCs w:val="28"/>
         </w:rPr>
         <w:t>اختر ما ينطبق:</w:t>
       </w:r>
@@ -5723,48 +7702,53 @@
       </w:pPr>
       <w:r>
         <w:rPr>
+          <w:rFonts w:ascii="Noto Naskh Arabic" w:hAnsi="Noto Naskh Arabic" w:cs="adwa-assalaf"/>
           <w:b w:val="0"/>
           <w:sz w:val="24"/>
           <w:rtl/>
-          <w:szCs w:val="24"/>
+          <w:szCs w:val="28"/>
         </w:rPr>
         <w:t xml:space="preserve">▪ ☐ البيانات المؤيدة متاحة علناً في </w:t>
       </w:r>
       <w:r>
         <w:rPr>
+          <w:rFonts w:ascii="Noto Naskh Arabic" w:hAnsi="Noto Naskh Arabic" w:cs="adwa-assalaf"/>
           <w:b w:val="0"/>
           <w:color w:val="FF0000"/>
           <w:sz w:val="24"/>
           <w:rtl/>
-          <w:szCs w:val="24"/>
+          <w:szCs w:val="28"/>
         </w:rPr>
         <w:t>[المستودع]</w:t>
       </w:r>
       <w:r>
         <w:rPr>
+          <w:rFonts w:ascii="Noto Naskh Arabic" w:hAnsi="Noto Naskh Arabic" w:cs="adwa-assalaf"/>
           <w:b w:val="0"/>
           <w:sz w:val="24"/>
           <w:rtl/>
-          <w:szCs w:val="24"/>
+          <w:szCs w:val="28"/>
         </w:rPr>
         <w:t xml:space="preserve"> بالمعرّف </w:t>
       </w:r>
       <w:r>
         <w:rPr>
+          <w:rFonts w:ascii="Noto Naskh Arabic" w:hAnsi="Noto Naskh Arabic" w:cs="adwa-assalaf"/>
           <w:b w:val="0"/>
           <w:color w:val="FF0000"/>
           <w:sz w:val="24"/>
           <w:rtl/>
-          <w:szCs w:val="24"/>
+          <w:szCs w:val="28"/>
         </w:rPr>
         <w:t>[……]</w:t>
       </w:r>
       <w:r>
         <w:rPr>
+          <w:rFonts w:ascii="Noto Naskh Arabic" w:hAnsi="Noto Naskh Arabic" w:cs="adwa-assalaf"/>
           <w:b w:val="0"/>
           <w:sz w:val="24"/>
           <w:rtl/>
-          <w:szCs w:val="24"/>
+          <w:szCs w:val="28"/>
         </w:rPr>
         <w:t>.</w:t>
       </w:r>
@@ -5776,29 +7760,32 @@
       </w:pPr>
       <w:r>
         <w:rPr>
+          <w:rFonts w:ascii="Noto Naskh Arabic" w:hAnsi="Noto Naskh Arabic" w:cs="adwa-assalaf"/>
           <w:b w:val="0"/>
           <w:sz w:val="24"/>
           <w:rtl/>
-          <w:szCs w:val="24"/>
+          <w:szCs w:val="28"/>
         </w:rPr>
         <w:t xml:space="preserve">▪ ☐ البيانات متاحة عند الطلب المسبب عبر </w:t>
       </w:r>
       <w:r>
         <w:rPr>
+          <w:rFonts w:ascii="Noto Naskh Arabic" w:hAnsi="Noto Naskh Arabic" w:cs="adwa-assalaf"/>
           <w:b w:val="0"/>
           <w:color w:val="FF0000"/>
           <w:sz w:val="24"/>
           <w:rtl/>
-          <w:szCs w:val="24"/>
+          <w:szCs w:val="28"/>
         </w:rPr>
         <w:t>[الجهة]</w:t>
       </w:r>
       <w:r>
         <w:rPr>
+          <w:rFonts w:ascii="Noto Naskh Arabic" w:hAnsi="Noto Naskh Arabic" w:cs="adwa-assalaf"/>
           <w:b w:val="0"/>
           <w:sz w:val="24"/>
           <w:rtl/>
-          <w:szCs w:val="24"/>
+          <w:szCs w:val="28"/>
         </w:rPr>
         <w:t>، وفق شروط موافقة الرواة.</w:t>
       </w:r>
@@ -5810,10 +7797,11 @@
       </w:pPr>
       <w:r>
         <w:rPr>
+          <w:rFonts w:ascii="Noto Naskh Arabic" w:hAnsi="Noto Naskh Arabic" w:cs="adwa-assalaf"/>
           <w:b w:val="0"/>
           <w:sz w:val="24"/>
           <w:rtl/>
-          <w:szCs w:val="24"/>
+          <w:szCs w:val="28"/>
         </w:rPr>
         <w:t>▪ ☐ البيانات غير متاحة لقيود أخلاقية أو قانونية، وتُتاح بياناتها الوصفية فقط.</w:t>
       </w:r>
@@ -5825,10 +7813,11 @@
       </w:pPr>
       <w:r>
         <w:rPr>
+          <w:rFonts w:ascii="Noto Naskh Arabic" w:hAnsi="Noto Naskh Arabic" w:cs="adwa-assalaf"/>
           <w:b w:val="0"/>
           <w:sz w:val="24"/>
           <w:rtl/>
-          <w:szCs w:val="24"/>
+          <w:szCs w:val="28"/>
         </w:rPr>
         <w:t>▪ ☐ أجزاء متاحة وأخرى مقيدة: ……</w:t>
       </w:r>
@@ -5840,14 +7829,26 @@
       </w:pPr>
       <w:r>
         <w:rPr>
+          <w:rFonts w:ascii="Noto Naskh Arabic" w:hAnsi="Noto Naskh Arabic" w:cs="Noto Naskh Arabic"/>
+          <w:b/>
+          <w:color w:val="A0522D"/>
+          <w:sz w:val="28"/>
+          <w:bCs/>
+          <w:szCs w:val="28"/>
+        </w:rPr>
+        <w:t>5.3</w:t>
+      </w:r>
+      <w:r>
+        <w:rPr>
+          <w:rFonts w:ascii="Noto Naskh Arabic" w:hAnsi="Noto Naskh Arabic" w:cs="adwa-assalaf"/>
           <w:b/>
           <w:color w:val="A0522D"/>
           <w:sz w:val="28"/>
           <w:rtl/>
-          <w:szCs w:val="28"/>
           <w:bCs/>
+          <w:szCs w:val="32"/>
         </w:rPr>
-        <w:t>5.3 بيان الإفصاح عن استعمال الذكاء الاصطناعي</w:t>
+        <w:t xml:space="preserve"> بيان الإفصاح عن استعمال الذكاء الاصطناعي</w:t>
       </w:r>
     </w:p>
     <w:tbl>
@@ -5875,12 +7876,13 @@
             <w:r/>
             <w:r>
               <w:rPr>
+                <w:rFonts w:ascii="Noto Naskh Arabic" w:hAnsi="Noto Naskh Arabic" w:cs="adwa-assalaf"/>
                 <w:b/>
                 <w:color w:val="1F4E79"/>
                 <w:sz w:val="22"/>
                 <w:rtl/>
-                <w:szCs w:val="22"/>
                 <w:bCs/>
+                <w:szCs w:val="26"/>
               </w:rPr>
               <w:t>البند</w:t>
             </w:r>
@@ -5899,12 +7901,13 @@
             <w:r/>
             <w:r>
               <w:rPr>
+                <w:rFonts w:ascii="Noto Naskh Arabic" w:hAnsi="Noto Naskh Arabic" w:cs="adwa-assalaf"/>
                 <w:b/>
                 <w:color w:val="1F4E79"/>
                 <w:sz w:val="22"/>
                 <w:rtl/>
-                <w:szCs w:val="22"/>
                 <w:bCs/>
+                <w:szCs w:val="26"/>
               </w:rPr>
               <w:t>الإفصاح</w:t>
             </w:r>
@@ -5924,10 +7927,11 @@
             <w:r/>
             <w:r>
               <w:rPr>
+                <w:rFonts w:ascii="Noto Naskh Arabic" w:hAnsi="Noto Naskh Arabic" w:cs="adwa-assalaf"/>
                 <w:b w:val="0"/>
                 <w:sz w:val="22"/>
                 <w:rtl/>
-                <w:szCs w:val="22"/>
+                <w:szCs w:val="26"/>
               </w:rPr>
               <w:t>هل استُعملت أدوات ذكاء اصطناعي؟</w:t>
             </w:r>
@@ -5945,10 +7949,11 @@
             <w:r/>
             <w:r>
               <w:rPr>
+                <w:rFonts w:ascii="Noto Naskh Arabic" w:hAnsi="Noto Naskh Arabic" w:cs="adwa-assalaf"/>
                 <w:b w:val="0"/>
                 <w:sz w:val="22"/>
                 <w:rtl/>
-                <w:szCs w:val="22"/>
+                <w:szCs w:val="26"/>
               </w:rPr>
               <w:t>☐ نعم ☐ لا</w:t>
             </w:r>
@@ -5968,10 +7973,11 @@
             <w:r/>
             <w:r>
               <w:rPr>
+                <w:rFonts w:ascii="Noto Naskh Arabic" w:hAnsi="Noto Naskh Arabic" w:cs="adwa-assalaf"/>
                 <w:b w:val="0"/>
                 <w:sz w:val="22"/>
                 <w:rtl/>
-                <w:szCs w:val="22"/>
+                <w:szCs w:val="26"/>
               </w:rPr>
               <w:t>الأدوات ونطاق الاستعمال</w:t>
             </w:r>
@@ -5989,67 +7995,154 @@
             <w:r/>
             <w:r>
               <w:rPr>
+                <w:rFonts w:ascii="Noto Naskh Arabic" w:hAnsi="Noto Naskh Arabic" w:cs="adwa-assalaf"/>
                 <w:b w:val="0"/>
                 <w:sz w:val="22"/>
                 <w:rtl/>
-                <w:szCs w:val="22"/>
+                <w:szCs w:val="26"/>
               </w:rPr>
               <w:t xml:space="preserve">☐ تفريغ آلي محلي </w:t>
             </w:r>
             <w:r>
               <w:rPr>
+                <w:rFonts w:ascii="Noto Naskh Arabic" w:hAnsi="Noto Naskh Arabic" w:cs="adwa-assalaf"/>
                 <w:b w:val="0"/>
                 <w:color w:val="FF0000"/>
                 <w:sz w:val="22"/>
                 <w:rtl/>
-                <w:szCs w:val="22"/>
-              </w:rPr>
-              <w:t>(faster-whisper، مشروط)</w:t>
-            </w:r>
-            <w:r>
-              <w:rPr>
-                <w:b w:val="0"/>
-                <w:sz w:val="22"/>
-                <w:rtl/>
-                <w:szCs w:val="22"/>
-              </w:rPr>
-              <w:t xml:space="preserve"> ☐ تعرّف ضوئي </w:t>
-            </w:r>
-            <w:r>
-              <w:rPr>
+                <w:szCs w:val="26"/>
+              </w:rPr>
+              <w:t>(</w:t>
+            </w:r>
+            <w:r>
+              <w:rPr>
+                <w:rFonts w:ascii="Noto Naskh Arabic" w:hAnsi="Noto Naskh Arabic" w:cs="Noto Naskh Arabic"/>
                 <w:b w:val="0"/>
                 <w:color w:val="FF0000"/>
                 <w:sz w:val="22"/>
-                <w:rtl/>
                 <w:szCs w:val="22"/>
               </w:rPr>
-              <w:t>(tesseract، مشروط)</w:t>
-            </w:r>
-            <w:r>
-              <w:rPr>
-                <w:b w:val="0"/>
-                <w:sz w:val="22"/>
-                <w:rtl/>
-                <w:szCs w:val="22"/>
-              </w:rPr>
-              <w:t xml:space="preserve"> ☐ وكلاء بحثيون بمحرك: يدوي / Claude Code / الواجهة البرمجية </w:t>
-            </w:r>
-            <w:r>
-              <w:rPr>
+              <w:t>faster-whisper</w:t>
+            </w:r>
+            <w:r>
+              <w:rPr>
+                <w:rFonts w:ascii="Noto Naskh Arabic" w:hAnsi="Noto Naskh Arabic" w:cs="adwa-assalaf"/>
                 <w:b w:val="0"/>
                 <w:color w:val="FF0000"/>
                 <w:sz w:val="22"/>
                 <w:rtl/>
+                <w:szCs w:val="26"/>
+              </w:rPr>
+              <w:t>، مشروط)</w:t>
+            </w:r>
+            <w:r>
+              <w:rPr>
+                <w:rFonts w:ascii="Noto Naskh Arabic" w:hAnsi="Noto Naskh Arabic" w:cs="adwa-assalaf"/>
+                <w:b w:val="0"/>
+                <w:sz w:val="22"/>
+                <w:rtl/>
+                <w:szCs w:val="26"/>
+              </w:rPr>
+              <w:t xml:space="preserve"> ☐ تعرّف ضوئي </w:t>
+            </w:r>
+            <w:r>
+              <w:rPr>
+                <w:rFonts w:ascii="Noto Naskh Arabic" w:hAnsi="Noto Naskh Arabic" w:cs="adwa-assalaf"/>
+                <w:b w:val="0"/>
+                <w:color w:val="FF0000"/>
+                <w:sz w:val="22"/>
+                <w:rtl/>
+                <w:szCs w:val="26"/>
+              </w:rPr>
+              <w:t>(</w:t>
+            </w:r>
+            <w:r>
+              <w:rPr>
+                <w:rFonts w:ascii="Noto Naskh Arabic" w:hAnsi="Noto Naskh Arabic" w:cs="Noto Naskh Arabic"/>
+                <w:b w:val="0"/>
+                <w:color w:val="FF0000"/>
+                <w:sz w:val="22"/>
                 <w:szCs w:val="22"/>
               </w:rPr>
+              <w:t>tesseract</w:t>
+            </w:r>
+            <w:r>
+              <w:rPr>
+                <w:rFonts w:ascii="Noto Naskh Arabic" w:hAnsi="Noto Naskh Arabic" w:cs="adwa-assalaf"/>
+                <w:b w:val="0"/>
+                <w:color w:val="FF0000"/>
+                <w:sz w:val="22"/>
+                <w:rtl/>
+                <w:szCs w:val="26"/>
+              </w:rPr>
+              <w:t>، مشروط)</w:t>
+            </w:r>
+            <w:r>
+              <w:rPr>
+                <w:rFonts w:ascii="Noto Naskh Arabic" w:hAnsi="Noto Naskh Arabic" w:cs="adwa-assalaf"/>
+                <w:b w:val="0"/>
+                <w:sz w:val="22"/>
+                <w:rtl/>
+                <w:szCs w:val="26"/>
+              </w:rPr>
+              <w:t xml:space="preserve"> ☐ وكلاء بحثيون بمحرك: يدوي / </w:t>
+            </w:r>
+            <w:r>
+              <w:rPr>
+                <w:rFonts w:ascii="Noto Naskh Arabic" w:hAnsi="Noto Naskh Arabic" w:cs="Noto Naskh Arabic"/>
+                <w:b w:val="0"/>
+                <w:sz w:val="22"/>
+                <w:szCs w:val="22"/>
+              </w:rPr>
+              <w:t>Claude</w:t>
+            </w:r>
+            <w:r>
+              <w:rPr>
+                <w:rFonts w:ascii="Noto Naskh Arabic" w:hAnsi="Noto Naskh Arabic" w:cs="adwa-assalaf"/>
+                <w:b w:val="0"/>
+                <w:sz w:val="22"/>
+                <w:rtl/>
+                <w:szCs w:val="26"/>
+              </w:rPr>
+              <w:t xml:space="preserve"> </w:t>
+            </w:r>
+            <w:r>
+              <w:rPr>
+                <w:rFonts w:ascii="Noto Naskh Arabic" w:hAnsi="Noto Naskh Arabic" w:cs="Noto Naskh Arabic"/>
+                <w:b w:val="0"/>
+                <w:sz w:val="22"/>
+                <w:szCs w:val="22"/>
+              </w:rPr>
+              <w:t>Code</w:t>
+            </w:r>
+            <w:r>
+              <w:rPr>
+                <w:rFonts w:ascii="Noto Naskh Arabic" w:hAnsi="Noto Naskh Arabic" w:cs="adwa-assalaf"/>
+                <w:b w:val="0"/>
+                <w:sz w:val="22"/>
+                <w:rtl/>
+                <w:szCs w:val="26"/>
+              </w:rPr>
+              <w:t xml:space="preserve"> / الواجهة البرمجية </w:t>
+            </w:r>
+            <w:r>
+              <w:rPr>
+                <w:rFonts w:ascii="Noto Naskh Arabic" w:hAnsi="Noto Naskh Arabic" w:cs="adwa-assalaf"/>
+                <w:b w:val="0"/>
+                <w:color w:val="FF0000"/>
+                <w:sz w:val="22"/>
+                <w:rtl/>
+                <w:szCs w:val="26"/>
+              </w:rPr>
               <w:t>(يُذكر المحرك المسجل في سجل التشغيل)</w:t>
             </w:r>
             <w:r>
               <w:rPr>
+                <w:rFonts w:ascii="Noto Naskh Arabic" w:hAnsi="Noto Naskh Arabic" w:cs="adwa-assalaf"/>
                 <w:b w:val="0"/>
                 <w:sz w:val="22"/>
                 <w:rtl/>
-                <w:szCs w:val="22"/>
+                <w:szCs w:val="26"/>
               </w:rPr>
               <w:t xml:space="preserve"> ☐ توليد صور تصورية ☐ أخرى: ……</w:t>
             </w:r>
@@ -6069,10 +8162,11 @@
             <w:r/>
             <w:r>
               <w:rPr>
+                <w:rFonts w:ascii="Noto Naskh Arabic" w:hAnsi="Noto Naskh Arabic" w:cs="adwa-assalaf"/>
                 <w:b w:val="0"/>
                 <w:sz w:val="22"/>
                 <w:rtl/>
-                <w:szCs w:val="22"/>
+                <w:szCs w:val="26"/>
               </w:rPr>
               <w:t>المهام التي أدّتها</w:t>
             </w:r>
@@ -6090,10 +8184,11 @@
             <w:r/>
             <w:r>
               <w:rPr>
+                <w:rFonts w:ascii="Noto Naskh Arabic" w:hAnsi="Noto Naskh Arabic" w:cs="adwa-assalaf"/>
                 <w:b w:val="0"/>
                 <w:sz w:val="22"/>
                 <w:rtl/>
-                <w:szCs w:val="22"/>
+                <w:szCs w:val="26"/>
               </w:rPr>
               <w:t>☐ مسودات ☐ تنظيم ☐ تحليل أولي ☐ تدقيق ☐ تحرير لغوي</w:t>
             </w:r>
@@ -6113,10 +8208,11 @@
             <w:r/>
             <w:r>
               <w:rPr>
+                <w:rFonts w:ascii="Noto Naskh Arabic" w:hAnsi="Noto Naskh Arabic" w:cs="adwa-assalaf"/>
                 <w:b w:val="0"/>
                 <w:sz w:val="22"/>
                 <w:rtl/>
-                <w:szCs w:val="22"/>
+                <w:szCs w:val="26"/>
               </w:rPr>
               <w:t>المراجعة البشرية</w:t>
             </w:r>
@@ -6134,10 +8230,11 @@
             <w:r/>
             <w:r>
               <w:rPr>
+                <w:rFonts w:ascii="Noto Naskh Arabic" w:hAnsi="Noto Naskh Arabic" w:cs="adwa-assalaf"/>
                 <w:b w:val="0"/>
                 <w:sz w:val="22"/>
                 <w:rtl/>
-                <w:szCs w:val="22"/>
+                <w:szCs w:val="26"/>
               </w:rPr>
               <w:t>جميع المخرجات الآلية رُوجعت بشرياً، والمسؤولية العلمية على المؤلفين</w:t>
             </w:r>
@@ -6157,10 +8254,11 @@
             <w:r/>
             <w:r>
               <w:rPr>
+                <w:rFonts w:ascii="Noto Naskh Arabic" w:hAnsi="Noto Naskh Arabic" w:cs="adwa-assalaf"/>
                 <w:b w:val="0"/>
                 <w:sz w:val="22"/>
                 <w:rtl/>
-                <w:szCs w:val="22"/>
+                <w:szCs w:val="26"/>
               </w:rPr>
               <w:t>ما لم يُفوَّض للذكاء الاصطناعي</w:t>
             </w:r>
@@ -6178,10 +8276,11 @@
             <w:r/>
             <w:r>
               <w:rPr>
+                <w:rFonts w:ascii="Noto Naskh Arabic" w:hAnsi="Noto Naskh Arabic" w:cs="adwa-assalaf"/>
                 <w:b w:val="0"/>
                 <w:sz w:val="22"/>
                 <w:rtl/>
-                <w:szCs w:val="22"/>
+                <w:szCs w:val="26"/>
               </w:rPr>
               <w:t>الحكم النهائي على الأدلة، والاعتماد، وقرارات الأخلاقيات</w:t>
             </w:r>
@@ -6201,10 +8300,11 @@
             <w:r/>
             <w:r>
               <w:rPr>
+                <w:rFonts w:ascii="Noto Naskh Arabic" w:hAnsi="Noto Naskh Arabic" w:cs="adwa-assalaf"/>
                 <w:b w:val="0"/>
                 <w:sz w:val="22"/>
                 <w:rtl/>
-                <w:szCs w:val="22"/>
+                <w:szCs w:val="26"/>
               </w:rPr>
               <w:t>الصور التصورية</w:t>
             </w:r>
@@ -6222,10 +8322,11 @@
             <w:r/>
             <w:r>
               <w:rPr>
+                <w:rFonts w:ascii="Noto Naskh Arabic" w:hAnsi="Noto Naskh Arabic" w:cs="adwa-assalaf"/>
                 <w:b w:val="0"/>
                 <w:sz w:val="22"/>
                 <w:rtl/>
-                <w:szCs w:val="22"/>
+                <w:szCs w:val="26"/>
               </w:rPr>
               <w:t>كل صورة مولَّدة موسومة «إعادة بناء تصورية» مع بيان حدود الدليل</w:t>
             </w:r>
@@ -6241,14 +8342,26 @@
       </w:pPr>
       <w:r>
         <w:rPr>
+          <w:rFonts w:ascii="Noto Naskh Arabic" w:hAnsi="Noto Naskh Arabic" w:cs="Noto Naskh Arabic"/>
+          <w:b/>
+          <w:color w:val="A0522D"/>
+          <w:sz w:val="28"/>
+          <w:bCs/>
+          <w:szCs w:val="28"/>
+        </w:rPr>
+        <w:t>5.4</w:t>
+      </w:r>
+      <w:r>
+        <w:rPr>
+          <w:rFonts w:ascii="Noto Naskh Arabic" w:hAnsi="Noto Naskh Arabic" w:cs="adwa-assalaf"/>
           <w:b/>
           <w:color w:val="A0522D"/>
           <w:sz w:val="28"/>
           <w:rtl/>
-          <w:szCs w:val="28"/>
           <w:bCs/>
+          <w:szCs w:val="32"/>
         </w:rPr>
-        <w:t>5.4 تضارب المصالح والتمويل</w:t>
+        <w:t xml:space="preserve"> تضارب المصالح والتمويل</w:t>
       </w:r>
     </w:p>
     <w:p>
@@ -6258,10 +8371,11 @@
       </w:pPr>
       <w:r>
         <w:rPr>
+          <w:rFonts w:ascii="Noto Naskh Arabic" w:hAnsi="Noto Naskh Arabic" w:cs="adwa-assalaf"/>
           <w:b w:val="0"/>
           <w:sz w:val="24"/>
           <w:rtl/>
-          <w:szCs w:val="24"/>
+          <w:szCs w:val="28"/>
         </w:rPr>
         <w:t>▪ تضارب المصالح: ……</w:t>
       </w:r>
@@ -6273,10 +8387,11 @@
       </w:pPr>
       <w:r>
         <w:rPr>
+          <w:rFonts w:ascii="Noto Naskh Arabic" w:hAnsi="Noto Naskh Arabic" w:cs="adwa-assalaf"/>
           <w:b w:val="0"/>
           <w:sz w:val="24"/>
           <w:rtl/>
-          <w:szCs w:val="24"/>
+          <w:szCs w:val="28"/>
         </w:rPr>
         <w:t>▪ التمويل والجهات الداعمة: ……</w:t>
       </w:r>
@@ -6288,14 +8403,26 @@
       </w:pPr>
       <w:r>
         <w:rPr>
+          <w:rFonts w:ascii="Noto Naskh Arabic" w:hAnsi="Noto Naskh Arabic" w:cs="Noto Naskh Arabic"/>
+          <w:b/>
+          <w:color w:val="1F4E79"/>
+          <w:sz w:val="32"/>
+          <w:bCs/>
+          <w:szCs w:val="32"/>
+        </w:rPr>
+        <w:t>6.</w:t>
+      </w:r>
+      <w:r>
+        <w:rPr>
+          <w:rFonts w:ascii="Noto Naskh Arabic" w:hAnsi="Noto Naskh Arabic" w:cs="adwa-assalaf"/>
           <w:b/>
           <w:color w:val="1F4E79"/>
           <w:sz w:val="32"/>
           <w:rtl/>
-          <w:szCs w:val="32"/>
           <w:bCs/>
+          <w:szCs w:val="36"/>
         </w:rPr>
-        <w:t>6. قائمة تحقق قبل الإحالة إلى التحكيم</w:t>
+        <w:t xml:space="preserve"> قائمة تحقق قبل الإحالة إلى التحكيم</w:t>
       </w:r>
     </w:p>
     <w:tbl>
@@ -6323,12 +8450,13 @@
             <w:r/>
             <w:r>
               <w:rPr>
+                <w:rFonts w:ascii="Noto Naskh Arabic" w:hAnsi="Noto Naskh Arabic" w:cs="adwa-assalaf"/>
                 <w:b/>
                 <w:color w:val="1F4E79"/>
                 <w:sz w:val="22"/>
                 <w:rtl/>
-                <w:szCs w:val="22"/>
                 <w:bCs/>
+                <w:szCs w:val="26"/>
               </w:rPr>
               <w:t>البند</w:t>
             </w:r>
@@ -6347,12 +8475,13 @@
             <w:r/>
             <w:r>
               <w:rPr>
+                <w:rFonts w:ascii="Noto Naskh Arabic" w:hAnsi="Noto Naskh Arabic" w:cs="adwa-assalaf"/>
                 <w:b/>
                 <w:color w:val="1F4E79"/>
                 <w:sz w:val="22"/>
                 <w:rtl/>
-                <w:szCs w:val="22"/>
                 <w:bCs/>
+                <w:szCs w:val="26"/>
               </w:rPr>
               <w:t>☐</w:t>
             </w:r>
@@ -6372,10 +8501,11 @@
             <w:r/>
             <w:r>
               <w:rPr>
+                <w:rFonts w:ascii="Noto Naskh Arabic" w:hAnsi="Noto Naskh Arabic" w:cs="adwa-assalaf"/>
                 <w:b w:val="0"/>
                 <w:sz w:val="22"/>
                 <w:rtl/>
-                <w:szCs w:val="22"/>
+                <w:szCs w:val="26"/>
               </w:rPr>
               <w:t>كل ادعاء جوهري موسوم بنوعه ومُحال إلى ملحق الأدلة</w:t>
             </w:r>
@@ -6393,10 +8523,11 @@
             <w:r/>
             <w:r>
               <w:rPr>
+                <w:rFonts w:ascii="Noto Naskh Arabic" w:hAnsi="Noto Naskh Arabic" w:cs="adwa-assalaf"/>
                 <w:b w:val="0"/>
                 <w:sz w:val="22"/>
                 <w:rtl/>
-                <w:szCs w:val="22"/>
+                <w:szCs w:val="26"/>
               </w:rPr>
               <w:t>☐</w:t>
             </w:r>
@@ -6416,10 +8547,11 @@
             <w:r/>
             <w:r>
               <w:rPr>
+                <w:rFonts w:ascii="Noto Naskh Arabic" w:hAnsi="Noto Naskh Arabic" w:cs="adwa-assalaf"/>
                 <w:b w:val="0"/>
                 <w:sz w:val="22"/>
                 <w:rtl/>
-                <w:szCs w:val="22"/>
+                <w:szCs w:val="26"/>
               </w:rPr>
               <w:t>ملحق التعارضات مكتمل أو مُقرّ بخلوّه</w:t>
             </w:r>
@@ -6437,10 +8569,11 @@
             <w:r/>
             <w:r>
               <w:rPr>
+                <w:rFonts w:ascii="Noto Naskh Arabic" w:hAnsi="Noto Naskh Arabic" w:cs="adwa-assalaf"/>
                 <w:b w:val="0"/>
                 <w:sz w:val="22"/>
                 <w:rtl/>
-                <w:szCs w:val="22"/>
+                <w:szCs w:val="26"/>
               </w:rPr>
               <w:t>☐</w:t>
             </w:r>
@@ -6460,10 +8593,11 @@
             <w:r/>
             <w:r>
               <w:rPr>
+                <w:rFonts w:ascii="Noto Naskh Arabic" w:hAnsi="Noto Naskh Arabic" w:cs="adwa-assalaf"/>
                 <w:b w:val="0"/>
                 <w:sz w:val="22"/>
                 <w:rtl/>
-                <w:szCs w:val="22"/>
+                <w:szCs w:val="26"/>
               </w:rPr>
               <w:t>لا مراجع غير متحقق منها</w:t>
             </w:r>
@@ -6481,10 +8615,11 @@
             <w:r/>
             <w:r>
               <w:rPr>
+                <w:rFonts w:ascii="Noto Naskh Arabic" w:hAnsi="Noto Naskh Arabic" w:cs="adwa-assalaf"/>
                 <w:b w:val="0"/>
                 <w:sz w:val="22"/>
                 <w:rtl/>
-                <w:szCs w:val="22"/>
+                <w:szCs w:val="26"/>
               </w:rPr>
               <w:t>☐</w:t>
             </w:r>
@@ -6504,10 +8639,11 @@
             <w:r/>
             <w:r>
               <w:rPr>
+                <w:rFonts w:ascii="Noto Naskh Arabic" w:hAnsi="Noto Naskh Arabic" w:cs="adwa-assalaf"/>
                 <w:b w:val="0"/>
                 <w:sz w:val="22"/>
                 <w:rtl/>
-                <w:szCs w:val="22"/>
+                <w:szCs w:val="26"/>
               </w:rPr>
               <w:t>لا اقتباس من مادة مقيدة أو محجوبة</w:t>
             </w:r>
@@ -6525,10 +8661,11 @@
             <w:r/>
             <w:r>
               <w:rPr>
+                <w:rFonts w:ascii="Noto Naskh Arabic" w:hAnsi="Noto Naskh Arabic" w:cs="adwa-assalaf"/>
                 <w:b w:val="0"/>
                 <w:sz w:val="22"/>
                 <w:rtl/>
-                <w:szCs w:val="22"/>
+                <w:szCs w:val="26"/>
               </w:rPr>
               <w:t>☐</w:t>
             </w:r>
@@ -6548,10 +8685,11 @@
             <w:r/>
             <w:r>
               <w:rPr>
+                <w:rFonts w:ascii="Noto Naskh Arabic" w:hAnsi="Noto Naskh Arabic" w:cs="adwa-assalaf"/>
                 <w:b w:val="0"/>
                 <w:sz w:val="22"/>
                 <w:rtl/>
-                <w:szCs w:val="22"/>
+                <w:szCs w:val="26"/>
               </w:rPr>
               <w:t>الإحداثيات الحساسة مُقرَّبة</w:t>
             </w:r>
@@ -6569,10 +8707,11 @@
             <w:r/>
             <w:r>
               <w:rPr>
+                <w:rFonts w:ascii="Noto Naskh Arabic" w:hAnsi="Noto Naskh Arabic" w:cs="adwa-assalaf"/>
                 <w:b w:val="0"/>
                 <w:sz w:val="22"/>
                 <w:rtl/>
-                <w:szCs w:val="22"/>
+                <w:szCs w:val="26"/>
               </w:rPr>
               <w:t>☐</w:t>
             </w:r>
@@ -6592,10 +8731,11 @@
             <w:r/>
             <w:r>
               <w:rPr>
+                <w:rFonts w:ascii="Noto Naskh Arabic" w:hAnsi="Noto Naskh Arabic" w:cs="adwa-assalaf"/>
                 <w:b w:val="0"/>
                 <w:sz w:val="22"/>
                 <w:rtl/>
-                <w:szCs w:val="22"/>
+                <w:szCs w:val="26"/>
               </w:rPr>
               <w:t>الصور التصورية موسومة</w:t>
             </w:r>
@@ -6613,10 +8753,11 @@
             <w:r/>
             <w:r>
               <w:rPr>
+                <w:rFonts w:ascii="Noto Naskh Arabic" w:hAnsi="Noto Naskh Arabic" w:cs="adwa-assalaf"/>
                 <w:b w:val="0"/>
                 <w:sz w:val="22"/>
                 <w:rtl/>
-                <w:szCs w:val="22"/>
+                <w:szCs w:val="26"/>
               </w:rPr>
               <w:t>☐</w:t>
             </w:r>
@@ -6636,10 +8777,11 @@
             <w:r/>
             <w:r>
               <w:rPr>
+                <w:rFonts w:ascii="Noto Naskh Arabic" w:hAnsi="Noto Naskh Arabic" w:cs="adwa-assalaf"/>
                 <w:b w:val="0"/>
                 <w:sz w:val="22"/>
                 <w:rtl/>
-                <w:szCs w:val="22"/>
+                <w:szCs w:val="26"/>
               </w:rPr>
               <w:t>البيانات الختامية الخمسة مكتملة</w:t>
             </w:r>
@@ -6657,10 +8799,11 @@
             <w:r/>
             <w:r>
               <w:rPr>
+                <w:rFonts w:ascii="Noto Naskh Arabic" w:hAnsi="Noto Naskh Arabic" w:cs="adwa-assalaf"/>
                 <w:b w:val="0"/>
                 <w:sz w:val="22"/>
                 <w:rtl/>
-                <w:szCs w:val="22"/>
+                <w:szCs w:val="26"/>
               </w:rPr>
               <w:t>☐</w:t>
             </w:r>
@@ -6680,10 +8823,11 @@
             <w:r/>
             <w:r>
               <w:rPr>
+                <w:rFonts w:ascii="Noto Naskh Arabic" w:hAnsi="Noto Naskh Arabic" w:cs="adwa-assalaf"/>
                 <w:b w:val="0"/>
                 <w:sz w:val="22"/>
                 <w:rtl/>
-                <w:szCs w:val="22"/>
+                <w:szCs w:val="26"/>
               </w:rPr>
               <w:t>نسخة التحكيم مجرّدة من هوية المؤلفين وبياناتها الوصفية</w:t>
             </w:r>
@@ -6701,10 +8845,11 @@
             <w:r/>
             <w:r>
               <w:rPr>
+                <w:rFonts w:ascii="Noto Naskh Arabic" w:hAnsi="Noto Naskh Arabic" w:cs="adwa-assalaf"/>
                 <w:b w:val="0"/>
                 <w:sz w:val="22"/>
                 <w:rtl/>
-                <w:szCs w:val="22"/>
+                <w:szCs w:val="26"/>
               </w:rPr>
               <w:t>☐</w:t>
             </w:r>
@@ -6724,10 +8869,11 @@
             <w:r/>
             <w:r>
               <w:rPr>
+                <w:rFonts w:ascii="Noto Naskh Arabic" w:hAnsi="Noto Naskh Arabic" w:cs="adwa-assalaf"/>
                 <w:b w:val="0"/>
                 <w:sz w:val="22"/>
                 <w:rtl/>
-                <w:szCs w:val="22"/>
+                <w:szCs w:val="26"/>
               </w:rPr>
               <w:t>نطاقات الكلمات ضمن الحدود أو مسوَّغة</w:t>
             </w:r>
@@ -6745,10 +8891,11 @@
             <w:r/>
             <w:r>
               <w:rPr>
+                <w:rFonts w:ascii="Noto Naskh Arabic" w:hAnsi="Noto Naskh Arabic" w:cs="adwa-assalaf"/>
                 <w:b w:val="0"/>
                 <w:sz w:val="22"/>
                 <w:rtl/>
-                <w:szCs w:val="22"/>
+                <w:szCs w:val="26"/>
               </w:rPr>
               <w:t>☐</w:t>
             </w:r>
@@ -7131,7 +9278,7 @@
     <w:name w:val="Normal"/>
     <w:qFormat/>
     <w:rPr>
-      <w:rFonts w:ascii="Noto Naskh Arabic" w:hAnsi="Noto Naskh Arabic" w:cs="Noto Naskh Arabic"/>
+      <w:rFonts w:ascii="Noto Naskh Arabic" w:hAnsi="Noto Naskh Arabic" w:cs="adwa-assalaf"/>
       <w:sz w:val="24"/>
     </w:rPr>
   </w:style>
